--- a/docs/U5/design/task65-my-guides-api-spec.docx
+++ b/docs/U5/design/task65-my-guides-api-spec.docx
@@ -1,2258 +1,2258 @@
 
 <file path=word/document.xml><?xml version="1.0" encoding="utf-8"?>
-<w:document xmlns:wpc="http://schemas.microsoft.com/office/word/2010/wordprocessingCanvas" xmlns:mo="http://schemas.microsoft.com/office/mac/office/2008/main" xmlns:mc="http://schemas.openxmlformats.org/markup-compatibility/2006" xmlns:mv="urn:schemas-microsoft-com:mac:vml" xmlns:o="urn:schemas-microsoft-com:office:office" xmlns:r="http://schemas.openxmlformats.org/officeDocument/2006/relationships" xmlns:m="http://schemas.openxmlformats.org/officeDocument/2006/math" xmlns:v="urn:schemas-microsoft-com:vml" xmlns:wp14="http://schemas.microsoft.com/office/word/2010/wordprocessingDrawing" xmlns:wp="http://schemas.openxmlformats.org/drawingml/2006/wordprocessingDrawing" xmlns:w10="urn:schemas-microsoft-com:office:word" xmlns:w="http://schemas.openxmlformats.org/wordprocessingml/2006/main" xmlns:w14="http://schemas.microsoft.com/office/word/2010/wordml" xmlns:wpg="http://schemas.microsoft.com/office/word/2010/wordprocessingGroup" xmlns:wpi="http://schemas.microsoft.com/office/word/2010/wordprocessingInk" xmlns:wne="http://schemas.microsoft.com/office/word/2006/wordml" xmlns:wps="http://schemas.microsoft.com/office/word/2010/wordprocessingShape" mc:Ignorable="w14 wp14">
-  <w:body>
-    <w:p>
-      <w:pPr>
-        <w:pStyle w:val="Title"/>
-      </w:pPr>
-      <w:r>
-        <w:t>Task65 U5 API จัดการแนวข้อสอบของฉัน</w:t>
-      </w:r>
-    </w:p>
-    <w:p>
-      <w:r>
-        <w:t>เอกสารนี้อธิบาย API ที่ใช้งานแล้วสำหรับดู แก้ไข และลบผลงานของผู้ใช้ ทุกคำขอต้องมี Authorization: Bearer &lt;access_token&gt; ที่ยังใช้ได้ รายการว่างไม่ใช่ข้อผิดพลาด และการแก้ไขหรือลบต้องเป็นเจ้าของรายการ</w:t>
-      </w:r>
-    </w:p>
-    <w:p>
-      <w:pPr>
-        <w:pStyle w:val="Heading1"/>
-      </w:pPr>
-      <w:r>
-        <w:t>เส้นทางและผลสำเร็จ</w:t>
-      </w:r>
-    </w:p>
-    <w:tbl>
-      <w:tblPr>
-        <w:tblW w:type="auto" w:w="0"/>
-        <w:tblLayout w:type="autofit"/>
-        <w:tblLook w:firstColumn="1" w:firstRow="1" w:lastColumn="0" w:lastRow="0" w:noHBand="0" w:noVBand="1" w:val="04A0"/>
-      </w:tblPr>
-      <w:tblGrid>
-        <w:gridCol w:w="3346"/>
-        <w:gridCol w:w="3346"/>
-        <w:gridCol w:w="3346"/>
-      </w:tblGrid>
-      <w:tr>
-        <w:trPr>
-          <w:cantSplit/>
-          <w:tblHeader/>
-        </w:trPr>
-        <w:tc>
-          <w:tcPr>
-            <w:tcW w:type="dxa" w:w="3346"/>
-            <w:tcBorders>
-              <w:top w:val="single" w:sz="4" w:color="D9D9D9"/>
-              <w:left w:val="single" w:sz="4" w:color="D9D9D9"/>
-              <w:bottom w:val="single" w:sz="4" w:color="D9D9D9"/>
-              <w:right w:val="single" w:sz="4" w:color="D9D9D9"/>
-            </w:tcBorders>
-            <w:tcMar>
-              <w:top w:w="85" w:type="dxa"/>
-              <w:left w:w="85" w:type="dxa"/>
-              <w:bottom w:w="85" w:type="dxa"/>
-              <w:right w:w="85" w:type="dxa"/>
-            </w:tcMar>
-            <w:shd w:fill="E8EEF4"/>
-          </w:tcPr>
-          <w:p>
-            <w:pPr>
-              <w:spacing w:after="60"/>
-            </w:pPr>
-            <w:r>
-              <w:rPr>
-                <w:b/>
-                <w:sz w:val="18"/>
-              </w:rPr>
-              <w:t>Method</w:t>
-            </w:r>
-          </w:p>
-        </w:tc>
-        <w:tc>
-          <w:tcPr>
-            <w:tcW w:type="dxa" w:w="3346"/>
-            <w:tcBorders>
-              <w:top w:val="single" w:sz="4" w:color="D9D9D9"/>
-              <w:left w:val="single" w:sz="4" w:color="D9D9D9"/>
-              <w:bottom w:val="single" w:sz="4" w:color="D9D9D9"/>
-              <w:right w:val="single" w:sz="4" w:color="D9D9D9"/>
-            </w:tcBorders>
-            <w:tcMar>
-              <w:top w:w="85" w:type="dxa"/>
-              <w:left w:w="85" w:type="dxa"/>
-              <w:bottom w:w="85" w:type="dxa"/>
-              <w:right w:w="85" w:type="dxa"/>
-            </w:tcMar>
-            <w:shd w:fill="E8EEF4"/>
-          </w:tcPr>
-          <w:p>
-            <w:pPr>
-              <w:spacing w:after="60"/>
-            </w:pPr>
-            <w:r>
-              <w:rPr>
-                <w:b/>
-                <w:sz w:val="18"/>
-              </w:rPr>
-              <w:t>Backend path</w:t>
-            </w:r>
-          </w:p>
-        </w:tc>
-        <w:tc>
-          <w:tcPr>
-            <w:tcW w:type="dxa" w:w="3346"/>
-            <w:tcBorders>
-              <w:top w:val="single" w:sz="4" w:color="D9D9D9"/>
-              <w:left w:val="single" w:sz="4" w:color="D9D9D9"/>
-              <w:bottom w:val="single" w:sz="4" w:color="D9D9D9"/>
-              <w:right w:val="single" w:sz="4" w:color="D9D9D9"/>
-            </w:tcBorders>
-            <w:tcMar>
-              <w:top w:w="85" w:type="dxa"/>
-              <w:left w:w="85" w:type="dxa"/>
-              <w:bottom w:w="85" w:type="dxa"/>
-              <w:right w:w="85" w:type="dxa"/>
-            </w:tcMar>
-            <w:shd w:fill="E8EEF4"/>
-          </w:tcPr>
-          <w:p>
-            <w:pPr>
-              <w:spacing w:after="60"/>
-            </w:pPr>
-            <w:r>
-              <w:rPr>
-                <w:b/>
-                <w:sz w:val="18"/>
-              </w:rPr>
-              <w:t>Response</w:t>
-            </w:r>
-          </w:p>
-        </w:tc>
-      </w:tr>
-      <w:tr>
-        <w:trPr>
-          <w:cantSplit/>
-        </w:trPr>
-        <w:tc>
-          <w:tcPr>
-            <w:tcW w:type="dxa" w:w="3346"/>
-            <w:tcBorders>
-              <w:top w:val="single" w:sz="4" w:color="D9D9D9"/>
-              <w:left w:val="single" w:sz="4" w:color="D9D9D9"/>
-              <w:bottom w:val="single" w:sz="4" w:color="D9D9D9"/>
-              <w:right w:val="single" w:sz="4" w:color="D9D9D9"/>
-            </w:tcBorders>
-            <w:tcMar>
-              <w:top w:w="85" w:type="dxa"/>
-              <w:left w:w="85" w:type="dxa"/>
-              <w:bottom w:w="85" w:type="dxa"/>
-              <w:right w:w="85" w:type="dxa"/>
-            </w:tcMar>
-          </w:tcPr>
-          <w:p>
-            <w:pPr>
-              <w:spacing w:after="60"/>
-            </w:pPr>
-            <w:r>
-              <w:rPr>
-                <w:b w:val="0"/>
-                <w:sz w:val="18"/>
-              </w:rPr>
-              <w:t>GET</w:t>
-            </w:r>
-          </w:p>
-        </w:tc>
-        <w:tc>
-          <w:tcPr>
-            <w:tcW w:type="dxa" w:w="3346"/>
-            <w:tcBorders>
-              <w:top w:val="single" w:sz="4" w:color="D9D9D9"/>
-              <w:left w:val="single" w:sz="4" w:color="D9D9D9"/>
-              <w:bottom w:val="single" w:sz="4" w:color="D9D9D9"/>
-              <w:right w:val="single" w:sz="4" w:color="D9D9D9"/>
-            </w:tcBorders>
-            <w:tcMar>
-              <w:top w:w="85" w:type="dxa"/>
-              <w:left w:w="85" w:type="dxa"/>
-              <w:bottom w:w="85" w:type="dxa"/>
-              <w:right w:w="85" w:type="dxa"/>
-            </w:tcMar>
-          </w:tcPr>
-          <w:p>
-            <w:pPr>
-              <w:spacing w:after="60"/>
-            </w:pPr>
-            <w:r>
-              <w:rPr>
-                <w:b w:val="0"/>
-                <w:sz w:val="18"/>
-              </w:rPr>
-              <w:t>/api/my-guides</w:t>
-            </w:r>
-          </w:p>
-        </w:tc>
-        <w:tc>
-          <w:tcPr>
-            <w:tcW w:type="dxa" w:w="3346"/>
-            <w:tcBorders>
-              <w:top w:val="single" w:sz="4" w:color="D9D9D9"/>
-              <w:left w:val="single" w:sz="4" w:color="D9D9D9"/>
-              <w:bottom w:val="single" w:sz="4" w:color="D9D9D9"/>
-              <w:right w:val="single" w:sz="4" w:color="D9D9D9"/>
-            </w:tcBorders>
-            <w:tcMar>
-              <w:top w:w="85" w:type="dxa"/>
-              <w:left w:w="85" w:type="dxa"/>
-              <w:bottom w:w="85" w:type="dxa"/>
-              <w:right w:w="85" w:type="dxa"/>
-            </w:tcMar>
-          </w:tcPr>
-          <w:p>
-            <w:pPr>
-              <w:spacing w:after="60"/>
-            </w:pPr>
-            <w:r>
-              <w:rPr>
-                <w:b w:val="0"/>
-                <w:sz w:val="18"/>
-              </w:rPr>
-              <w:t>200 list[MyGuideDTO]</w:t>
-            </w:r>
-          </w:p>
-        </w:tc>
-      </w:tr>
-      <w:tr>
-        <w:trPr>
-          <w:cantSplit/>
-        </w:trPr>
-        <w:tc>
-          <w:tcPr>
-            <w:tcW w:type="dxa" w:w="3346"/>
-            <w:tcBorders>
-              <w:top w:val="single" w:sz="4" w:color="D9D9D9"/>
-              <w:left w:val="single" w:sz="4" w:color="D9D9D9"/>
-              <w:bottom w:val="single" w:sz="4" w:color="D9D9D9"/>
-              <w:right w:val="single" w:sz="4" w:color="D9D9D9"/>
-            </w:tcBorders>
-            <w:tcMar>
-              <w:top w:w="85" w:type="dxa"/>
-              <w:left w:w="85" w:type="dxa"/>
-              <w:bottom w:w="85" w:type="dxa"/>
-              <w:right w:w="85" w:type="dxa"/>
-            </w:tcMar>
-          </w:tcPr>
-          <w:p>
-            <w:pPr>
-              <w:spacing w:after="60"/>
-            </w:pPr>
-            <w:r>
-              <w:rPr>
-                <w:b w:val="0"/>
-                <w:sz w:val="18"/>
-              </w:rPr>
-              <w:t>PUT</w:t>
-            </w:r>
-          </w:p>
-        </w:tc>
-        <w:tc>
-          <w:tcPr>
-            <w:tcW w:type="dxa" w:w="3346"/>
-            <w:tcBorders>
-              <w:top w:val="single" w:sz="4" w:color="D9D9D9"/>
-              <w:left w:val="single" w:sz="4" w:color="D9D9D9"/>
-              <w:bottom w:val="single" w:sz="4" w:color="D9D9D9"/>
-              <w:right w:val="single" w:sz="4" w:color="D9D9D9"/>
-            </w:tcBorders>
-            <w:tcMar>
-              <w:top w:w="85" w:type="dxa"/>
-              <w:left w:w="85" w:type="dxa"/>
-              <w:bottom w:w="85" w:type="dxa"/>
-              <w:right w:w="85" w:type="dxa"/>
-            </w:tcMar>
-          </w:tcPr>
-          <w:p>
-            <w:pPr>
-              <w:spacing w:after="60"/>
-            </w:pPr>
-            <w:r>
-              <w:rPr>
-                <w:b w:val="0"/>
-                <w:sz w:val="18"/>
-              </w:rPr>
-              <w:t>/api/my-guides/{guide_id}</w:t>
-            </w:r>
-          </w:p>
-        </w:tc>
-        <w:tc>
-          <w:tcPr>
-            <w:tcW w:type="dxa" w:w="3346"/>
-            <w:tcBorders>
-              <w:top w:val="single" w:sz="4" w:color="D9D9D9"/>
-              <w:left w:val="single" w:sz="4" w:color="D9D9D9"/>
-              <w:bottom w:val="single" w:sz="4" w:color="D9D9D9"/>
-              <w:right w:val="single" w:sz="4" w:color="D9D9D9"/>
-            </w:tcBorders>
-            <w:tcMar>
-              <w:top w:w="85" w:type="dxa"/>
-              <w:left w:w="85" w:type="dxa"/>
-              <w:bottom w:w="85" w:type="dxa"/>
-              <w:right w:w="85" w:type="dxa"/>
-            </w:tcMar>
-          </w:tcPr>
-          <w:p>
-            <w:pPr>
-              <w:spacing w:after="60"/>
-            </w:pPr>
-            <w:r>
-              <w:rPr>
-                <w:b w:val="0"/>
-                <w:sz w:val="18"/>
-              </w:rPr>
-              <w:t>200 MyGuideUpdateResponse</w:t>
-            </w:r>
-          </w:p>
-        </w:tc>
-      </w:tr>
-      <w:tr>
-        <w:trPr>
-          <w:cantSplit/>
-        </w:trPr>
-        <w:tc>
-          <w:tcPr>
-            <w:tcW w:type="dxa" w:w="3346"/>
-            <w:tcBorders>
-              <w:top w:val="single" w:sz="4" w:color="D9D9D9"/>
-              <w:left w:val="single" w:sz="4" w:color="D9D9D9"/>
-              <w:bottom w:val="single" w:sz="4" w:color="D9D9D9"/>
-              <w:right w:val="single" w:sz="4" w:color="D9D9D9"/>
-            </w:tcBorders>
-            <w:tcMar>
-              <w:top w:w="85" w:type="dxa"/>
-              <w:left w:w="85" w:type="dxa"/>
-              <w:bottom w:w="85" w:type="dxa"/>
-              <w:right w:w="85" w:type="dxa"/>
-            </w:tcMar>
-          </w:tcPr>
-          <w:p>
-            <w:pPr>
-              <w:spacing w:after="60"/>
-            </w:pPr>
-            <w:r>
-              <w:rPr>
-                <w:b w:val="0"/>
-                <w:sz w:val="18"/>
-              </w:rPr>
-              <w:t>DELETE</w:t>
-            </w:r>
-          </w:p>
-        </w:tc>
-        <w:tc>
-          <w:tcPr>
-            <w:tcW w:type="dxa" w:w="3346"/>
-            <w:tcBorders>
-              <w:top w:val="single" w:sz="4" w:color="D9D9D9"/>
-              <w:left w:val="single" w:sz="4" w:color="D9D9D9"/>
-              <w:bottom w:val="single" w:sz="4" w:color="D9D9D9"/>
-              <w:right w:val="single" w:sz="4" w:color="D9D9D9"/>
-            </w:tcBorders>
-            <w:tcMar>
-              <w:top w:w="85" w:type="dxa"/>
-              <w:left w:w="85" w:type="dxa"/>
-              <w:bottom w:w="85" w:type="dxa"/>
-              <w:right w:w="85" w:type="dxa"/>
-            </w:tcMar>
-          </w:tcPr>
-          <w:p>
-            <w:pPr>
-              <w:spacing w:after="60"/>
-            </w:pPr>
-            <w:r>
-              <w:rPr>
-                <w:b w:val="0"/>
-                <w:sz w:val="18"/>
-              </w:rPr>
-              <w:t>/api/my-guides/{guide_id}</w:t>
-            </w:r>
-          </w:p>
-        </w:tc>
-        <w:tc>
-          <w:tcPr>
-            <w:tcW w:type="dxa" w:w="3346"/>
-            <w:tcBorders>
-              <w:top w:val="single" w:sz="4" w:color="D9D9D9"/>
-              <w:left w:val="single" w:sz="4" w:color="D9D9D9"/>
-              <w:bottom w:val="single" w:sz="4" w:color="D9D9D9"/>
-              <w:right w:val="single" w:sz="4" w:color="D9D9D9"/>
-            </w:tcBorders>
-            <w:tcMar>
-              <w:top w:w="85" w:type="dxa"/>
-              <w:left w:w="85" w:type="dxa"/>
-              <w:bottom w:w="85" w:type="dxa"/>
-              <w:right w:w="85" w:type="dxa"/>
-            </w:tcMar>
-          </w:tcPr>
-          <w:p>
-            <w:pPr>
-              <w:spacing w:after="60"/>
-            </w:pPr>
-            <w:r>
-              <w:rPr>
-                <w:b w:val="0"/>
-                <w:sz w:val="18"/>
-              </w:rPr>
-              <w:t>200 MyGuideDeleteResponse</w:t>
-            </w:r>
-          </w:p>
-        </w:tc>
-      </w:tr>
-      <w:tr>
-        <w:trPr>
-          <w:cantSplit/>
-        </w:trPr>
-        <w:tc>
-          <w:tcPr>
-            <w:tcW w:type="dxa" w:w="3346"/>
-            <w:tcBorders>
-              <w:top w:val="single" w:sz="4" w:color="D9D9D9"/>
-              <w:left w:val="single" w:sz="4" w:color="D9D9D9"/>
-              <w:bottom w:val="single" w:sz="4" w:color="D9D9D9"/>
-              <w:right w:val="single" w:sz="4" w:color="D9D9D9"/>
-            </w:tcBorders>
-            <w:tcMar>
-              <w:top w:w="85" w:type="dxa"/>
-              <w:left w:w="85" w:type="dxa"/>
-              <w:bottom w:w="85" w:type="dxa"/>
-              <w:right w:w="85" w:type="dxa"/>
-            </w:tcMar>
-          </w:tcPr>
-          <w:p>
-            <w:pPr>
-              <w:spacing w:after="60"/>
-            </w:pPr>
-            <w:r>
-              <w:rPr>
-                <w:b w:val="0"/>
-                <w:sz w:val="18"/>
-              </w:rPr>
-              <w:t>GET</w:t>
-            </w:r>
-          </w:p>
-        </w:tc>
-        <w:tc>
-          <w:tcPr>
-            <w:tcW w:type="dxa" w:w="3346"/>
-            <w:tcBorders>
-              <w:top w:val="single" w:sz="4" w:color="D9D9D9"/>
-              <w:left w:val="single" w:sz="4" w:color="D9D9D9"/>
-              <w:bottom w:val="single" w:sz="4" w:color="D9D9D9"/>
-              <w:right w:val="single" w:sz="4" w:color="D9D9D9"/>
-            </w:tcBorders>
-            <w:tcMar>
-              <w:top w:w="85" w:type="dxa"/>
-              <w:left w:w="85" w:type="dxa"/>
-              <w:bottom w:w="85" w:type="dxa"/>
-              <w:right w:w="85" w:type="dxa"/>
-            </w:tcMar>
-          </w:tcPr>
-          <w:p>
-            <w:pPr>
-              <w:spacing w:after="60"/>
-            </w:pPr>
-            <w:r>
-              <w:rPr>
-                <w:b w:val="0"/>
-                <w:sz w:val="18"/>
-              </w:rPr>
-              <w:t>/guides/{guide_id}</w:t>
-            </w:r>
-          </w:p>
-        </w:tc>
-        <w:tc>
-          <w:tcPr>
-            <w:tcW w:type="dxa" w:w="3346"/>
-            <w:tcBorders>
-              <w:top w:val="single" w:sz="4" w:color="D9D9D9"/>
-              <w:left w:val="single" w:sz="4" w:color="D9D9D9"/>
-              <w:bottom w:val="single" w:sz="4" w:color="D9D9D9"/>
-              <w:right w:val="single" w:sz="4" w:color="D9D9D9"/>
-            </w:tcBorders>
-            <w:tcMar>
-              <w:top w:w="85" w:type="dxa"/>
-              <w:left w:w="85" w:type="dxa"/>
-              <w:bottom w:w="85" w:type="dxa"/>
-              <w:right w:w="85" w:type="dxa"/>
-            </w:tcMar>
-          </w:tcPr>
-          <w:p>
-            <w:pPr>
-              <w:spacing w:after="60"/>
-            </w:pPr>
-            <w:r>
-              <w:rPr>
-                <w:b w:val="0"/>
-                <w:sz w:val="18"/>
-              </w:rPr>
-              <w:t>200 GuideDetailResponseDTO จาก API อ่านเดิมของ U3</w:t>
-            </w:r>
-          </w:p>
-        </w:tc>
-      </w:tr>
-    </w:tbl>
-    <w:p/>
-    <w:p>
-      <w:r>
-        <w:t>Browser เรียก GET/PUT/DELETE ของ /api/my-guides ผ่าน Node proxy ด้วย path เดียวกัน ส่วนหน้าอ่านใช้ /api/guides/guides/{guide_id} ที่ proxy ส่งต่อเป็น /guides/{guide_id}</w:t>
-      </w:r>
-    </w:p>
-    <w:p>
-      <w:pPr>
-        <w:pStyle w:val="Heading1"/>
-      </w:pPr>
-      <w:r>
-        <w:t>ดูรายการของฉัน</w:t>
-      </w:r>
-    </w:p>
-    <w:p>
-      <w:pPr>
-        <w:keepLines/>
-        <w:spacing w:after="120"/>
-      </w:pPr>
-      <w:r>
-        <w:rPr>
-          <w:rFonts w:ascii="Consolas" w:hAnsi="Consolas"/>
-          <w:sz w:val="18"/>
-        </w:rPr>
-        <w:t>GET /api/my-guides</w:t>
-        <w:br/>
-        <w:t>Authorization: Bearer &lt;access_token&gt;</w:t>
-      </w:r>
-    </w:p>
-    <w:p>
-      <w:r>
-        <w:t>Backend กรองด้วย username ที่ Session ยืนยันแล้ว ไม่รับ username หรือ publisher_id จาก query เพื่อเลือกดูผลงานของคนอื่น ผลสำเร็จเป็น array โดยตรง ไม่ครอบด้วย items หากไม่มีผลงานตอบ []</w:t>
-      </w:r>
-    </w:p>
-    <w:p>
-      <w:r>
-        <w:t>ตัวอย่างข้อมูลสมมติ:</w:t>
-      </w:r>
-    </w:p>
-    <w:p>
-      <w:pPr>
-        <w:keepLines/>
-        <w:spacing w:after="120"/>
-      </w:pPr>
-      <w:r>
-        <w:rPr>
-          <w:rFonts w:ascii="Consolas" w:hAnsi="Consolas"/>
-          <w:sz w:val="18"/>
-        </w:rPr>
-        <w:t>[</w:t>
-        <w:br/>
-        <w:t xml:space="preserve">  {</w:t>
-        <w:br/>
-        <w:t xml:space="preserve">    "id": 42,</w:t>
-        <w:br/>
-        <w:t xml:space="preserve">    "course_id": 1,</w:t>
-        <w:br/>
-        <w:t xml:space="preserve">    "course_code": "CS261",</w:t>
-        <w:br/>
-        <w:t xml:space="preserve">    "course_name": "INTRODUCTION TO SOFTWARE ENGINEERING",</w:t>
-        <w:br/>
-        <w:t xml:space="preserve">    "instructor_name": null,</w:t>
-        <w:br/>
-        <w:t xml:space="preserve">    "title": "แนวข้อสอบปลายภาค",</w:t>
-        <w:br/>
-        <w:t xml:space="preserve">    "academic_year": 2568,</w:t>
-        <w:br/>
-        <w:t xml:space="preserve">    "semester": 1,</w:t>
-        <w:br/>
-        <w:t xml:space="preserve">    "exam_period": "final",</w:t>
-        <w:br/>
-        <w:t xml:space="preserve">    "topics": "การออกแบบ API",</w:t>
-        <w:br/>
-        <w:t xml:space="preserve">    "exam_format": "mixed",</w:t>
-        <w:br/>
-        <w:t xml:space="preserve">    "objective_count": 20,</w:t>
-        <w:br/>
-        <w:t xml:space="preserve">    "subjective_count": 3,</w:t>
-        <w:br/>
-        <w:t xml:space="preserve">    "additional_advice": null</w:t>
-        <w:br/>
-        <w:t xml:space="preserve">  }</w:t>
-        <w:br/>
-        <w:t>]</w:t>
-      </w:r>
-    </w:p>
-    <w:p>
-      <w:r>
-        <w:t>ข้อมูลรายวิชาเป็นฟิลด์ระดับเดียวกับ Guide ไม่ใช่ object course ซ้อนอยู่ และ MyGuideDTO ไม่มี publisher_name เพราะรายการนี้กรองผลงานของบัญชีที่ Login อยู่แล้ว หน้าอ่านรายละเอียดใช้ DTO อีกแบบตาม U3</w:t>
-      </w:r>
-    </w:p>
-    <w:p>
-      <w:pPr>
-        <w:pStyle w:val="Heading1"/>
-      </w:pPr>
-      <w:r>
-        <w:t>แก้ไขและย้ายรายวิชา</w:t>
-      </w:r>
-    </w:p>
-    <w:p>
-      <w:pPr>
-        <w:keepLines/>
-        <w:spacing w:after="120"/>
-      </w:pPr>
-      <w:r>
-        <w:rPr>
-          <w:rFonts w:ascii="Consolas" w:hAnsi="Consolas"/>
-          <w:sz w:val="18"/>
-        </w:rPr>
-        <w:t>PUT /api/my-guides/42</w:t>
-        <w:br/>
-        <w:t>Authorization: Bearer &lt;access_token&gt;</w:t>
-        <w:br/>
-        <w:t>Content-Type: application/json</w:t>
-      </w:r>
-    </w:p>
-    <w:p>
-      <w:pPr>
-        <w:keepLines/>
-        <w:spacing w:after="120"/>
-      </w:pPr>
-      <w:r>
-        <w:rPr>
-          <w:rFonts w:ascii="Consolas" w:hAnsi="Consolas"/>
-          <w:sz w:val="18"/>
-        </w:rPr>
-        <w:t>{</w:t>
-        <w:br/>
-        <w:t xml:space="preserve">  "course_id": 1,</w:t>
-        <w:br/>
-        <w:t xml:space="preserve">  "title": "แนวข้อสอบปลายภาค ฉบับแก้ไข",</w:t>
-        <w:br/>
-        <w:t xml:space="preserve">  "academic_year": 2568,</w:t>
-        <w:br/>
-        <w:t xml:space="preserve">  "semester": 1,</w:t>
-        <w:br/>
-        <w:t xml:space="preserve">  "exam_period": "final",</w:t>
-        <w:br/>
-        <w:t xml:space="preserve">  "topics": "การออกแบบ API และฐานข้อมูล",</w:t>
-        <w:br/>
-        <w:t xml:space="preserve">  "exam_format": "mixed",</w:t>
-        <w:br/>
-        <w:t xml:space="preserve">  "objective_count": 18,</w:t>
-        <w:br/>
-        <w:t xml:space="preserve">  "subjective_count": 4,</w:t>
-        <w:br/>
-        <w:t xml:space="preserve">  "additional_advice": "ทบทวนการออกแบบข้อมูล"</w:t>
-        <w:br/>
-        <w:t>}</w:t>
-      </w:r>
-    </w:p>
-    <w:p>
-      <w:r>
-        <w:t>ส่งข้อมูลครบตาม MyGuideUpdateRequest การแก้ไขคง Guide ID และเจ้าของเดิม หากเปลี่ยน course_id จะย้ายรายการเดิมไปวิชาใหม่ ไม่สร้างสำเนา ผลสำเร็จเป็น object แบบเดียวกับหนึ่งรายการในตัวอย่าง GET โดยใช้ค่าล่าสุด</w:t>
-      </w:r>
-    </w:p>
-    <w:tbl>
-      <w:tblPr>
-        <w:tblW w:type="auto" w:w="0"/>
-        <w:tblLayout w:type="autofit"/>
-        <w:tblLook w:firstColumn="1" w:firstRow="1" w:lastColumn="0" w:lastRow="0" w:noHBand="0" w:noVBand="1" w:val="04A0"/>
-      </w:tblPr>
-      <w:tblGrid>
-        <w:gridCol w:w="5018"/>
-        <w:gridCol w:w="5018"/>
-      </w:tblGrid>
-      <w:tr>
-        <w:trPr>
-          <w:cantSplit/>
-          <w:tblHeader/>
-        </w:trPr>
-        <w:tc>
-          <w:tcPr>
-            <w:tcW w:type="dxa" w:w="5018"/>
-            <w:tcBorders>
-              <w:top w:val="single" w:sz="4" w:color="D9D9D9"/>
-              <w:left w:val="single" w:sz="4" w:color="D9D9D9"/>
-              <w:bottom w:val="single" w:sz="4" w:color="D9D9D9"/>
-              <w:right w:val="single" w:sz="4" w:color="D9D9D9"/>
-            </w:tcBorders>
-            <w:tcMar>
-              <w:top w:w="85" w:type="dxa"/>
-              <w:left w:w="85" w:type="dxa"/>
-              <w:bottom w:w="85" w:type="dxa"/>
-              <w:right w:w="85" w:type="dxa"/>
-            </w:tcMar>
-            <w:shd w:fill="E8EEF4"/>
-          </w:tcPr>
-          <w:p>
-            <w:pPr>
-              <w:spacing w:after="60"/>
-            </w:pPr>
-            <w:r>
-              <w:rPr>
-                <w:b/>
-                <w:sz w:val="18"/>
-              </w:rPr>
-              <w:t>ฟิลด์</w:t>
-            </w:r>
-          </w:p>
-        </w:tc>
-        <w:tc>
-          <w:tcPr>
-            <w:tcW w:type="dxa" w:w="5018"/>
-            <w:tcBorders>
-              <w:top w:val="single" w:sz="4" w:color="D9D9D9"/>
-              <w:left w:val="single" w:sz="4" w:color="D9D9D9"/>
-              <w:bottom w:val="single" w:sz="4" w:color="D9D9D9"/>
-              <w:right w:val="single" w:sz="4" w:color="D9D9D9"/>
-            </w:tcBorders>
-            <w:tcMar>
-              <w:top w:w="85" w:type="dxa"/>
-              <w:left w:w="85" w:type="dxa"/>
-              <w:bottom w:w="85" w:type="dxa"/>
-              <w:right w:w="85" w:type="dxa"/>
-            </w:tcMar>
-            <w:shd w:fill="E8EEF4"/>
-          </w:tcPr>
-          <w:p>
-            <w:pPr>
-              <w:spacing w:after="60"/>
-            </w:pPr>
-            <w:r>
-              <w:rPr>
-                <w:b/>
-                <w:sz w:val="18"/>
-              </w:rPr>
-              <w:t>กติกาสำหรับข้อมูลแก้ไข</w:t>
-            </w:r>
-          </w:p>
-        </w:tc>
-      </w:tr>
-      <w:tr>
-        <w:trPr>
-          <w:cantSplit/>
-        </w:trPr>
-        <w:tc>
-          <w:tcPr>
-            <w:tcW w:type="dxa" w:w="5018"/>
-            <w:tcBorders>
-              <w:top w:val="single" w:sz="4" w:color="D9D9D9"/>
-              <w:left w:val="single" w:sz="4" w:color="D9D9D9"/>
-              <w:bottom w:val="single" w:sz="4" w:color="D9D9D9"/>
-              <w:right w:val="single" w:sz="4" w:color="D9D9D9"/>
-            </w:tcBorders>
-            <w:tcMar>
-              <w:top w:w="85" w:type="dxa"/>
-              <w:left w:w="85" w:type="dxa"/>
-              <w:bottom w:w="85" w:type="dxa"/>
-              <w:right w:w="85" w:type="dxa"/>
-            </w:tcMar>
-          </w:tcPr>
-          <w:p>
-            <w:pPr>
-              <w:spacing w:after="60"/>
-            </w:pPr>
-            <w:r>
-              <w:rPr>
-                <w:b w:val="0"/>
-                <w:sz w:val="18"/>
-              </w:rPr>
-              <w:t>course_id</w:t>
-            </w:r>
-          </w:p>
-        </w:tc>
-        <w:tc>
-          <w:tcPr>
-            <w:tcW w:type="dxa" w:w="5018"/>
-            <w:tcBorders>
-              <w:top w:val="single" w:sz="4" w:color="D9D9D9"/>
-              <w:left w:val="single" w:sz="4" w:color="D9D9D9"/>
-              <w:bottom w:val="single" w:sz="4" w:color="D9D9D9"/>
-              <w:right w:val="single" w:sz="4" w:color="D9D9D9"/>
-            </w:tcBorders>
-            <w:tcMar>
-              <w:top w:w="85" w:type="dxa"/>
-              <w:left w:w="85" w:type="dxa"/>
-              <w:bottom w:w="85" w:type="dxa"/>
-              <w:right w:w="85" w:type="dxa"/>
-            </w:tcMar>
-          </w:tcPr>
-          <w:p>
-            <w:pPr>
-              <w:spacing w:after="60"/>
-            </w:pPr>
-            <w:r>
-              <w:rPr>
-                <w:b w:val="0"/>
-                <w:sz w:val="18"/>
-              </w:rPr>
-              <w:t>บังคับ มากกว่า 0 และต้องมีรายวิชาในฐานข้อมูล</w:t>
-            </w:r>
-          </w:p>
-        </w:tc>
-      </w:tr>
-      <w:tr>
-        <w:trPr>
-          <w:cantSplit/>
-        </w:trPr>
-        <w:tc>
-          <w:tcPr>
-            <w:tcW w:type="dxa" w:w="5018"/>
-            <w:tcBorders>
-              <w:top w:val="single" w:sz="4" w:color="D9D9D9"/>
-              <w:left w:val="single" w:sz="4" w:color="D9D9D9"/>
-              <w:bottom w:val="single" w:sz="4" w:color="D9D9D9"/>
-              <w:right w:val="single" w:sz="4" w:color="D9D9D9"/>
-            </w:tcBorders>
-            <w:tcMar>
-              <w:top w:w="85" w:type="dxa"/>
-              <w:left w:w="85" w:type="dxa"/>
-              <w:bottom w:w="85" w:type="dxa"/>
-              <w:right w:w="85" w:type="dxa"/>
-            </w:tcMar>
-          </w:tcPr>
-          <w:p>
-            <w:pPr>
-              <w:spacing w:after="60"/>
-            </w:pPr>
-            <w:r>
-              <w:rPr>
-                <w:b w:val="0"/>
-                <w:sz w:val="18"/>
-              </w:rPr>
-              <w:t>title</w:t>
-            </w:r>
-          </w:p>
-        </w:tc>
-        <w:tc>
-          <w:tcPr>
-            <w:tcW w:type="dxa" w:w="5018"/>
-            <w:tcBorders>
-              <w:top w:val="single" w:sz="4" w:color="D9D9D9"/>
-              <w:left w:val="single" w:sz="4" w:color="D9D9D9"/>
-              <w:bottom w:val="single" w:sz="4" w:color="D9D9D9"/>
-              <w:right w:val="single" w:sz="4" w:color="D9D9D9"/>
-            </w:tcBorders>
-            <w:tcMar>
-              <w:top w:w="85" w:type="dxa"/>
-              <w:left w:w="85" w:type="dxa"/>
-              <w:bottom w:w="85" w:type="dxa"/>
-              <w:right w:w="85" w:type="dxa"/>
-            </w:tcMar>
-          </w:tcPr>
-          <w:p>
-            <w:pPr>
-              <w:spacing w:after="60"/>
-            </w:pPr>
-            <w:r>
-              <w:rPr>
-                <w:b w:val="0"/>
-                <w:sz w:val="18"/>
-              </w:rPr>
-              <w:t>บังคับ ตัดช่องว่างหัวท้ายแล้วต้องไม่ว่าง ไม่เกิน 200 ตัวอักษร</w:t>
-            </w:r>
-          </w:p>
-        </w:tc>
-      </w:tr>
-      <w:tr>
-        <w:trPr>
-          <w:cantSplit/>
-        </w:trPr>
-        <w:tc>
-          <w:tcPr>
-            <w:tcW w:type="dxa" w:w="5018"/>
-            <w:tcBorders>
-              <w:top w:val="single" w:sz="4" w:color="D9D9D9"/>
-              <w:left w:val="single" w:sz="4" w:color="D9D9D9"/>
-              <w:bottom w:val="single" w:sz="4" w:color="D9D9D9"/>
-              <w:right w:val="single" w:sz="4" w:color="D9D9D9"/>
-            </w:tcBorders>
-            <w:tcMar>
-              <w:top w:w="85" w:type="dxa"/>
-              <w:left w:w="85" w:type="dxa"/>
-              <w:bottom w:w="85" w:type="dxa"/>
-              <w:right w:w="85" w:type="dxa"/>
-            </w:tcMar>
-          </w:tcPr>
-          <w:p>
-            <w:pPr>
-              <w:spacing w:after="60"/>
-            </w:pPr>
-            <w:r>
-              <w:rPr>
-                <w:b w:val="0"/>
-                <w:sz w:val="18"/>
-              </w:rPr>
-              <w:t>academic_year</w:t>
-            </w:r>
-          </w:p>
-        </w:tc>
-        <w:tc>
-          <w:tcPr>
-            <w:tcW w:type="dxa" w:w="5018"/>
-            <w:tcBorders>
-              <w:top w:val="single" w:sz="4" w:color="D9D9D9"/>
-              <w:left w:val="single" w:sz="4" w:color="D9D9D9"/>
-              <w:bottom w:val="single" w:sz="4" w:color="D9D9D9"/>
-              <w:right w:val="single" w:sz="4" w:color="D9D9D9"/>
-            </w:tcBorders>
-            <w:tcMar>
-              <w:top w:w="85" w:type="dxa"/>
-              <w:left w:w="85" w:type="dxa"/>
-              <w:bottom w:w="85" w:type="dxa"/>
-              <w:right w:w="85" w:type="dxa"/>
-            </w:tcMar>
-          </w:tcPr>
-          <w:p>
-            <w:pPr>
-              <w:spacing w:after="60"/>
-            </w:pPr>
-            <w:r>
-              <w:rPr>
-                <w:b w:val="0"/>
-                <w:sz w:val="18"/>
-              </w:rPr>
-              <w:t>บังคับ หนึ่งใน 2566, 2567, 2568, 2569</w:t>
-            </w:r>
-          </w:p>
-        </w:tc>
-      </w:tr>
-      <w:tr>
-        <w:trPr>
-          <w:cantSplit/>
-        </w:trPr>
-        <w:tc>
-          <w:tcPr>
-            <w:tcW w:type="dxa" w:w="5018"/>
-            <w:tcBorders>
-              <w:top w:val="single" w:sz="4" w:color="D9D9D9"/>
-              <w:left w:val="single" w:sz="4" w:color="D9D9D9"/>
-              <w:bottom w:val="single" w:sz="4" w:color="D9D9D9"/>
-              <w:right w:val="single" w:sz="4" w:color="D9D9D9"/>
-            </w:tcBorders>
-            <w:tcMar>
-              <w:top w:w="85" w:type="dxa"/>
-              <w:left w:w="85" w:type="dxa"/>
-              <w:bottom w:w="85" w:type="dxa"/>
-              <w:right w:w="85" w:type="dxa"/>
-            </w:tcMar>
-          </w:tcPr>
-          <w:p>
-            <w:pPr>
-              <w:spacing w:after="60"/>
-            </w:pPr>
-            <w:r>
-              <w:rPr>
-                <w:b w:val="0"/>
-                <w:sz w:val="18"/>
-              </w:rPr>
-              <w:t>semester</w:t>
-            </w:r>
-          </w:p>
-        </w:tc>
-        <w:tc>
-          <w:tcPr>
-            <w:tcW w:type="dxa" w:w="5018"/>
-            <w:tcBorders>
-              <w:top w:val="single" w:sz="4" w:color="D9D9D9"/>
-              <w:left w:val="single" w:sz="4" w:color="D9D9D9"/>
-              <w:bottom w:val="single" w:sz="4" w:color="D9D9D9"/>
-              <w:right w:val="single" w:sz="4" w:color="D9D9D9"/>
-            </w:tcBorders>
-            <w:tcMar>
-              <w:top w:w="85" w:type="dxa"/>
-              <w:left w:w="85" w:type="dxa"/>
-              <w:bottom w:w="85" w:type="dxa"/>
-              <w:right w:w="85" w:type="dxa"/>
-            </w:tcMar>
-          </w:tcPr>
-          <w:p>
-            <w:pPr>
-              <w:spacing w:after="60"/>
-            </w:pPr>
-            <w:r>
-              <w:rPr>
-                <w:b w:val="0"/>
-                <w:sz w:val="18"/>
-              </w:rPr>
-              <w:t>บังคับ 1, 2 หรือ 3 โดย 3 คือภาคฤดูร้อน</w:t>
-            </w:r>
-          </w:p>
-        </w:tc>
-      </w:tr>
-      <w:tr>
-        <w:trPr>
-          <w:cantSplit/>
-        </w:trPr>
-        <w:tc>
-          <w:tcPr>
-            <w:tcW w:type="dxa" w:w="5018"/>
-            <w:tcBorders>
-              <w:top w:val="single" w:sz="4" w:color="D9D9D9"/>
-              <w:left w:val="single" w:sz="4" w:color="D9D9D9"/>
-              <w:bottom w:val="single" w:sz="4" w:color="D9D9D9"/>
-              <w:right w:val="single" w:sz="4" w:color="D9D9D9"/>
-            </w:tcBorders>
-            <w:tcMar>
-              <w:top w:w="85" w:type="dxa"/>
-              <w:left w:w="85" w:type="dxa"/>
-              <w:bottom w:w="85" w:type="dxa"/>
-              <w:right w:w="85" w:type="dxa"/>
-            </w:tcMar>
-          </w:tcPr>
-          <w:p>
-            <w:pPr>
-              <w:spacing w:after="60"/>
-            </w:pPr>
-            <w:r>
-              <w:rPr>
-                <w:b w:val="0"/>
-                <w:sz w:val="18"/>
-              </w:rPr>
-              <w:t>exam_period</w:t>
-            </w:r>
-          </w:p>
-        </w:tc>
-        <w:tc>
-          <w:tcPr>
-            <w:tcW w:type="dxa" w:w="5018"/>
-            <w:tcBorders>
-              <w:top w:val="single" w:sz="4" w:color="D9D9D9"/>
-              <w:left w:val="single" w:sz="4" w:color="D9D9D9"/>
-              <w:bottom w:val="single" w:sz="4" w:color="D9D9D9"/>
-              <w:right w:val="single" w:sz="4" w:color="D9D9D9"/>
-            </w:tcBorders>
-            <w:tcMar>
-              <w:top w:w="85" w:type="dxa"/>
-              <w:left w:w="85" w:type="dxa"/>
-              <w:bottom w:w="85" w:type="dxa"/>
-              <w:right w:w="85" w:type="dxa"/>
-            </w:tcMar>
-          </w:tcPr>
-          <w:p>
-            <w:pPr>
-              <w:spacing w:after="60"/>
-            </w:pPr>
-            <w:r>
-              <w:rPr>
-                <w:b w:val="0"/>
-                <w:sz w:val="18"/>
-              </w:rPr>
-              <w:t>บังคับ midterm หรือ final</w:t>
-            </w:r>
-          </w:p>
-        </w:tc>
-      </w:tr>
-      <w:tr>
-        <w:trPr>
-          <w:cantSplit/>
-        </w:trPr>
-        <w:tc>
-          <w:tcPr>
-            <w:tcW w:type="dxa" w:w="5018"/>
-            <w:tcBorders>
-              <w:top w:val="single" w:sz="4" w:color="D9D9D9"/>
-              <w:left w:val="single" w:sz="4" w:color="D9D9D9"/>
-              <w:bottom w:val="single" w:sz="4" w:color="D9D9D9"/>
-              <w:right w:val="single" w:sz="4" w:color="D9D9D9"/>
-            </w:tcBorders>
-            <w:tcMar>
-              <w:top w:w="85" w:type="dxa"/>
-              <w:left w:w="85" w:type="dxa"/>
-              <w:bottom w:w="85" w:type="dxa"/>
-              <w:right w:w="85" w:type="dxa"/>
-            </w:tcMar>
-          </w:tcPr>
-          <w:p>
-            <w:pPr>
-              <w:spacing w:after="60"/>
-            </w:pPr>
-            <w:r>
-              <w:rPr>
-                <w:b w:val="0"/>
-                <w:sz w:val="18"/>
-              </w:rPr>
-              <w:t>topics</w:t>
-            </w:r>
-          </w:p>
-        </w:tc>
-        <w:tc>
-          <w:tcPr>
-            <w:tcW w:type="dxa" w:w="5018"/>
-            <w:tcBorders>
-              <w:top w:val="single" w:sz="4" w:color="D9D9D9"/>
-              <w:left w:val="single" w:sz="4" w:color="D9D9D9"/>
-              <w:bottom w:val="single" w:sz="4" w:color="D9D9D9"/>
-              <w:right w:val="single" w:sz="4" w:color="D9D9D9"/>
-            </w:tcBorders>
-            <w:tcMar>
-              <w:top w:w="85" w:type="dxa"/>
-              <w:left w:w="85" w:type="dxa"/>
-              <w:bottom w:w="85" w:type="dxa"/>
-              <w:right w:w="85" w:type="dxa"/>
-            </w:tcMar>
-          </w:tcPr>
-          <w:p>
-            <w:pPr>
-              <w:spacing w:after="60"/>
-            </w:pPr>
-            <w:r>
-              <w:rPr>
-                <w:b w:val="0"/>
-                <w:sz w:val="18"/>
-              </w:rPr>
-              <w:t>บังคับ ตัดช่องว่างหัวท้ายแล้วต้องไม่ว่าง ไม่เกิน 2,000 ตัวอักษร</w:t>
-            </w:r>
-          </w:p>
-        </w:tc>
-      </w:tr>
-      <w:tr>
-        <w:trPr>
-          <w:cantSplit/>
-        </w:trPr>
-        <w:tc>
-          <w:tcPr>
-            <w:tcW w:type="dxa" w:w="5018"/>
-            <w:tcBorders>
-              <w:top w:val="single" w:sz="4" w:color="D9D9D9"/>
-              <w:left w:val="single" w:sz="4" w:color="D9D9D9"/>
-              <w:bottom w:val="single" w:sz="4" w:color="D9D9D9"/>
-              <w:right w:val="single" w:sz="4" w:color="D9D9D9"/>
-            </w:tcBorders>
-            <w:tcMar>
-              <w:top w:w="85" w:type="dxa"/>
-              <w:left w:w="85" w:type="dxa"/>
-              <w:bottom w:w="85" w:type="dxa"/>
-              <w:right w:w="85" w:type="dxa"/>
-            </w:tcMar>
-          </w:tcPr>
-          <w:p>
-            <w:pPr>
-              <w:spacing w:after="60"/>
-            </w:pPr>
-            <w:r>
-              <w:rPr>
-                <w:b w:val="0"/>
-                <w:sz w:val="18"/>
-              </w:rPr>
-              <w:t>exam_format</w:t>
-            </w:r>
-          </w:p>
-        </w:tc>
-        <w:tc>
-          <w:tcPr>
-            <w:tcW w:type="dxa" w:w="5018"/>
-            <w:tcBorders>
-              <w:top w:val="single" w:sz="4" w:color="D9D9D9"/>
-              <w:left w:val="single" w:sz="4" w:color="D9D9D9"/>
-              <w:bottom w:val="single" w:sz="4" w:color="D9D9D9"/>
-              <w:right w:val="single" w:sz="4" w:color="D9D9D9"/>
-            </w:tcBorders>
-            <w:tcMar>
-              <w:top w:w="85" w:type="dxa"/>
-              <w:left w:w="85" w:type="dxa"/>
-              <w:bottom w:w="85" w:type="dxa"/>
-              <w:right w:w="85" w:type="dxa"/>
-            </w:tcMar>
-          </w:tcPr>
-          <w:p>
-            <w:pPr>
-              <w:spacing w:after="60"/>
-            </w:pPr>
-            <w:r>
-              <w:rPr>
-                <w:b w:val="0"/>
-                <w:sz w:val="18"/>
-              </w:rPr>
-              <w:t>บังคับ objective, subjective หรือ mixed</w:t>
-            </w:r>
-          </w:p>
-        </w:tc>
-      </w:tr>
-      <w:tr>
-        <w:trPr>
-          <w:cantSplit/>
-        </w:trPr>
-        <w:tc>
-          <w:tcPr>
-            <w:tcW w:type="dxa" w:w="5018"/>
-            <w:tcBorders>
-              <w:top w:val="single" w:sz="4" w:color="D9D9D9"/>
-              <w:left w:val="single" w:sz="4" w:color="D9D9D9"/>
-              <w:bottom w:val="single" w:sz="4" w:color="D9D9D9"/>
-              <w:right w:val="single" w:sz="4" w:color="D9D9D9"/>
-            </w:tcBorders>
-            <w:tcMar>
-              <w:top w:w="85" w:type="dxa"/>
-              <w:left w:w="85" w:type="dxa"/>
-              <w:bottom w:w="85" w:type="dxa"/>
-              <w:right w:w="85" w:type="dxa"/>
-            </w:tcMar>
-          </w:tcPr>
-          <w:p>
-            <w:pPr>
-              <w:spacing w:after="60"/>
-            </w:pPr>
-            <w:r>
-              <w:rPr>
-                <w:b w:val="0"/>
-                <w:sz w:val="18"/>
-              </w:rPr>
-              <w:t>objective_count, subjective_count</w:t>
-            </w:r>
-          </w:p>
-        </w:tc>
-        <w:tc>
-          <w:tcPr>
-            <w:tcW w:type="dxa" w:w="5018"/>
-            <w:tcBorders>
-              <w:top w:val="single" w:sz="4" w:color="D9D9D9"/>
-              <w:left w:val="single" w:sz="4" w:color="D9D9D9"/>
-              <w:bottom w:val="single" w:sz="4" w:color="D9D9D9"/>
-              <w:right w:val="single" w:sz="4" w:color="D9D9D9"/>
-            </w:tcBorders>
-            <w:tcMar>
-              <w:top w:w="85" w:type="dxa"/>
-              <w:left w:w="85" w:type="dxa"/>
-              <w:bottom w:w="85" w:type="dxa"/>
-              <w:right w:w="85" w:type="dxa"/>
-            </w:tcMar>
-          </w:tcPr>
-          <w:p>
-            <w:pPr>
-              <w:spacing w:after="60"/>
-            </w:pPr>
-            <w:r>
-              <w:rPr>
-                <w:b w:val="0"/>
-                <w:sz w:val="18"/>
-              </w:rPr>
-              <w:t>เว้นได้หรือส่ง null หากระบุต้องมากกว่า 0</w:t>
-            </w:r>
-          </w:p>
-        </w:tc>
-      </w:tr>
-      <w:tr>
-        <w:trPr>
-          <w:cantSplit/>
-        </w:trPr>
-        <w:tc>
-          <w:tcPr>
-            <w:tcW w:type="dxa" w:w="5018"/>
-            <w:tcBorders>
-              <w:top w:val="single" w:sz="4" w:color="D9D9D9"/>
-              <w:left w:val="single" w:sz="4" w:color="D9D9D9"/>
-              <w:bottom w:val="single" w:sz="4" w:color="D9D9D9"/>
-              <w:right w:val="single" w:sz="4" w:color="D9D9D9"/>
-            </w:tcBorders>
-            <w:tcMar>
-              <w:top w:w="85" w:type="dxa"/>
-              <w:left w:w="85" w:type="dxa"/>
-              <w:bottom w:w="85" w:type="dxa"/>
-              <w:right w:w="85" w:type="dxa"/>
-            </w:tcMar>
-          </w:tcPr>
-          <w:p>
-            <w:pPr>
-              <w:spacing w:after="60"/>
-            </w:pPr>
-            <w:r>
-              <w:rPr>
-                <w:b w:val="0"/>
-                <w:sz w:val="18"/>
-              </w:rPr>
-              <w:t>additional_advice</w:t>
-            </w:r>
-          </w:p>
-        </w:tc>
-        <w:tc>
-          <w:tcPr>
-            <w:tcW w:type="dxa" w:w="5018"/>
-            <w:tcBorders>
-              <w:top w:val="single" w:sz="4" w:color="D9D9D9"/>
-              <w:left w:val="single" w:sz="4" w:color="D9D9D9"/>
-              <w:bottom w:val="single" w:sz="4" w:color="D9D9D9"/>
-              <w:right w:val="single" w:sz="4" w:color="D9D9D9"/>
-            </w:tcBorders>
-            <w:tcMar>
-              <w:top w:w="85" w:type="dxa"/>
-              <w:left w:w="85" w:type="dxa"/>
-              <w:bottom w:w="85" w:type="dxa"/>
-              <w:right w:w="85" w:type="dxa"/>
-            </w:tcMar>
-          </w:tcPr>
-          <w:p>
-            <w:pPr>
-              <w:spacing w:after="60"/>
-            </w:pPr>
-            <w:r>
-              <w:rPr>
-                <w:b w:val="0"/>
-                <w:sz w:val="18"/>
-              </w:rPr>
-              <w:t>เว้นได้ ไม่เกิน 2,000 ตัวอักษร ข้อความว่างหลัง trim เปลี่ยนเป็น null</w:t>
-            </w:r>
-          </w:p>
-        </w:tc>
-      </w:tr>
-    </w:tbl>
-    <w:p/>
-    <w:p>
-      <w:r>
-        <w:t>แบบ objective ต้องไม่ส่ง subjective_count และแบบ subjective ต้องไม่ส่ง objective_count ส่วนแบบ mixed เว้นจำนวนทั้งสองฝั่งได้ ไม่มีตัวเลือก other</w:t>
-      </w:r>
-    </w:p>
-    <w:p>
-      <w:r>
-        <w:t>Schema ปัจจุบันยังแปลงค่าบางชนิดเป็น integer และละทิ้ง field ส่วนเกิน ต่างจาก schema เผยแพร่ที่ใช้ strict integer และห้าม field เกิน การส่ง publisher_id ไม่สามารถเปลี่ยนเจ้าของได้ แต่ U5 ไม่ได้ปฏิเสธ field เกินทุกตัวด้วย 422</w:t>
-      </w:r>
-    </w:p>
-    <w:p>
-      <w:pPr>
-        <w:pStyle w:val="Heading1"/>
-      </w:pPr>
-      <w:r>
-        <w:t>ลบรายการ</w:t>
-      </w:r>
-    </w:p>
-    <w:p>
-      <w:pPr>
-        <w:keepLines/>
-        <w:spacing w:after="120"/>
-      </w:pPr>
-      <w:r>
-        <w:rPr>
-          <w:rFonts w:ascii="Consolas" w:hAnsi="Consolas"/>
-          <w:sz w:val="18"/>
-        </w:rPr>
-        <w:t>DELETE /api/my-guides/42</w:t>
-        <w:br/>
-        <w:t>Authorization: Bearer &lt;access_token&gt;</w:t>
-      </w:r>
-    </w:p>
-    <w:p>
-      <w:r>
-        <w:t>เมื่อผู้ใช้ยกเลิกกล่องยืนยัน หน้าเว็บไม่ส่ง DELETE เมื่อยืนยันและลบสำเร็จตอบ 200 พร้อม body:</w:t>
-      </w:r>
-    </w:p>
-    <w:p>
-      <w:pPr>
-        <w:keepLines/>
-        <w:spacing w:after="120"/>
-      </w:pPr>
-      <w:r>
-        <w:rPr>
-          <w:rFonts w:ascii="Consolas" w:hAnsi="Consolas"/>
-          <w:sz w:val="18"/>
-        </w:rPr>
-        <w:t>{"id": 42, "message": "ลบแนวข้อสอบสำเร็จ"}</w:t>
-      </w:r>
-    </w:p>
-    <w:p>
-      <w:r>
-        <w:t>ลบเฉพาะ Guide ของเจ้าของ ไม่ลบ User หรือ Course ส่วน bookmark ใน saved_guides ที่อ้าง Guide นี้ถูกลบตาม FK CASCADE จึงไม่มีรายการบันทึกที่ชี้ไปยัง Guide ที่ลบแล้ว</w:t>
-      </w:r>
-    </w:p>
-    <w:p>
-      <w:pPr>
-        <w:pStyle w:val="Heading1"/>
-      </w:pPr>
-      <w:r>
-        <w:t>สิทธิ์และข้อผิดพลาด</w:t>
-      </w:r>
-    </w:p>
-    <w:p>
-      <w:r>
-        <w:t>Service อ่าน users.id จาก username ที่ผ่าน Login แล้ว DAO แก้ไขหรือลบด้วยเงื่อนไขทั้ง Guide ID และ publisher_id ไม่พึ่งการซ่อนปุ่มใน UI ผู้ใช้ไม่ใช่เจ้าของและรายการไม่พบตอบ 404 เหมือนกัน</w:t>
-      </w:r>
-    </w:p>
-    <w:tbl>
-      <w:tblPr>
-        <w:tblW w:type="auto" w:w="0"/>
-        <w:tblLayout w:type="autofit"/>
-        <w:tblLook w:firstColumn="1" w:firstRow="1" w:lastColumn="0" w:lastRow="0" w:noHBand="0" w:noVBand="1" w:val="04A0"/>
-      </w:tblPr>
-      <w:tblGrid>
-        <w:gridCol w:w="3346"/>
-        <w:gridCol w:w="3346"/>
-        <w:gridCol w:w="3346"/>
-      </w:tblGrid>
-      <w:tr>
-        <w:trPr>
-          <w:cantSplit/>
-          <w:tblHeader/>
-        </w:trPr>
-        <w:tc>
-          <w:tcPr>
-            <w:tcW w:type="dxa" w:w="3346"/>
-            <w:tcBorders>
-              <w:top w:val="single" w:sz="4" w:color="D9D9D9"/>
-              <w:left w:val="single" w:sz="4" w:color="D9D9D9"/>
-              <w:bottom w:val="single" w:sz="4" w:color="D9D9D9"/>
-              <w:right w:val="single" w:sz="4" w:color="D9D9D9"/>
-            </w:tcBorders>
-            <w:tcMar>
-              <w:top w:w="85" w:type="dxa"/>
-              <w:left w:w="85" w:type="dxa"/>
-              <w:bottom w:w="85" w:type="dxa"/>
-              <w:right w:w="85" w:type="dxa"/>
-            </w:tcMar>
-            <w:shd w:fill="E8EEF4"/>
-          </w:tcPr>
-          <w:p>
-            <w:pPr>
-              <w:spacing w:after="60"/>
-            </w:pPr>
-            <w:r>
-              <w:rPr>
-                <w:b/>
-                <w:sz w:val="18"/>
-              </w:rPr>
-              <w:t>HTTP</w:t>
-            </w:r>
-          </w:p>
-        </w:tc>
-        <w:tc>
-          <w:tcPr>
-            <w:tcW w:type="dxa" w:w="3346"/>
-            <w:tcBorders>
-              <w:top w:val="single" w:sz="4" w:color="D9D9D9"/>
-              <w:left w:val="single" w:sz="4" w:color="D9D9D9"/>
-              <w:bottom w:val="single" w:sz="4" w:color="D9D9D9"/>
-              <w:right w:val="single" w:sz="4" w:color="D9D9D9"/>
-            </w:tcBorders>
-            <w:tcMar>
-              <w:top w:w="85" w:type="dxa"/>
-              <w:left w:w="85" w:type="dxa"/>
-              <w:bottom w:w="85" w:type="dxa"/>
-              <w:right w:w="85" w:type="dxa"/>
-            </w:tcMar>
-            <w:shd w:fill="E8EEF4"/>
-          </w:tcPr>
-          <w:p>
-            <w:pPr>
-              <w:spacing w:after="60"/>
-            </w:pPr>
-            <w:r>
-              <w:rPr>
-                <w:b/>
-                <w:sz w:val="18"/>
-              </w:rPr>
-              <w:t>detail หรือรูปแบบผลตอบกลับ</w:t>
-            </w:r>
-          </w:p>
-        </w:tc>
-        <w:tc>
-          <w:tcPr>
-            <w:tcW w:type="dxa" w:w="3346"/>
-            <w:tcBorders>
-              <w:top w:val="single" w:sz="4" w:color="D9D9D9"/>
-              <w:left w:val="single" w:sz="4" w:color="D9D9D9"/>
-              <w:bottom w:val="single" w:sz="4" w:color="D9D9D9"/>
-              <w:right w:val="single" w:sz="4" w:color="D9D9D9"/>
-            </w:tcBorders>
-            <w:tcMar>
-              <w:top w:w="85" w:type="dxa"/>
-              <w:left w:w="85" w:type="dxa"/>
-              <w:bottom w:w="85" w:type="dxa"/>
-              <w:right w:w="85" w:type="dxa"/>
-            </w:tcMar>
-            <w:shd w:fill="E8EEF4"/>
-          </w:tcPr>
-          <w:p>
-            <w:pPr>
-              <w:spacing w:after="60"/>
-            </w:pPr>
-            <w:r>
-              <w:rPr>
-                <w:b/>
-                <w:sz w:val="18"/>
-              </w:rPr>
-              <w:t>กรณี</w:t>
-            </w:r>
-          </w:p>
-        </w:tc>
-      </w:tr>
-      <w:tr>
-        <w:trPr>
-          <w:cantSplit/>
-        </w:trPr>
-        <w:tc>
-          <w:tcPr>
-            <w:tcW w:type="dxa" w:w="3346"/>
-            <w:tcBorders>
-              <w:top w:val="single" w:sz="4" w:color="D9D9D9"/>
-              <w:left w:val="single" w:sz="4" w:color="D9D9D9"/>
-              <w:bottom w:val="single" w:sz="4" w:color="D9D9D9"/>
-              <w:right w:val="single" w:sz="4" w:color="D9D9D9"/>
-            </w:tcBorders>
-            <w:tcMar>
-              <w:top w:w="85" w:type="dxa"/>
-              <w:left w:w="85" w:type="dxa"/>
-              <w:bottom w:w="85" w:type="dxa"/>
-              <w:right w:w="85" w:type="dxa"/>
-            </w:tcMar>
-          </w:tcPr>
-          <w:p>
-            <w:pPr>
-              <w:spacing w:after="60"/>
-            </w:pPr>
-            <w:r>
-              <w:rPr>
-                <w:b w:val="0"/>
-                <w:sz w:val="18"/>
-              </w:rPr>
-              <w:t>401</w:t>
-            </w:r>
-          </w:p>
-        </w:tc>
-        <w:tc>
-          <w:tcPr>
-            <w:tcW w:type="dxa" w:w="3346"/>
-            <w:tcBorders>
-              <w:top w:val="single" w:sz="4" w:color="D9D9D9"/>
-              <w:left w:val="single" w:sz="4" w:color="D9D9D9"/>
-              <w:bottom w:val="single" w:sz="4" w:color="D9D9D9"/>
-              <w:right w:val="single" w:sz="4" w:color="D9D9D9"/>
-            </w:tcBorders>
-            <w:tcMar>
-              <w:top w:w="85" w:type="dxa"/>
-              <w:left w:w="85" w:type="dxa"/>
-              <w:bottom w:w="85" w:type="dxa"/>
-              <w:right w:w="85" w:type="dxa"/>
-            </w:tcMar>
-          </w:tcPr>
-          <w:p>
-            <w:pPr>
-              <w:spacing w:after="60"/>
-            </w:pPr>
-            <w:r>
-              <w:rPr>
-                <w:b w:val="0"/>
-                <w:sz w:val="18"/>
-              </w:rPr>
-              <w:t>ข้อความจาก current_user</w:t>
-            </w:r>
-          </w:p>
-        </w:tc>
-        <w:tc>
-          <w:tcPr>
-            <w:tcW w:type="dxa" w:w="3346"/>
-            <w:tcBorders>
-              <w:top w:val="single" w:sz="4" w:color="D9D9D9"/>
-              <w:left w:val="single" w:sz="4" w:color="D9D9D9"/>
-              <w:bottom w:val="single" w:sz="4" w:color="D9D9D9"/>
-              <w:right w:val="single" w:sz="4" w:color="D9D9D9"/>
-            </w:tcBorders>
-            <w:tcMar>
-              <w:top w:w="85" w:type="dxa"/>
-              <w:left w:w="85" w:type="dxa"/>
-              <w:bottom w:w="85" w:type="dxa"/>
-              <w:right w:w="85" w:type="dxa"/>
-            </w:tcMar>
-          </w:tcPr>
-          <w:p>
-            <w:pPr>
-              <w:spacing w:after="60"/>
-            </w:pPr>
-            <w:r>
-              <w:rPr>
-                <w:b w:val="0"/>
-                <w:sz w:val="18"/>
-              </w:rPr>
-              <w:t>ไม่มี token, token ใช้ไม่ได้ หรือหมดอายุ</w:t>
-            </w:r>
-          </w:p>
-        </w:tc>
-      </w:tr>
-      <w:tr>
-        <w:trPr>
-          <w:cantSplit/>
-        </w:trPr>
-        <w:tc>
-          <w:tcPr>
-            <w:tcW w:type="dxa" w:w="3346"/>
-            <w:tcBorders>
-              <w:top w:val="single" w:sz="4" w:color="D9D9D9"/>
-              <w:left w:val="single" w:sz="4" w:color="D9D9D9"/>
-              <w:bottom w:val="single" w:sz="4" w:color="D9D9D9"/>
-              <w:right w:val="single" w:sz="4" w:color="D9D9D9"/>
-            </w:tcBorders>
-            <w:tcMar>
-              <w:top w:w="85" w:type="dxa"/>
-              <w:left w:w="85" w:type="dxa"/>
-              <w:bottom w:w="85" w:type="dxa"/>
-              <w:right w:w="85" w:type="dxa"/>
-            </w:tcMar>
-          </w:tcPr>
-          <w:p>
-            <w:pPr>
-              <w:spacing w:after="60"/>
-            </w:pPr>
-            <w:r>
-              <w:rPr>
-                <w:b w:val="0"/>
-                <w:sz w:val="18"/>
-              </w:rPr>
-              <w:t>404</w:t>
-            </w:r>
-          </w:p>
-        </w:tc>
-        <w:tc>
-          <w:tcPr>
-            <w:tcW w:type="dxa" w:w="3346"/>
-            <w:tcBorders>
-              <w:top w:val="single" w:sz="4" w:color="D9D9D9"/>
-              <w:left w:val="single" w:sz="4" w:color="D9D9D9"/>
-              <w:bottom w:val="single" w:sz="4" w:color="D9D9D9"/>
-              <w:right w:val="single" w:sz="4" w:color="D9D9D9"/>
-            </w:tcBorders>
-            <w:tcMar>
-              <w:top w:w="85" w:type="dxa"/>
-              <w:left w:w="85" w:type="dxa"/>
-              <w:bottom w:w="85" w:type="dxa"/>
-              <w:right w:w="85" w:type="dxa"/>
-            </w:tcMar>
-          </w:tcPr>
-          <w:p>
-            <w:pPr>
-              <w:spacing w:after="60"/>
-            </w:pPr>
-            <w:r>
-              <w:rPr>
-                <w:b w:val="0"/>
-                <w:sz w:val="18"/>
-              </w:rPr>
-              <w:t>GUIDE_NOT_FOUND</w:t>
-            </w:r>
-          </w:p>
-        </w:tc>
-        <w:tc>
-          <w:tcPr>
-            <w:tcW w:type="dxa" w:w="3346"/>
-            <w:tcBorders>
-              <w:top w:val="single" w:sz="4" w:color="D9D9D9"/>
-              <w:left w:val="single" w:sz="4" w:color="D9D9D9"/>
-              <w:bottom w:val="single" w:sz="4" w:color="D9D9D9"/>
-              <w:right w:val="single" w:sz="4" w:color="D9D9D9"/>
-            </w:tcBorders>
-            <w:tcMar>
-              <w:top w:w="85" w:type="dxa"/>
-              <w:left w:w="85" w:type="dxa"/>
-              <w:bottom w:w="85" w:type="dxa"/>
-              <w:right w:w="85" w:type="dxa"/>
-            </w:tcMar>
-          </w:tcPr>
-          <w:p>
-            <w:pPr>
-              <w:spacing w:after="60"/>
-            </w:pPr>
-            <w:r>
-              <w:rPr>
-                <w:b w:val="0"/>
-                <w:sz w:val="18"/>
-              </w:rPr>
-              <w:t>รายการไม่พบหรือไม่ใช่เจ้าของ</w:t>
-            </w:r>
-          </w:p>
-        </w:tc>
-      </w:tr>
-      <w:tr>
-        <w:trPr>
-          <w:cantSplit/>
-        </w:trPr>
-        <w:tc>
-          <w:tcPr>
-            <w:tcW w:type="dxa" w:w="3346"/>
-            <w:tcBorders>
-              <w:top w:val="single" w:sz="4" w:color="D9D9D9"/>
-              <w:left w:val="single" w:sz="4" w:color="D9D9D9"/>
-              <w:bottom w:val="single" w:sz="4" w:color="D9D9D9"/>
-              <w:right w:val="single" w:sz="4" w:color="D9D9D9"/>
-            </w:tcBorders>
-            <w:tcMar>
-              <w:top w:w="85" w:type="dxa"/>
-              <w:left w:w="85" w:type="dxa"/>
-              <w:bottom w:w="85" w:type="dxa"/>
-              <w:right w:w="85" w:type="dxa"/>
-            </w:tcMar>
-          </w:tcPr>
-          <w:p>
-            <w:pPr>
-              <w:spacing w:after="60"/>
-            </w:pPr>
-            <w:r>
-              <w:rPr>
-                <w:b w:val="0"/>
-                <w:sz w:val="18"/>
-              </w:rPr>
-              <w:t>422</w:t>
-            </w:r>
-          </w:p>
-        </w:tc>
-        <w:tc>
-          <w:tcPr>
-            <w:tcW w:type="dxa" w:w="3346"/>
-            <w:tcBorders>
-              <w:top w:val="single" w:sz="4" w:color="D9D9D9"/>
-              <w:left w:val="single" w:sz="4" w:color="D9D9D9"/>
-              <w:bottom w:val="single" w:sz="4" w:color="D9D9D9"/>
-              <w:right w:val="single" w:sz="4" w:color="D9D9D9"/>
-            </w:tcBorders>
-            <w:tcMar>
-              <w:top w:w="85" w:type="dxa"/>
-              <w:left w:w="85" w:type="dxa"/>
-              <w:bottom w:w="85" w:type="dxa"/>
-              <w:right w:w="85" w:type="dxa"/>
-            </w:tcMar>
-          </w:tcPr>
-          <w:p>
-            <w:pPr>
-              <w:spacing w:after="60"/>
-            </w:pPr>
-            <w:r>
-              <w:rPr>
-                <w:b w:val="0"/>
-                <w:sz w:val="18"/>
-              </w:rPr>
-              <w:t>GUIDE_ID_INVALID</w:t>
-            </w:r>
-          </w:p>
-        </w:tc>
-        <w:tc>
-          <w:tcPr>
-            <w:tcW w:type="dxa" w:w="3346"/>
-            <w:tcBorders>
-              <w:top w:val="single" w:sz="4" w:color="D9D9D9"/>
-              <w:left w:val="single" w:sz="4" w:color="D9D9D9"/>
-              <w:bottom w:val="single" w:sz="4" w:color="D9D9D9"/>
-              <w:right w:val="single" w:sz="4" w:color="D9D9D9"/>
-            </w:tcBorders>
-            <w:tcMar>
-              <w:top w:w="85" w:type="dxa"/>
-              <w:left w:w="85" w:type="dxa"/>
-              <w:bottom w:w="85" w:type="dxa"/>
-              <w:right w:w="85" w:type="dxa"/>
-            </w:tcMar>
-          </w:tcPr>
-          <w:p>
-            <w:pPr>
-              <w:spacing w:after="60"/>
-            </w:pPr>
-            <w:r>
-              <w:rPr>
-                <w:b w:val="0"/>
-                <w:sz w:val="18"/>
-              </w:rPr>
-              <w:t>Guide ID ไม่เป็นค่าบวก</w:t>
-            </w:r>
-          </w:p>
-        </w:tc>
-      </w:tr>
-      <w:tr>
-        <w:trPr>
-          <w:cantSplit/>
-        </w:trPr>
-        <w:tc>
-          <w:tcPr>
-            <w:tcW w:type="dxa" w:w="3346"/>
-            <w:tcBorders>
-              <w:top w:val="single" w:sz="4" w:color="D9D9D9"/>
-              <w:left w:val="single" w:sz="4" w:color="D9D9D9"/>
-              <w:bottom w:val="single" w:sz="4" w:color="D9D9D9"/>
-              <w:right w:val="single" w:sz="4" w:color="D9D9D9"/>
-            </w:tcBorders>
-            <w:tcMar>
-              <w:top w:w="85" w:type="dxa"/>
-              <w:left w:w="85" w:type="dxa"/>
-              <w:bottom w:w="85" w:type="dxa"/>
-              <w:right w:w="85" w:type="dxa"/>
-            </w:tcMar>
-          </w:tcPr>
-          <w:p>
-            <w:pPr>
-              <w:spacing w:after="60"/>
-            </w:pPr>
-            <w:r>
-              <w:rPr>
-                <w:b w:val="0"/>
-                <w:sz w:val="18"/>
-              </w:rPr>
-              <w:t>422</w:t>
-            </w:r>
-          </w:p>
-        </w:tc>
-        <w:tc>
-          <w:tcPr>
-            <w:tcW w:type="dxa" w:w="3346"/>
-            <w:tcBorders>
-              <w:top w:val="single" w:sz="4" w:color="D9D9D9"/>
-              <w:left w:val="single" w:sz="4" w:color="D9D9D9"/>
-              <w:bottom w:val="single" w:sz="4" w:color="D9D9D9"/>
-              <w:right w:val="single" w:sz="4" w:color="D9D9D9"/>
-            </w:tcBorders>
-            <w:tcMar>
-              <w:top w:w="85" w:type="dxa"/>
-              <w:left w:w="85" w:type="dxa"/>
-              <w:bottom w:w="85" w:type="dxa"/>
-              <w:right w:w="85" w:type="dxa"/>
-            </w:tcMar>
-          </w:tcPr>
-          <w:p>
-            <w:pPr>
-              <w:spacing w:after="60"/>
-            </w:pPr>
-            <w:r>
-              <w:rPr>
-                <w:b w:val="0"/>
-                <w:sz w:val="18"/>
-              </w:rPr>
-              <w:t>COURSE_NOT_FOUND</w:t>
-            </w:r>
-          </w:p>
-        </w:tc>
-        <w:tc>
-          <w:tcPr>
-            <w:tcW w:type="dxa" w:w="3346"/>
-            <w:tcBorders>
-              <w:top w:val="single" w:sz="4" w:color="D9D9D9"/>
-              <w:left w:val="single" w:sz="4" w:color="D9D9D9"/>
-              <w:bottom w:val="single" w:sz="4" w:color="D9D9D9"/>
-              <w:right w:val="single" w:sz="4" w:color="D9D9D9"/>
-            </w:tcBorders>
-            <w:tcMar>
-              <w:top w:w="85" w:type="dxa"/>
-              <w:left w:w="85" w:type="dxa"/>
-              <w:bottom w:w="85" w:type="dxa"/>
-              <w:right w:w="85" w:type="dxa"/>
-            </w:tcMar>
-          </w:tcPr>
-          <w:p>
-            <w:pPr>
-              <w:spacing w:after="60"/>
-            </w:pPr>
-            <w:r>
-              <w:rPr>
-                <w:b w:val="0"/>
-                <w:sz w:val="18"/>
-              </w:rPr>
-              <w:t>ไม่พบรายวิชาปลายทางในงานแก้ไข</w:t>
-            </w:r>
-          </w:p>
-        </w:tc>
-      </w:tr>
-      <w:tr>
-        <w:trPr>
-          <w:cantSplit/>
-        </w:trPr>
-        <w:tc>
-          <w:tcPr>
-            <w:tcW w:type="dxa" w:w="3346"/>
-            <w:tcBorders>
-              <w:top w:val="single" w:sz="4" w:color="D9D9D9"/>
-              <w:left w:val="single" w:sz="4" w:color="D9D9D9"/>
-              <w:bottom w:val="single" w:sz="4" w:color="D9D9D9"/>
-              <w:right w:val="single" w:sz="4" w:color="D9D9D9"/>
-            </w:tcBorders>
-            <w:tcMar>
-              <w:top w:w="85" w:type="dxa"/>
-              <w:left w:w="85" w:type="dxa"/>
-              <w:bottom w:w="85" w:type="dxa"/>
-              <w:right w:w="85" w:type="dxa"/>
-            </w:tcMar>
-          </w:tcPr>
-          <w:p>
-            <w:pPr>
-              <w:spacing w:after="60"/>
-            </w:pPr>
-            <w:r>
-              <w:rPr>
-                <w:b w:val="0"/>
-                <w:sz w:val="18"/>
-              </w:rPr>
-              <w:t>422</w:t>
-            </w:r>
-          </w:p>
-        </w:tc>
-        <w:tc>
-          <w:tcPr>
-            <w:tcW w:type="dxa" w:w="3346"/>
-            <w:tcBorders>
-              <w:top w:val="single" w:sz="4" w:color="D9D9D9"/>
-              <w:left w:val="single" w:sz="4" w:color="D9D9D9"/>
-              <w:bottom w:val="single" w:sz="4" w:color="D9D9D9"/>
-              <w:right w:val="single" w:sz="4" w:color="D9D9D9"/>
-            </w:tcBorders>
-            <w:tcMar>
-              <w:top w:w="85" w:type="dxa"/>
-              <w:left w:w="85" w:type="dxa"/>
-              <w:bottom w:w="85" w:type="dxa"/>
-              <w:right w:w="85" w:type="dxa"/>
-            </w:tcMar>
-          </w:tcPr>
-          <w:p>
-            <w:pPr>
-              <w:spacing w:after="60"/>
-            </w:pPr>
-            <w:r>
-              <w:rPr>
-                <w:b w:val="0"/>
-                <w:sz w:val="18"/>
-              </w:rPr>
-              <w:t>รายการ validation errors ใน detail</w:t>
-            </w:r>
-          </w:p>
-        </w:tc>
-        <w:tc>
-          <w:tcPr>
-            <w:tcW w:type="dxa" w:w="3346"/>
-            <w:tcBorders>
-              <w:top w:val="single" w:sz="4" w:color="D9D9D9"/>
-              <w:left w:val="single" w:sz="4" w:color="D9D9D9"/>
-              <w:bottom w:val="single" w:sz="4" w:color="D9D9D9"/>
-              <w:right w:val="single" w:sz="4" w:color="D9D9D9"/>
-            </w:tcBorders>
-            <w:tcMar>
-              <w:top w:w="85" w:type="dxa"/>
-              <w:left w:w="85" w:type="dxa"/>
-              <w:bottom w:w="85" w:type="dxa"/>
-              <w:right w:w="85" w:type="dxa"/>
-            </w:tcMar>
-          </w:tcPr>
-          <w:p>
-            <w:pPr>
-              <w:spacing w:after="60"/>
-            </w:pPr>
-            <w:r>
-              <w:rPr>
-                <w:b w:val="0"/>
-                <w:sz w:val="18"/>
-              </w:rPr>
-              <w:t>path/body ไม่ผ่าน Pydantic</w:t>
-            </w:r>
-          </w:p>
-        </w:tc>
-      </w:tr>
-      <w:tr>
-        <w:trPr>
-          <w:cantSplit/>
-        </w:trPr>
-        <w:tc>
-          <w:tcPr>
-            <w:tcW w:type="dxa" w:w="3346"/>
-            <w:tcBorders>
-              <w:top w:val="single" w:sz="4" w:color="D9D9D9"/>
-              <w:left w:val="single" w:sz="4" w:color="D9D9D9"/>
-              <w:bottom w:val="single" w:sz="4" w:color="D9D9D9"/>
-              <w:right w:val="single" w:sz="4" w:color="D9D9D9"/>
-            </w:tcBorders>
-            <w:tcMar>
-              <w:top w:w="85" w:type="dxa"/>
-              <w:left w:w="85" w:type="dxa"/>
-              <w:bottom w:w="85" w:type="dxa"/>
-              <w:right w:w="85" w:type="dxa"/>
-            </w:tcMar>
-          </w:tcPr>
-          <w:p>
-            <w:pPr>
-              <w:spacing w:after="60"/>
-            </w:pPr>
-            <w:r>
-              <w:rPr>
-                <w:b w:val="0"/>
-                <w:sz w:val="18"/>
-              </w:rPr>
-              <w:t>500</w:t>
-            </w:r>
-          </w:p>
-        </w:tc>
-        <w:tc>
-          <w:tcPr>
-            <w:tcW w:type="dxa" w:w="3346"/>
-            <w:tcBorders>
-              <w:top w:val="single" w:sz="4" w:color="D9D9D9"/>
-              <w:left w:val="single" w:sz="4" w:color="D9D9D9"/>
-              <w:bottom w:val="single" w:sz="4" w:color="D9D9D9"/>
-              <w:right w:val="single" w:sz="4" w:color="D9D9D9"/>
-            </w:tcBorders>
-            <w:tcMar>
-              <w:top w:w="85" w:type="dxa"/>
-              <w:left w:w="85" w:type="dxa"/>
-              <w:bottom w:w="85" w:type="dxa"/>
-              <w:right w:w="85" w:type="dxa"/>
-            </w:tcMar>
-          </w:tcPr>
-          <w:p>
-            <w:pPr>
-              <w:spacing w:after="60"/>
-            </w:pPr>
-            <w:r>
-              <w:rPr>
-                <w:b w:val="0"/>
-                <w:sz w:val="18"/>
-              </w:rPr>
-              <w:t>GUIDE_UPDATE_FAILED</w:t>
-            </w:r>
-          </w:p>
-        </w:tc>
-        <w:tc>
-          <w:tcPr>
-            <w:tcW w:type="dxa" w:w="3346"/>
-            <w:tcBorders>
-              <w:top w:val="single" w:sz="4" w:color="D9D9D9"/>
-              <w:left w:val="single" w:sz="4" w:color="D9D9D9"/>
-              <w:bottom w:val="single" w:sz="4" w:color="D9D9D9"/>
-              <w:right w:val="single" w:sz="4" w:color="D9D9D9"/>
-            </w:tcBorders>
-            <w:tcMar>
-              <w:top w:w="85" w:type="dxa"/>
-              <w:left w:w="85" w:type="dxa"/>
-              <w:bottom w:w="85" w:type="dxa"/>
-              <w:right w:w="85" w:type="dxa"/>
-            </w:tcMar>
-          </w:tcPr>
-          <w:p>
-            <w:pPr>
-              <w:spacing w:after="60"/>
-            </w:pPr>
-            <w:r>
-              <w:rPr>
-                <w:b w:val="0"/>
-                <w:sz w:val="18"/>
-              </w:rPr>
-              <w:t>SQLAlchemyError ใน workflow แก้ไข</w:t>
-            </w:r>
-          </w:p>
-        </w:tc>
-      </w:tr>
-      <w:tr>
-        <w:trPr>
-          <w:cantSplit/>
-        </w:trPr>
-        <w:tc>
-          <w:tcPr>
-            <w:tcW w:type="dxa" w:w="3346"/>
-            <w:tcBorders>
-              <w:top w:val="single" w:sz="4" w:color="D9D9D9"/>
-              <w:left w:val="single" w:sz="4" w:color="D9D9D9"/>
-              <w:bottom w:val="single" w:sz="4" w:color="D9D9D9"/>
-              <w:right w:val="single" w:sz="4" w:color="D9D9D9"/>
-            </w:tcBorders>
-            <w:tcMar>
-              <w:top w:w="85" w:type="dxa"/>
-              <w:left w:w="85" w:type="dxa"/>
-              <w:bottom w:w="85" w:type="dxa"/>
-              <w:right w:w="85" w:type="dxa"/>
-            </w:tcMar>
-          </w:tcPr>
-          <w:p>
-            <w:pPr>
-              <w:spacing w:after="60"/>
-            </w:pPr>
-            <w:r>
-              <w:rPr>
-                <w:b w:val="0"/>
-                <w:sz w:val="18"/>
-              </w:rPr>
-              <w:t>500</w:t>
-            </w:r>
-          </w:p>
-        </w:tc>
-        <w:tc>
-          <w:tcPr>
-            <w:tcW w:type="dxa" w:w="3346"/>
-            <w:tcBorders>
-              <w:top w:val="single" w:sz="4" w:color="D9D9D9"/>
-              <w:left w:val="single" w:sz="4" w:color="D9D9D9"/>
-              <w:bottom w:val="single" w:sz="4" w:color="D9D9D9"/>
-              <w:right w:val="single" w:sz="4" w:color="D9D9D9"/>
-            </w:tcBorders>
-            <w:tcMar>
-              <w:top w:w="85" w:type="dxa"/>
-              <w:left w:w="85" w:type="dxa"/>
-              <w:bottom w:w="85" w:type="dxa"/>
-              <w:right w:w="85" w:type="dxa"/>
-            </w:tcMar>
-          </w:tcPr>
-          <w:p>
-            <w:pPr>
-              <w:spacing w:after="60"/>
-            </w:pPr>
-            <w:r>
-              <w:rPr>
-                <w:b w:val="0"/>
-                <w:sz w:val="18"/>
-              </w:rPr>
-              <w:t>GUIDE_DELETE_FAILED</w:t>
-            </w:r>
-          </w:p>
-        </w:tc>
-        <w:tc>
-          <w:tcPr>
-            <w:tcW w:type="dxa" w:w="3346"/>
-            <w:tcBorders>
-              <w:top w:val="single" w:sz="4" w:color="D9D9D9"/>
-              <w:left w:val="single" w:sz="4" w:color="D9D9D9"/>
-              <w:bottom w:val="single" w:sz="4" w:color="D9D9D9"/>
-              <w:right w:val="single" w:sz="4" w:color="D9D9D9"/>
-            </w:tcBorders>
-            <w:tcMar>
-              <w:top w:w="85" w:type="dxa"/>
-              <w:left w:w="85" w:type="dxa"/>
-              <w:bottom w:w="85" w:type="dxa"/>
-              <w:right w:w="85" w:type="dxa"/>
-            </w:tcMar>
-          </w:tcPr>
-          <w:p>
-            <w:pPr>
-              <w:spacing w:after="60"/>
-            </w:pPr>
-            <w:r>
-              <w:rPr>
-                <w:b w:val="0"/>
-                <w:sz w:val="18"/>
-              </w:rPr>
-              <w:t>SQLAlchemyError ใน workflow ลบ</w:t>
-            </w:r>
-          </w:p>
-        </w:tc>
-      </w:tr>
-    </w:tbl>
-    <w:p/>
-    <w:p>
-      <w:r>
-        <w:t>ตัวอย่างเมื่อแก้ไขหรือลบรายการที่ไม่พบ:</w:t>
-      </w:r>
-    </w:p>
-    <w:p>
-      <w:pPr>
-        <w:keepLines/>
-        <w:spacing w:after="120"/>
-      </w:pPr>
-      <w:r>
-        <w:rPr>
-          <w:rFonts w:ascii="Consolas" w:hAnsi="Consolas"/>
-          <w:sz w:val="18"/>
-        </w:rPr>
-        <w:t>{"detail": "GUIDE_NOT_FOUND"}</w:t>
-      </w:r>
-    </w:p>
-    <w:p>
-      <w:r>
-        <w:t>U5 ไม่ได้ใช้ ErrorResponseDTO ของ U3/U4 ทุกกรณี ส่วน GET รายการที่เกิด storage exception จะเป็น server error โดยไม่มี contract error.code เฉพาะ หาก proxy ติดต่อ backend ไม่ได้จะตอบ 502</w:t>
-      </w:r>
-    </w:p>
-    <w:p>
-      <w:pPr>
-        <w:pStyle w:val="Heading1"/>
-      </w:pPr>
-      <w:r>
-        <w:t>โครงสร้างที่ใช้งาน</w:t>
-      </w:r>
-    </w:p>
-    <w:p>
-      <w:pPr>
-        <w:pStyle w:val="Heading2"/>
-      </w:pPr>
-      <w:r>
-        <w:t>แผนภาพ 1</w:t>
-      </w:r>
-    </w:p>
-    <w:p>
-      <w:r>
-        <w:drawing>
-          <wp:inline xmlns:a="http://schemas.openxmlformats.org/drawingml/2006/main" xmlns:pic="http://schemas.openxmlformats.org/drawingml/2006/picture">
-            <wp:extent cx="6309360" cy="2103119"/>
-            <wp:docPr id="1" name="Picture 1"/>
-            <wp:cNvGraphicFramePr>
-              <a:graphicFrameLocks noChangeAspect="1"/>
-            </wp:cNvGraphicFramePr>
-            <a:graphic>
-              <a:graphicData uri="http://schemas.openxmlformats.org/drawingml/2006/picture">
-                <pic:pic>
-                  <pic:nvPicPr>
-                    <pic:cNvPr id="0" name="rendered-diagrams-13.png"/>
-                    <pic:cNvPicPr/>
-                  </pic:nvPicPr>
-                  <pic:blipFill>
-                    <a:blip r:embed="rId9"/>
-                    <a:stretch>
-                      <a:fillRect/>
-                    </a:stretch>
-                  </pic:blipFill>
-                  <pic:spPr>
-                    <a:xfrm>
-                      <a:off x="0" y="0"/>
-                      <a:ext cx="6309360" cy="2103119"/>
-                    </a:xfrm>
-                    <a:prstGeom prst="rect"/>
-                  </pic:spPr>
-                </pic:pic>
-              </a:graphicData>
-            </a:graphic>
-          </wp:inline>
-        </w:drawing>
-      </w:r>
-    </w:p>
-    <w:p>
-      <w:r>
-        <w:t>- dependencies.py ประกอบ service กับ DAO โดยใช้ Session เดียวกัน</w:t>
-      </w:r>
-    </w:p>
-    <w:p>
-      <w:r>
-        <w:t>- Router แยกเป็น รายการ, แก้ไข และ ลบ</w:t>
-      </w:r>
-    </w:p>
-    <w:p>
-      <w:r>
-        <w:t>- MyGuidesService ควบคุม transaction ของงานเขียนและแปลง Entity เป็น DTO</w:t>
-      </w:r>
-    </w:p>
-    <w:p>
-      <w:r>
-        <w:t>- DAO แยกเป็น MyGuideDAO, UpdateOwnedGuideDAO และ DeleteOwnedGuideDAO</w:t>
-      </w:r>
-    </w:p>
-    <w:p>
-      <w:r>
-        <w:t>- DTO จริงคือ MyGuideDTO, MyGuideUpdateRequest/Response และ MyGuideDeleteResponse</w:t>
-      </w:r>
-    </w:p>
-    <w:p>
-      <w:pPr>
-        <w:pStyle w:val="Heading1"/>
-      </w:pPr>
-      <w:r>
-        <w:t>ข้อจำกัดของโค้ดปัจจุบัน</w:t>
-      </w:r>
-    </w:p>
-    <w:p>
-      <w:r>
-        <w:t>งาน update ตรวจรายวิชาปลายทางด้วย get_by_id ซึ่งตรวจการมีอยู่ ไม่ได้บังคับ CS-only ใน service นี้</w:t>
-      </w:r>
-    </w:p>
-    <w:p>
-      <w:r>
-        <w:t>งาน update commit ก่อนแปลง DTO ถ้าการอ่านเพื่อสร้าง DTO ล้มเหลวหลัง commit อาจตอบ error ทั้งที่ข้อมูลเปลี่ยนแล้ว การ rollback ไม่ย้อน commit ที่สำเร็จไปก่อนหน้า ส่วน network timeout ก็ไม่ยืนยันว่ารายการยังไม่เปลี่ยน ต้องโหลดข้อมูลใหม่ก่อนลองซ้ำ ข้อจำกัดนี้ยังไม่ได้แก้ในงานเอกสาร</w:t>
-      </w:r>
-    </w:p>
-    <w:p>
-      <w:r>
-        <w:t>ดู Sequence Task66, กติกา Task62 และ API อ่าน U3</w:t>
-      </w:r>
-    </w:p>
-    <w:sectPr>
-      <w:pgSz w:w="11909" w:h="16834"/>
-      <w:pgMar w:top="936" w:right="936" w:bottom="936" w:left="936" w:header="720" w:footer="720" w:gutter="0"/>
-      <w:cols w:space="720"/>
-      <w:docGrid w:linePitch="360"/>
-    </w:sectPr>
-  </w:body>
-</w:document>
+<ns0:document xmlns:ns0="http://schemas.openxmlformats.org/wordprocessingml/2006/main" xmlns:ns1="http://schemas.openxmlformats.org/markup-compatibility/2006" xmlns:ns2="http://schemas.openxmlformats.org/drawingml/2006/wordprocessingDrawing" xmlns:ns3="http://schemas.openxmlformats.org/drawingml/2006/main" xmlns:ns4="http://schemas.openxmlformats.org/drawingml/2006/picture" xmlns:ns5="http://schemas.openxmlformats.org/officeDocument/2006/relationships" ns1:Ignorable="w14 wp14">
+  <ns0:body>
+    <ns0:p>
+      <ns0:pPr>
+        <ns0:pStyle ns0:val="Title"/>
+      </ns0:pPr>
+      <ns0:r>
+        <ns0:t>Task65 U5 API จัดการแนวข้อสอบของฉัน</ns0:t>
+      </ns0:r>
+    </ns0:p>
+    <ns0:p>
+      <ns0:r>
+        <ns0:t>เอกสารนี้อธิบาย API ที่ใช้งานแล้วสำหรับดู แก้ไข และลบผลงานของผู้ใช้ ทุกคำขอต้องมี Authorization: Bearer &lt;access_token&gt; ที่ยังใช้ได้ รายการว่างไม่ใช่ข้อผิดพลาด และการแก้ไขหรือลบต้องเป็นเจ้าของรายการ</ns0:t>
+      </ns0:r>
+    </ns0:p>
+    <ns0:p>
+      <ns0:pPr>
+        <ns0:pStyle ns0:val="Heading1"/>
+      </ns0:pPr>
+      <ns0:r>
+        <ns0:t>เส้นทางและผลสำเร็จ</ns0:t>
+      </ns0:r>
+    </ns0:p>
+    <ns0:tbl>
+      <ns0:tblPr>
+        <ns0:tblW ns0:type="auto" ns0:w="0"/>
+        <ns0:tblLayout ns0:type="autofit"/>
+        <ns0:tblLook ns0:firstColumn="1" ns0:firstRow="1" ns0:lastColumn="0" ns0:lastRow="0" ns0:noHBand="0" ns0:noVBand="1" ns0:val="04A0"/>
+      </ns0:tblPr>
+      <ns0:tblGrid>
+        <ns0:gridCol ns0:w="3346"/>
+        <ns0:gridCol ns0:w="3346"/>
+        <ns0:gridCol ns0:w="3346"/>
+      </ns0:tblGrid>
+      <ns0:tr>
+        <ns0:trPr>
+          <ns0:cantSplit/>
+          <ns0:tblHeader/>
+        </ns0:trPr>
+        <ns0:tc>
+          <ns0:tcPr>
+            <ns0:tcW ns0:type="dxa" ns0:w="3346"/>
+            <ns0:tcBorders>
+              <ns0:top ns0:val="single" ns0:sz="4" ns0:color="D9D9D9"/>
+              <ns0:left ns0:val="single" ns0:sz="4" ns0:color="D9D9D9"/>
+              <ns0:bottom ns0:val="single" ns0:sz="4" ns0:color="D9D9D9"/>
+              <ns0:right ns0:val="single" ns0:sz="4" ns0:color="D9D9D9"/>
+            </ns0:tcBorders>
+            <ns0:tcMar>
+              <ns0:top ns0:w="85" ns0:type="dxa"/>
+              <ns0:left ns0:w="85" ns0:type="dxa"/>
+              <ns0:bottom ns0:w="85" ns0:type="dxa"/>
+              <ns0:right ns0:w="85" ns0:type="dxa"/>
+            </ns0:tcMar>
+            <ns0:shd ns0:fill="E8EEF4"/>
+          </ns0:tcPr>
+          <ns0:p>
+            <ns0:pPr>
+              <ns0:spacing ns0:after="60"/>
+            </ns0:pPr>
+            <ns0:r>
+              <ns0:rPr>
+                <ns0:b/>
+                <ns0:sz ns0:val="18"/>
+              </ns0:rPr>
+              <ns0:t>Method</ns0:t>
+            </ns0:r>
+          </ns0:p>
+        </ns0:tc>
+        <ns0:tc>
+          <ns0:tcPr>
+            <ns0:tcW ns0:type="dxa" ns0:w="3346"/>
+            <ns0:tcBorders>
+              <ns0:top ns0:val="single" ns0:sz="4" ns0:color="D9D9D9"/>
+              <ns0:left ns0:val="single" ns0:sz="4" ns0:color="D9D9D9"/>
+              <ns0:bottom ns0:val="single" ns0:sz="4" ns0:color="D9D9D9"/>
+              <ns0:right ns0:val="single" ns0:sz="4" ns0:color="D9D9D9"/>
+            </ns0:tcBorders>
+            <ns0:tcMar>
+              <ns0:top ns0:w="85" ns0:type="dxa"/>
+              <ns0:left ns0:w="85" ns0:type="dxa"/>
+              <ns0:bottom ns0:w="85" ns0:type="dxa"/>
+              <ns0:right ns0:w="85" ns0:type="dxa"/>
+            </ns0:tcMar>
+            <ns0:shd ns0:fill="E8EEF4"/>
+          </ns0:tcPr>
+          <ns0:p>
+            <ns0:pPr>
+              <ns0:spacing ns0:after="60"/>
+            </ns0:pPr>
+            <ns0:r>
+              <ns0:rPr>
+                <ns0:b/>
+                <ns0:sz ns0:val="18"/>
+              </ns0:rPr>
+              <ns0:t>Backend path</ns0:t>
+            </ns0:r>
+          </ns0:p>
+        </ns0:tc>
+        <ns0:tc>
+          <ns0:tcPr>
+            <ns0:tcW ns0:type="dxa" ns0:w="3346"/>
+            <ns0:tcBorders>
+              <ns0:top ns0:val="single" ns0:sz="4" ns0:color="D9D9D9"/>
+              <ns0:left ns0:val="single" ns0:sz="4" ns0:color="D9D9D9"/>
+              <ns0:bottom ns0:val="single" ns0:sz="4" ns0:color="D9D9D9"/>
+              <ns0:right ns0:val="single" ns0:sz="4" ns0:color="D9D9D9"/>
+            </ns0:tcBorders>
+            <ns0:tcMar>
+              <ns0:top ns0:w="85" ns0:type="dxa"/>
+              <ns0:left ns0:w="85" ns0:type="dxa"/>
+              <ns0:bottom ns0:w="85" ns0:type="dxa"/>
+              <ns0:right ns0:w="85" ns0:type="dxa"/>
+            </ns0:tcMar>
+            <ns0:shd ns0:fill="E8EEF4"/>
+          </ns0:tcPr>
+          <ns0:p>
+            <ns0:pPr>
+              <ns0:spacing ns0:after="60"/>
+            </ns0:pPr>
+            <ns0:r>
+              <ns0:rPr>
+                <ns0:b/>
+                <ns0:sz ns0:val="18"/>
+              </ns0:rPr>
+              <ns0:t>Response</ns0:t>
+            </ns0:r>
+          </ns0:p>
+        </ns0:tc>
+      </ns0:tr>
+      <ns0:tr>
+        <ns0:trPr>
+          <ns0:cantSplit/>
+        </ns0:trPr>
+        <ns0:tc>
+          <ns0:tcPr>
+            <ns0:tcW ns0:type="dxa" ns0:w="3346"/>
+            <ns0:tcBorders>
+              <ns0:top ns0:val="single" ns0:sz="4" ns0:color="D9D9D9"/>
+              <ns0:left ns0:val="single" ns0:sz="4" ns0:color="D9D9D9"/>
+              <ns0:bottom ns0:val="single" ns0:sz="4" ns0:color="D9D9D9"/>
+              <ns0:right ns0:val="single" ns0:sz="4" ns0:color="D9D9D9"/>
+            </ns0:tcBorders>
+            <ns0:tcMar>
+              <ns0:top ns0:w="85" ns0:type="dxa"/>
+              <ns0:left ns0:w="85" ns0:type="dxa"/>
+              <ns0:bottom ns0:w="85" ns0:type="dxa"/>
+              <ns0:right ns0:w="85" ns0:type="dxa"/>
+            </ns0:tcMar>
+          </ns0:tcPr>
+          <ns0:p>
+            <ns0:pPr>
+              <ns0:spacing ns0:after="60"/>
+            </ns0:pPr>
+            <ns0:r>
+              <ns0:rPr>
+                <ns0:b ns0:val="0"/>
+                <ns0:sz ns0:val="18"/>
+              </ns0:rPr>
+              <ns0:t>GET</ns0:t>
+            </ns0:r>
+          </ns0:p>
+        </ns0:tc>
+        <ns0:tc>
+          <ns0:tcPr>
+            <ns0:tcW ns0:type="dxa" ns0:w="3346"/>
+            <ns0:tcBorders>
+              <ns0:top ns0:val="single" ns0:sz="4" ns0:color="D9D9D9"/>
+              <ns0:left ns0:val="single" ns0:sz="4" ns0:color="D9D9D9"/>
+              <ns0:bottom ns0:val="single" ns0:sz="4" ns0:color="D9D9D9"/>
+              <ns0:right ns0:val="single" ns0:sz="4" ns0:color="D9D9D9"/>
+            </ns0:tcBorders>
+            <ns0:tcMar>
+              <ns0:top ns0:w="85" ns0:type="dxa"/>
+              <ns0:left ns0:w="85" ns0:type="dxa"/>
+              <ns0:bottom ns0:w="85" ns0:type="dxa"/>
+              <ns0:right ns0:w="85" ns0:type="dxa"/>
+            </ns0:tcMar>
+          </ns0:tcPr>
+          <ns0:p>
+            <ns0:pPr>
+              <ns0:spacing ns0:after="60"/>
+            </ns0:pPr>
+            <ns0:r>
+              <ns0:rPr>
+                <ns0:b ns0:val="0"/>
+                <ns0:sz ns0:val="18"/>
+              </ns0:rPr>
+              <ns0:t>/api/my-guides</ns0:t>
+            </ns0:r>
+          </ns0:p>
+        </ns0:tc>
+        <ns0:tc>
+          <ns0:tcPr>
+            <ns0:tcW ns0:type="dxa" ns0:w="3346"/>
+            <ns0:tcBorders>
+              <ns0:top ns0:val="single" ns0:sz="4" ns0:color="D9D9D9"/>
+              <ns0:left ns0:val="single" ns0:sz="4" ns0:color="D9D9D9"/>
+              <ns0:bottom ns0:val="single" ns0:sz="4" ns0:color="D9D9D9"/>
+              <ns0:right ns0:val="single" ns0:sz="4" ns0:color="D9D9D9"/>
+            </ns0:tcBorders>
+            <ns0:tcMar>
+              <ns0:top ns0:w="85" ns0:type="dxa"/>
+              <ns0:left ns0:w="85" ns0:type="dxa"/>
+              <ns0:bottom ns0:w="85" ns0:type="dxa"/>
+              <ns0:right ns0:w="85" ns0:type="dxa"/>
+            </ns0:tcMar>
+          </ns0:tcPr>
+          <ns0:p>
+            <ns0:pPr>
+              <ns0:spacing ns0:after="60"/>
+            </ns0:pPr>
+            <ns0:r>
+              <ns0:rPr>
+                <ns0:b ns0:val="0"/>
+                <ns0:sz ns0:val="18"/>
+              </ns0:rPr>
+              <ns0:t>200 list[MyGuideDTO]</ns0:t>
+            </ns0:r>
+          </ns0:p>
+        </ns0:tc>
+      </ns0:tr>
+      <ns0:tr>
+        <ns0:trPr>
+          <ns0:cantSplit/>
+        </ns0:trPr>
+        <ns0:tc>
+          <ns0:tcPr>
+            <ns0:tcW ns0:type="dxa" ns0:w="3346"/>
+            <ns0:tcBorders>
+              <ns0:top ns0:val="single" ns0:sz="4" ns0:color="D9D9D9"/>
+              <ns0:left ns0:val="single" ns0:sz="4" ns0:color="D9D9D9"/>
+              <ns0:bottom ns0:val="single" ns0:sz="4" ns0:color="D9D9D9"/>
+              <ns0:right ns0:val="single" ns0:sz="4" ns0:color="D9D9D9"/>
+            </ns0:tcBorders>
+            <ns0:tcMar>
+              <ns0:top ns0:w="85" ns0:type="dxa"/>
+              <ns0:left ns0:w="85" ns0:type="dxa"/>
+              <ns0:bottom ns0:w="85" ns0:type="dxa"/>
+              <ns0:right ns0:w="85" ns0:type="dxa"/>
+            </ns0:tcMar>
+          </ns0:tcPr>
+          <ns0:p>
+            <ns0:pPr>
+              <ns0:spacing ns0:after="60"/>
+            </ns0:pPr>
+            <ns0:r>
+              <ns0:rPr>
+                <ns0:b ns0:val="0"/>
+                <ns0:sz ns0:val="18"/>
+              </ns0:rPr>
+              <ns0:t>PUT</ns0:t>
+            </ns0:r>
+          </ns0:p>
+        </ns0:tc>
+        <ns0:tc>
+          <ns0:tcPr>
+            <ns0:tcW ns0:type="dxa" ns0:w="3346"/>
+            <ns0:tcBorders>
+              <ns0:top ns0:val="single" ns0:sz="4" ns0:color="D9D9D9"/>
+              <ns0:left ns0:val="single" ns0:sz="4" ns0:color="D9D9D9"/>
+              <ns0:bottom ns0:val="single" ns0:sz="4" ns0:color="D9D9D9"/>
+              <ns0:right ns0:val="single" ns0:sz="4" ns0:color="D9D9D9"/>
+            </ns0:tcBorders>
+            <ns0:tcMar>
+              <ns0:top ns0:w="85" ns0:type="dxa"/>
+              <ns0:left ns0:w="85" ns0:type="dxa"/>
+              <ns0:bottom ns0:w="85" ns0:type="dxa"/>
+              <ns0:right ns0:w="85" ns0:type="dxa"/>
+            </ns0:tcMar>
+          </ns0:tcPr>
+          <ns0:p>
+            <ns0:pPr>
+              <ns0:spacing ns0:after="60"/>
+            </ns0:pPr>
+            <ns0:r>
+              <ns0:rPr>
+                <ns0:b ns0:val="0"/>
+                <ns0:sz ns0:val="18"/>
+              </ns0:rPr>
+              <ns0:t>/api/my-guides/{guide_id}</ns0:t>
+            </ns0:r>
+          </ns0:p>
+        </ns0:tc>
+        <ns0:tc>
+          <ns0:tcPr>
+            <ns0:tcW ns0:type="dxa" ns0:w="3346"/>
+            <ns0:tcBorders>
+              <ns0:top ns0:val="single" ns0:sz="4" ns0:color="D9D9D9"/>
+              <ns0:left ns0:val="single" ns0:sz="4" ns0:color="D9D9D9"/>
+              <ns0:bottom ns0:val="single" ns0:sz="4" ns0:color="D9D9D9"/>
+              <ns0:right ns0:val="single" ns0:sz="4" ns0:color="D9D9D9"/>
+            </ns0:tcBorders>
+            <ns0:tcMar>
+              <ns0:top ns0:w="85" ns0:type="dxa"/>
+              <ns0:left ns0:w="85" ns0:type="dxa"/>
+              <ns0:bottom ns0:w="85" ns0:type="dxa"/>
+              <ns0:right ns0:w="85" ns0:type="dxa"/>
+            </ns0:tcMar>
+          </ns0:tcPr>
+          <ns0:p>
+            <ns0:pPr>
+              <ns0:spacing ns0:after="60"/>
+            </ns0:pPr>
+            <ns0:r>
+              <ns0:rPr>
+                <ns0:b ns0:val="0"/>
+                <ns0:sz ns0:val="18"/>
+              </ns0:rPr>
+              <ns0:t>200 MyGuideUpdateResponse</ns0:t>
+            </ns0:r>
+          </ns0:p>
+        </ns0:tc>
+      </ns0:tr>
+      <ns0:tr>
+        <ns0:trPr>
+          <ns0:cantSplit/>
+        </ns0:trPr>
+        <ns0:tc>
+          <ns0:tcPr>
+            <ns0:tcW ns0:type="dxa" ns0:w="3346"/>
+            <ns0:tcBorders>
+              <ns0:top ns0:val="single" ns0:sz="4" ns0:color="D9D9D9"/>
+              <ns0:left ns0:val="single" ns0:sz="4" ns0:color="D9D9D9"/>
+              <ns0:bottom ns0:val="single" ns0:sz="4" ns0:color="D9D9D9"/>
+              <ns0:right ns0:val="single" ns0:sz="4" ns0:color="D9D9D9"/>
+            </ns0:tcBorders>
+            <ns0:tcMar>
+              <ns0:top ns0:w="85" ns0:type="dxa"/>
+              <ns0:left ns0:w="85" ns0:type="dxa"/>
+              <ns0:bottom ns0:w="85" ns0:type="dxa"/>
+              <ns0:right ns0:w="85" ns0:type="dxa"/>
+            </ns0:tcMar>
+          </ns0:tcPr>
+          <ns0:p>
+            <ns0:pPr>
+              <ns0:spacing ns0:after="60"/>
+            </ns0:pPr>
+            <ns0:r>
+              <ns0:rPr>
+                <ns0:b ns0:val="0"/>
+                <ns0:sz ns0:val="18"/>
+              </ns0:rPr>
+              <ns0:t>DELETE</ns0:t>
+            </ns0:r>
+          </ns0:p>
+        </ns0:tc>
+        <ns0:tc>
+          <ns0:tcPr>
+            <ns0:tcW ns0:type="dxa" ns0:w="3346"/>
+            <ns0:tcBorders>
+              <ns0:top ns0:val="single" ns0:sz="4" ns0:color="D9D9D9"/>
+              <ns0:left ns0:val="single" ns0:sz="4" ns0:color="D9D9D9"/>
+              <ns0:bottom ns0:val="single" ns0:sz="4" ns0:color="D9D9D9"/>
+              <ns0:right ns0:val="single" ns0:sz="4" ns0:color="D9D9D9"/>
+            </ns0:tcBorders>
+            <ns0:tcMar>
+              <ns0:top ns0:w="85" ns0:type="dxa"/>
+              <ns0:left ns0:w="85" ns0:type="dxa"/>
+              <ns0:bottom ns0:w="85" ns0:type="dxa"/>
+              <ns0:right ns0:w="85" ns0:type="dxa"/>
+            </ns0:tcMar>
+          </ns0:tcPr>
+          <ns0:p>
+            <ns0:pPr>
+              <ns0:spacing ns0:after="60"/>
+            </ns0:pPr>
+            <ns0:r>
+              <ns0:rPr>
+                <ns0:b ns0:val="0"/>
+                <ns0:sz ns0:val="18"/>
+              </ns0:rPr>
+              <ns0:t>/api/my-guides/{guide_id}</ns0:t>
+            </ns0:r>
+          </ns0:p>
+        </ns0:tc>
+        <ns0:tc>
+          <ns0:tcPr>
+            <ns0:tcW ns0:type="dxa" ns0:w="3346"/>
+            <ns0:tcBorders>
+              <ns0:top ns0:val="single" ns0:sz="4" ns0:color="D9D9D9"/>
+              <ns0:left ns0:val="single" ns0:sz="4" ns0:color="D9D9D9"/>
+              <ns0:bottom ns0:val="single" ns0:sz="4" ns0:color="D9D9D9"/>
+              <ns0:right ns0:val="single" ns0:sz="4" ns0:color="D9D9D9"/>
+            </ns0:tcBorders>
+            <ns0:tcMar>
+              <ns0:top ns0:w="85" ns0:type="dxa"/>
+              <ns0:left ns0:w="85" ns0:type="dxa"/>
+              <ns0:bottom ns0:w="85" ns0:type="dxa"/>
+              <ns0:right ns0:w="85" ns0:type="dxa"/>
+            </ns0:tcMar>
+          </ns0:tcPr>
+          <ns0:p>
+            <ns0:pPr>
+              <ns0:spacing ns0:after="60"/>
+            </ns0:pPr>
+            <ns0:r>
+              <ns0:rPr>
+                <ns0:b ns0:val="0"/>
+                <ns0:sz ns0:val="18"/>
+              </ns0:rPr>
+              <ns0:t>200 MyGuideDeleteResponse</ns0:t>
+            </ns0:r>
+          </ns0:p>
+        </ns0:tc>
+      </ns0:tr>
+      <ns0:tr>
+        <ns0:trPr>
+          <ns0:cantSplit/>
+        </ns0:trPr>
+        <ns0:tc>
+          <ns0:tcPr>
+            <ns0:tcW ns0:type="dxa" ns0:w="3346"/>
+            <ns0:tcBorders>
+              <ns0:top ns0:val="single" ns0:sz="4" ns0:color="D9D9D9"/>
+              <ns0:left ns0:val="single" ns0:sz="4" ns0:color="D9D9D9"/>
+              <ns0:bottom ns0:val="single" ns0:sz="4" ns0:color="D9D9D9"/>
+              <ns0:right ns0:val="single" ns0:sz="4" ns0:color="D9D9D9"/>
+            </ns0:tcBorders>
+            <ns0:tcMar>
+              <ns0:top ns0:w="85" ns0:type="dxa"/>
+              <ns0:left ns0:w="85" ns0:type="dxa"/>
+              <ns0:bottom ns0:w="85" ns0:type="dxa"/>
+              <ns0:right ns0:w="85" ns0:type="dxa"/>
+            </ns0:tcMar>
+          </ns0:tcPr>
+          <ns0:p>
+            <ns0:pPr>
+              <ns0:spacing ns0:after="60"/>
+            </ns0:pPr>
+            <ns0:r>
+              <ns0:rPr>
+                <ns0:b ns0:val="0"/>
+                <ns0:sz ns0:val="18"/>
+              </ns0:rPr>
+              <ns0:t>GET</ns0:t>
+            </ns0:r>
+          </ns0:p>
+        </ns0:tc>
+        <ns0:tc>
+          <ns0:tcPr>
+            <ns0:tcW ns0:type="dxa" ns0:w="3346"/>
+            <ns0:tcBorders>
+              <ns0:top ns0:val="single" ns0:sz="4" ns0:color="D9D9D9"/>
+              <ns0:left ns0:val="single" ns0:sz="4" ns0:color="D9D9D9"/>
+              <ns0:bottom ns0:val="single" ns0:sz="4" ns0:color="D9D9D9"/>
+              <ns0:right ns0:val="single" ns0:sz="4" ns0:color="D9D9D9"/>
+            </ns0:tcBorders>
+            <ns0:tcMar>
+              <ns0:top ns0:w="85" ns0:type="dxa"/>
+              <ns0:left ns0:w="85" ns0:type="dxa"/>
+              <ns0:bottom ns0:w="85" ns0:type="dxa"/>
+              <ns0:right ns0:w="85" ns0:type="dxa"/>
+            </ns0:tcMar>
+          </ns0:tcPr>
+          <ns0:p>
+            <ns0:pPr>
+              <ns0:spacing ns0:after="60"/>
+            </ns0:pPr>
+            <ns0:r>
+              <ns0:rPr>
+                <ns0:b ns0:val="0"/>
+                <ns0:sz ns0:val="18"/>
+              </ns0:rPr>
+              <ns0:t>/guides/{guide_id}</ns0:t>
+            </ns0:r>
+          </ns0:p>
+        </ns0:tc>
+        <ns0:tc>
+          <ns0:tcPr>
+            <ns0:tcW ns0:type="dxa" ns0:w="3346"/>
+            <ns0:tcBorders>
+              <ns0:top ns0:val="single" ns0:sz="4" ns0:color="D9D9D9"/>
+              <ns0:left ns0:val="single" ns0:sz="4" ns0:color="D9D9D9"/>
+              <ns0:bottom ns0:val="single" ns0:sz="4" ns0:color="D9D9D9"/>
+              <ns0:right ns0:val="single" ns0:sz="4" ns0:color="D9D9D9"/>
+            </ns0:tcBorders>
+            <ns0:tcMar>
+              <ns0:top ns0:w="85" ns0:type="dxa"/>
+              <ns0:left ns0:w="85" ns0:type="dxa"/>
+              <ns0:bottom ns0:w="85" ns0:type="dxa"/>
+              <ns0:right ns0:w="85" ns0:type="dxa"/>
+            </ns0:tcMar>
+          </ns0:tcPr>
+          <ns0:p>
+            <ns0:pPr>
+              <ns0:spacing ns0:after="60"/>
+            </ns0:pPr>
+            <ns0:r>
+              <ns0:rPr>
+                <ns0:b ns0:val="0"/>
+                <ns0:sz ns0:val="18"/>
+              </ns0:rPr>
+              <ns0:t>200 GuideDetailResponseDTO จาก API อ่านเดิมของ U3</ns0:t>
+            </ns0:r>
+          </ns0:p>
+        </ns0:tc>
+      </ns0:tr>
+    </ns0:tbl>
+    <ns0:p/>
+    <ns0:p>
+      <ns0:r>
+        <ns0:t>Browser เรียก GET/PUT/DELETE ของ /api/my-guides ผ่าน Node proxy ด้วย path เดียวกัน ส่วนหน้าอ่านใช้ /api/guides/guides/{guide_id} ที่ proxy ส่งต่อเป็น /guides/{guide_id}</ns0:t>
+      </ns0:r>
+    </ns0:p>
+    <ns0:p>
+      <ns0:pPr>
+        <ns0:pStyle ns0:val="Heading1"/>
+      </ns0:pPr>
+      <ns0:r>
+        <ns0:t>ดูรายการของฉัน</ns0:t>
+      </ns0:r>
+    </ns0:p>
+    <ns0:p>
+      <ns0:pPr>
+        <ns0:keepLines/>
+        <ns0:spacing ns0:after="120"/>
+      </ns0:pPr>
+      <ns0:r>
+        <ns0:rPr>
+          <ns0:rFonts ns0:ascii="Consolas" ns0:hAnsi="Consolas"/>
+          <ns0:sz ns0:val="18"/>
+        </ns0:rPr>
+        <ns0:t>GET /api/my-guides</ns0:t>
+        <ns0:br/>
+        <ns0:t>Authorization: Bearer &lt;access_token&gt;</ns0:t>
+      </ns0:r>
+    </ns0:p>
+    <ns0:p>
+      <ns0:r>
+        <ns0:t>Backend กรองด้วย username ที่ Session ยืนยันแล้ว ไม่รับ username หรือ publisher_id จาก query เพื่อเลือกดูผลงานของคนอื่น ผลสำเร็จเป็น array โดยตรง ไม่ครอบด้วย items หากไม่มีผลงานตอบ []</ns0:t>
+      </ns0:r>
+    </ns0:p>
+    <ns0:p>
+      <ns0:r>
+        <ns0:t>ตัวอย่างข้อมูลสมมติ:</ns0:t>
+      </ns0:r>
+    </ns0:p>
+    <ns0:p>
+      <ns0:pPr>
+        <ns0:keepLines/>
+        <ns0:spacing ns0:after="120"/>
+      </ns0:pPr>
+      <ns0:r>
+        <ns0:rPr>
+          <ns0:rFonts ns0:ascii="Consolas" ns0:hAnsi="Consolas"/>
+          <ns0:sz ns0:val="18"/>
+        </ns0:rPr>
+        <ns0:t>[</ns0:t>
+        <ns0:br/>
+        <ns0:t xml:space="preserve">  {</ns0:t>
+        <ns0:br/>
+        <ns0:t xml:space="preserve">    "id": 42,</ns0:t>
+        <ns0:br/>
+        <ns0:t xml:space="preserve">    "course_id": 1,</ns0:t>
+        <ns0:br/>
+        <ns0:t xml:space="preserve">    "course_code": "CS261",</ns0:t>
+        <ns0:br/>
+        <ns0:t xml:space="preserve">    "course_name": "INTRODUCTION TO SOFTWARE ENGINEERING",</ns0:t>
+        <ns0:br/>
+        <ns0:t xml:space="preserve">    "instructor_name": null,</ns0:t>
+        <ns0:br/>
+        <ns0:t xml:space="preserve">    "title": "แนวข้อสอบปลายภาค",</ns0:t>
+        <ns0:br/>
+        <ns0:t xml:space="preserve">    "academic_year": 2568,</ns0:t>
+        <ns0:br/>
+        <ns0:t xml:space="preserve">    "semester": 1,</ns0:t>
+        <ns0:br/>
+        <ns0:t xml:space="preserve">    "exam_period": "final",</ns0:t>
+        <ns0:br/>
+        <ns0:t xml:space="preserve">    "topics": "การออกแบบ API",</ns0:t>
+        <ns0:br/>
+        <ns0:t xml:space="preserve">    "exam_format": "mixed",</ns0:t>
+        <ns0:br/>
+        <ns0:t xml:space="preserve">    "objective_count": 20,</ns0:t>
+        <ns0:br/>
+        <ns0:t xml:space="preserve">    "subjective_count": 3,</ns0:t>
+        <ns0:br/>
+        <ns0:t xml:space="preserve">    "additional_advice": null</ns0:t>
+        <ns0:br/>
+        <ns0:t xml:space="preserve">  }</ns0:t>
+        <ns0:br/>
+        <ns0:t>]</ns0:t>
+      </ns0:r>
+    </ns0:p>
+    <ns0:p>
+      <ns0:r>
+        <ns0:t>ข้อมูลรายวิชาเป็นฟิลด์ระดับเดียวกับ Guide ไม่ใช่ object course ซ้อนอยู่ และ MyGuideDTO ไม่มี publisher_name เพราะรายการนี้กรองผลงานของบัญชีที่ Login อยู่แล้ว หน้าอ่านรายละเอียดใช้ DTO อีกแบบตาม U3</ns0:t>
+      </ns0:r>
+    </ns0:p>
+    <ns0:p>
+      <ns0:pPr>
+        <ns0:pStyle ns0:val="Heading1"/>
+      </ns0:pPr>
+      <ns0:r>
+        <ns0:t>แก้ไขและย้ายรายวิชา</ns0:t>
+      </ns0:r>
+    </ns0:p>
+    <ns0:p>
+      <ns0:pPr>
+        <ns0:keepLines/>
+        <ns0:spacing ns0:after="120"/>
+      </ns0:pPr>
+      <ns0:r>
+        <ns0:rPr>
+          <ns0:rFonts ns0:ascii="Consolas" ns0:hAnsi="Consolas"/>
+          <ns0:sz ns0:val="18"/>
+        </ns0:rPr>
+        <ns0:t>PUT /api/my-guides/42</ns0:t>
+        <ns0:br/>
+        <ns0:t>Authorization: Bearer &lt;access_token&gt;</ns0:t>
+        <ns0:br/>
+        <ns0:t>Content-Type: application/json</ns0:t>
+      </ns0:r>
+    </ns0:p>
+    <ns0:p>
+      <ns0:pPr>
+        <ns0:keepLines/>
+        <ns0:spacing ns0:after="120"/>
+      </ns0:pPr>
+      <ns0:r>
+        <ns0:rPr>
+          <ns0:rFonts ns0:ascii="Consolas" ns0:hAnsi="Consolas"/>
+          <ns0:sz ns0:val="18"/>
+        </ns0:rPr>
+        <ns0:t>{</ns0:t>
+        <ns0:br/>
+        <ns0:t xml:space="preserve">  "course_id": 1,</ns0:t>
+        <ns0:br/>
+        <ns0:t xml:space="preserve">  "title": "แนวข้อสอบปลายภาค ฉบับแก้ไข",</ns0:t>
+        <ns0:br/>
+        <ns0:t xml:space="preserve">  "academic_year": 2568,</ns0:t>
+        <ns0:br/>
+        <ns0:t xml:space="preserve">  "semester": 1,</ns0:t>
+        <ns0:br/>
+        <ns0:t xml:space="preserve">  "exam_period": "final",</ns0:t>
+        <ns0:br/>
+        <ns0:t xml:space="preserve">  "topics": "การออกแบบ API และฐานข้อมูล",</ns0:t>
+        <ns0:br/>
+        <ns0:t xml:space="preserve">  "exam_format": "mixed",</ns0:t>
+        <ns0:br/>
+        <ns0:t xml:space="preserve">  "objective_count": 18,</ns0:t>
+        <ns0:br/>
+        <ns0:t xml:space="preserve">  "subjective_count": 4,</ns0:t>
+        <ns0:br/>
+        <ns0:t xml:space="preserve">  "additional_advice": "ทบทวนการออกแบบข้อมูล"</ns0:t>
+        <ns0:br/>
+        <ns0:t>}</ns0:t>
+      </ns0:r>
+    </ns0:p>
+    <ns0:p>
+      <ns0:r>
+        <ns0:t>ส่งข้อมูลครบตาม MyGuideUpdateRequest การแก้ไขคง Guide ID และเจ้าของเดิม หากเปลี่ยน course_id จะย้ายรายการเดิมไปวิชาใหม่ ไม่สร้างสำเนา ผลสำเร็จเป็น object แบบเดียวกับหนึ่งรายการในตัวอย่าง GET โดยใช้ค่าล่าสุด</ns0:t>
+      </ns0:r>
+    </ns0:p>
+    <ns0:tbl>
+      <ns0:tblPr>
+        <ns0:tblW ns0:type="auto" ns0:w="0"/>
+        <ns0:tblLayout ns0:type="autofit"/>
+        <ns0:tblLook ns0:firstColumn="1" ns0:firstRow="1" ns0:lastColumn="0" ns0:lastRow="0" ns0:noHBand="0" ns0:noVBand="1" ns0:val="04A0"/>
+      </ns0:tblPr>
+      <ns0:tblGrid>
+        <ns0:gridCol ns0:w="5018"/>
+        <ns0:gridCol ns0:w="5018"/>
+      </ns0:tblGrid>
+      <ns0:tr>
+        <ns0:trPr>
+          <ns0:cantSplit/>
+          <ns0:tblHeader/>
+        </ns0:trPr>
+        <ns0:tc>
+          <ns0:tcPr>
+            <ns0:tcW ns0:type="dxa" ns0:w="5018"/>
+            <ns0:tcBorders>
+              <ns0:top ns0:val="single" ns0:sz="4" ns0:color="D9D9D9"/>
+              <ns0:left ns0:val="single" ns0:sz="4" ns0:color="D9D9D9"/>
+              <ns0:bottom ns0:val="single" ns0:sz="4" ns0:color="D9D9D9"/>
+              <ns0:right ns0:val="single" ns0:sz="4" ns0:color="D9D9D9"/>
+            </ns0:tcBorders>
+            <ns0:tcMar>
+              <ns0:top ns0:w="85" ns0:type="dxa"/>
+              <ns0:left ns0:w="85" ns0:type="dxa"/>
+              <ns0:bottom ns0:w="85" ns0:type="dxa"/>
+              <ns0:right ns0:w="85" ns0:type="dxa"/>
+            </ns0:tcMar>
+            <ns0:shd ns0:fill="E8EEF4"/>
+          </ns0:tcPr>
+          <ns0:p>
+            <ns0:pPr>
+              <ns0:spacing ns0:after="60"/>
+            </ns0:pPr>
+            <ns0:r>
+              <ns0:rPr>
+                <ns0:b/>
+                <ns0:sz ns0:val="18"/>
+              </ns0:rPr>
+              <ns0:t>ฟิลด์</ns0:t>
+            </ns0:r>
+          </ns0:p>
+        </ns0:tc>
+        <ns0:tc>
+          <ns0:tcPr>
+            <ns0:tcW ns0:type="dxa" ns0:w="5018"/>
+            <ns0:tcBorders>
+              <ns0:top ns0:val="single" ns0:sz="4" ns0:color="D9D9D9"/>
+              <ns0:left ns0:val="single" ns0:sz="4" ns0:color="D9D9D9"/>
+              <ns0:bottom ns0:val="single" ns0:sz="4" ns0:color="D9D9D9"/>
+              <ns0:right ns0:val="single" ns0:sz="4" ns0:color="D9D9D9"/>
+            </ns0:tcBorders>
+            <ns0:tcMar>
+              <ns0:top ns0:w="85" ns0:type="dxa"/>
+              <ns0:left ns0:w="85" ns0:type="dxa"/>
+              <ns0:bottom ns0:w="85" ns0:type="dxa"/>
+              <ns0:right ns0:w="85" ns0:type="dxa"/>
+            </ns0:tcMar>
+            <ns0:shd ns0:fill="E8EEF4"/>
+          </ns0:tcPr>
+          <ns0:p>
+            <ns0:pPr>
+              <ns0:spacing ns0:after="60"/>
+            </ns0:pPr>
+            <ns0:r>
+              <ns0:rPr>
+                <ns0:b/>
+                <ns0:sz ns0:val="18"/>
+              </ns0:rPr>
+              <ns0:t>กติกาสำหรับข้อมูลแก้ไข</ns0:t>
+            </ns0:r>
+          </ns0:p>
+        </ns0:tc>
+      </ns0:tr>
+      <ns0:tr>
+        <ns0:trPr>
+          <ns0:cantSplit/>
+        </ns0:trPr>
+        <ns0:tc>
+          <ns0:tcPr>
+            <ns0:tcW ns0:type="dxa" ns0:w="5018"/>
+            <ns0:tcBorders>
+              <ns0:top ns0:val="single" ns0:sz="4" ns0:color="D9D9D9"/>
+              <ns0:left ns0:val="single" ns0:sz="4" ns0:color="D9D9D9"/>
+              <ns0:bottom ns0:val="single" ns0:sz="4" ns0:color="D9D9D9"/>
+              <ns0:right ns0:val="single" ns0:sz="4" ns0:color="D9D9D9"/>
+            </ns0:tcBorders>
+            <ns0:tcMar>
+              <ns0:top ns0:w="85" ns0:type="dxa"/>
+              <ns0:left ns0:w="85" ns0:type="dxa"/>
+              <ns0:bottom ns0:w="85" ns0:type="dxa"/>
+              <ns0:right ns0:w="85" ns0:type="dxa"/>
+            </ns0:tcMar>
+          </ns0:tcPr>
+          <ns0:p>
+            <ns0:pPr>
+              <ns0:spacing ns0:after="60"/>
+            </ns0:pPr>
+            <ns0:r>
+              <ns0:rPr>
+                <ns0:b ns0:val="0"/>
+                <ns0:sz ns0:val="18"/>
+              </ns0:rPr>
+              <ns0:t>course_id</ns0:t>
+            </ns0:r>
+          </ns0:p>
+        </ns0:tc>
+        <ns0:tc>
+          <ns0:tcPr>
+            <ns0:tcW ns0:type="dxa" ns0:w="5018"/>
+            <ns0:tcBorders>
+              <ns0:top ns0:val="single" ns0:sz="4" ns0:color="D9D9D9"/>
+              <ns0:left ns0:val="single" ns0:sz="4" ns0:color="D9D9D9"/>
+              <ns0:bottom ns0:val="single" ns0:sz="4" ns0:color="D9D9D9"/>
+              <ns0:right ns0:val="single" ns0:sz="4" ns0:color="D9D9D9"/>
+            </ns0:tcBorders>
+            <ns0:tcMar>
+              <ns0:top ns0:w="85" ns0:type="dxa"/>
+              <ns0:left ns0:w="85" ns0:type="dxa"/>
+              <ns0:bottom ns0:w="85" ns0:type="dxa"/>
+              <ns0:right ns0:w="85" ns0:type="dxa"/>
+            </ns0:tcMar>
+          </ns0:tcPr>
+          <ns0:p>
+            <ns0:pPr>
+              <ns0:spacing ns0:after="60"/>
+            </ns0:pPr>
+            <ns0:r>
+              <ns0:rPr>
+                <ns0:b ns0:val="0"/>
+                <ns0:sz ns0:val="18"/>
+              </ns0:rPr>
+              <ns0:t>บังคับ มากกว่า 0 และต้องมีรายวิชาในฐานข้อมูล</ns0:t>
+            </ns0:r>
+          </ns0:p>
+        </ns0:tc>
+      </ns0:tr>
+      <ns0:tr>
+        <ns0:trPr>
+          <ns0:cantSplit/>
+        </ns0:trPr>
+        <ns0:tc>
+          <ns0:tcPr>
+            <ns0:tcW ns0:type="dxa" ns0:w="5018"/>
+            <ns0:tcBorders>
+              <ns0:top ns0:val="single" ns0:sz="4" ns0:color="D9D9D9"/>
+              <ns0:left ns0:val="single" ns0:sz="4" ns0:color="D9D9D9"/>
+              <ns0:bottom ns0:val="single" ns0:sz="4" ns0:color="D9D9D9"/>
+              <ns0:right ns0:val="single" ns0:sz="4" ns0:color="D9D9D9"/>
+            </ns0:tcBorders>
+            <ns0:tcMar>
+              <ns0:top ns0:w="85" ns0:type="dxa"/>
+              <ns0:left ns0:w="85" ns0:type="dxa"/>
+              <ns0:bottom ns0:w="85" ns0:type="dxa"/>
+              <ns0:right ns0:w="85" ns0:type="dxa"/>
+            </ns0:tcMar>
+          </ns0:tcPr>
+          <ns0:p>
+            <ns0:pPr>
+              <ns0:spacing ns0:after="60"/>
+            </ns0:pPr>
+            <ns0:r>
+              <ns0:rPr>
+                <ns0:b ns0:val="0"/>
+                <ns0:sz ns0:val="18"/>
+              </ns0:rPr>
+              <ns0:t>title</ns0:t>
+            </ns0:r>
+          </ns0:p>
+        </ns0:tc>
+        <ns0:tc>
+          <ns0:tcPr>
+            <ns0:tcW ns0:type="dxa" ns0:w="5018"/>
+            <ns0:tcBorders>
+              <ns0:top ns0:val="single" ns0:sz="4" ns0:color="D9D9D9"/>
+              <ns0:left ns0:val="single" ns0:sz="4" ns0:color="D9D9D9"/>
+              <ns0:bottom ns0:val="single" ns0:sz="4" ns0:color="D9D9D9"/>
+              <ns0:right ns0:val="single" ns0:sz="4" ns0:color="D9D9D9"/>
+            </ns0:tcBorders>
+            <ns0:tcMar>
+              <ns0:top ns0:w="85" ns0:type="dxa"/>
+              <ns0:left ns0:w="85" ns0:type="dxa"/>
+              <ns0:bottom ns0:w="85" ns0:type="dxa"/>
+              <ns0:right ns0:w="85" ns0:type="dxa"/>
+            </ns0:tcMar>
+          </ns0:tcPr>
+          <ns0:p>
+            <ns0:pPr>
+              <ns0:spacing ns0:after="60"/>
+            </ns0:pPr>
+            <ns0:r>
+              <ns0:rPr>
+                <ns0:b ns0:val="0"/>
+                <ns0:sz ns0:val="18"/>
+              </ns0:rPr>
+              <ns0:t>บังคับ ตัดช่องว่างหัวท้ายแล้วต้องไม่ว่าง ไม่เกิน 200 ตัวอักษร</ns0:t>
+            </ns0:r>
+          </ns0:p>
+        </ns0:tc>
+      </ns0:tr>
+      <ns0:tr>
+        <ns0:trPr>
+          <ns0:cantSplit/>
+        </ns0:trPr>
+        <ns0:tc>
+          <ns0:tcPr>
+            <ns0:tcW ns0:type="dxa" ns0:w="5018"/>
+            <ns0:tcBorders>
+              <ns0:top ns0:val="single" ns0:sz="4" ns0:color="D9D9D9"/>
+              <ns0:left ns0:val="single" ns0:sz="4" ns0:color="D9D9D9"/>
+              <ns0:bottom ns0:val="single" ns0:sz="4" ns0:color="D9D9D9"/>
+              <ns0:right ns0:val="single" ns0:sz="4" ns0:color="D9D9D9"/>
+            </ns0:tcBorders>
+            <ns0:tcMar>
+              <ns0:top ns0:w="85" ns0:type="dxa"/>
+              <ns0:left ns0:w="85" ns0:type="dxa"/>
+              <ns0:bottom ns0:w="85" ns0:type="dxa"/>
+              <ns0:right ns0:w="85" ns0:type="dxa"/>
+            </ns0:tcMar>
+          </ns0:tcPr>
+          <ns0:p>
+            <ns0:pPr>
+              <ns0:spacing ns0:after="60"/>
+            </ns0:pPr>
+            <ns0:r>
+              <ns0:rPr>
+                <ns0:b ns0:val="0"/>
+                <ns0:sz ns0:val="18"/>
+              </ns0:rPr>
+              <ns0:t>academic_year</ns0:t>
+            </ns0:r>
+          </ns0:p>
+        </ns0:tc>
+        <ns0:tc>
+          <ns0:tcPr>
+            <ns0:tcW ns0:type="dxa" ns0:w="5018"/>
+            <ns0:tcBorders>
+              <ns0:top ns0:val="single" ns0:sz="4" ns0:color="D9D9D9"/>
+              <ns0:left ns0:val="single" ns0:sz="4" ns0:color="D9D9D9"/>
+              <ns0:bottom ns0:val="single" ns0:sz="4" ns0:color="D9D9D9"/>
+              <ns0:right ns0:val="single" ns0:sz="4" ns0:color="D9D9D9"/>
+            </ns0:tcBorders>
+            <ns0:tcMar>
+              <ns0:top ns0:w="85" ns0:type="dxa"/>
+              <ns0:left ns0:w="85" ns0:type="dxa"/>
+              <ns0:bottom ns0:w="85" ns0:type="dxa"/>
+              <ns0:right ns0:w="85" ns0:type="dxa"/>
+            </ns0:tcMar>
+          </ns0:tcPr>
+          <ns0:p>
+            <ns0:pPr>
+              <ns0:spacing ns0:after="60"/>
+            </ns0:pPr>
+            <ns0:r>
+              <ns0:rPr>
+                <ns0:b ns0:val="0"/>
+                <ns0:sz ns0:val="18"/>
+              </ns0:rPr>
+              <ns0:t>บังคับ หนึ่งใน 2566, 2567, 2568, 2569</ns0:t>
+            </ns0:r>
+          </ns0:p>
+        </ns0:tc>
+      </ns0:tr>
+      <ns0:tr>
+        <ns0:trPr>
+          <ns0:cantSplit/>
+        </ns0:trPr>
+        <ns0:tc>
+          <ns0:tcPr>
+            <ns0:tcW ns0:type="dxa" ns0:w="5018"/>
+            <ns0:tcBorders>
+              <ns0:top ns0:val="single" ns0:sz="4" ns0:color="D9D9D9"/>
+              <ns0:left ns0:val="single" ns0:sz="4" ns0:color="D9D9D9"/>
+              <ns0:bottom ns0:val="single" ns0:sz="4" ns0:color="D9D9D9"/>
+              <ns0:right ns0:val="single" ns0:sz="4" ns0:color="D9D9D9"/>
+            </ns0:tcBorders>
+            <ns0:tcMar>
+              <ns0:top ns0:w="85" ns0:type="dxa"/>
+              <ns0:left ns0:w="85" ns0:type="dxa"/>
+              <ns0:bottom ns0:w="85" ns0:type="dxa"/>
+              <ns0:right ns0:w="85" ns0:type="dxa"/>
+            </ns0:tcMar>
+          </ns0:tcPr>
+          <ns0:p>
+            <ns0:pPr>
+              <ns0:spacing ns0:after="60"/>
+            </ns0:pPr>
+            <ns0:r>
+              <ns0:rPr>
+                <ns0:b ns0:val="0"/>
+                <ns0:sz ns0:val="18"/>
+              </ns0:rPr>
+              <ns0:t>semester</ns0:t>
+            </ns0:r>
+          </ns0:p>
+        </ns0:tc>
+        <ns0:tc>
+          <ns0:tcPr>
+            <ns0:tcW ns0:type="dxa" ns0:w="5018"/>
+            <ns0:tcBorders>
+              <ns0:top ns0:val="single" ns0:sz="4" ns0:color="D9D9D9"/>
+              <ns0:left ns0:val="single" ns0:sz="4" ns0:color="D9D9D9"/>
+              <ns0:bottom ns0:val="single" ns0:sz="4" ns0:color="D9D9D9"/>
+              <ns0:right ns0:val="single" ns0:sz="4" ns0:color="D9D9D9"/>
+            </ns0:tcBorders>
+            <ns0:tcMar>
+              <ns0:top ns0:w="85" ns0:type="dxa"/>
+              <ns0:left ns0:w="85" ns0:type="dxa"/>
+              <ns0:bottom ns0:w="85" ns0:type="dxa"/>
+              <ns0:right ns0:w="85" ns0:type="dxa"/>
+            </ns0:tcMar>
+          </ns0:tcPr>
+          <ns0:p>
+            <ns0:pPr>
+              <ns0:spacing ns0:after="60"/>
+            </ns0:pPr>
+            <ns0:r>
+              <ns0:rPr>
+                <ns0:b ns0:val="0"/>
+                <ns0:sz ns0:val="18"/>
+              </ns0:rPr>
+              <ns0:t>บังคับ 1, 2 หรือ 3 โดย 3 คือภาคฤดูร้อน</ns0:t>
+            </ns0:r>
+          </ns0:p>
+        </ns0:tc>
+      </ns0:tr>
+      <ns0:tr>
+        <ns0:trPr>
+          <ns0:cantSplit/>
+        </ns0:trPr>
+        <ns0:tc>
+          <ns0:tcPr>
+            <ns0:tcW ns0:type="dxa" ns0:w="5018"/>
+            <ns0:tcBorders>
+              <ns0:top ns0:val="single" ns0:sz="4" ns0:color="D9D9D9"/>
+              <ns0:left ns0:val="single" ns0:sz="4" ns0:color="D9D9D9"/>
+              <ns0:bottom ns0:val="single" ns0:sz="4" ns0:color="D9D9D9"/>
+              <ns0:right ns0:val="single" ns0:sz="4" ns0:color="D9D9D9"/>
+            </ns0:tcBorders>
+            <ns0:tcMar>
+              <ns0:top ns0:w="85" ns0:type="dxa"/>
+              <ns0:left ns0:w="85" ns0:type="dxa"/>
+              <ns0:bottom ns0:w="85" ns0:type="dxa"/>
+              <ns0:right ns0:w="85" ns0:type="dxa"/>
+            </ns0:tcMar>
+          </ns0:tcPr>
+          <ns0:p>
+            <ns0:pPr>
+              <ns0:spacing ns0:after="60"/>
+            </ns0:pPr>
+            <ns0:r>
+              <ns0:rPr>
+                <ns0:b ns0:val="0"/>
+                <ns0:sz ns0:val="18"/>
+              </ns0:rPr>
+              <ns0:t>exam_period</ns0:t>
+            </ns0:r>
+          </ns0:p>
+        </ns0:tc>
+        <ns0:tc>
+          <ns0:tcPr>
+            <ns0:tcW ns0:type="dxa" ns0:w="5018"/>
+            <ns0:tcBorders>
+              <ns0:top ns0:val="single" ns0:sz="4" ns0:color="D9D9D9"/>
+              <ns0:left ns0:val="single" ns0:sz="4" ns0:color="D9D9D9"/>
+              <ns0:bottom ns0:val="single" ns0:sz="4" ns0:color="D9D9D9"/>
+              <ns0:right ns0:val="single" ns0:sz="4" ns0:color="D9D9D9"/>
+            </ns0:tcBorders>
+            <ns0:tcMar>
+              <ns0:top ns0:w="85" ns0:type="dxa"/>
+              <ns0:left ns0:w="85" ns0:type="dxa"/>
+              <ns0:bottom ns0:w="85" ns0:type="dxa"/>
+              <ns0:right ns0:w="85" ns0:type="dxa"/>
+            </ns0:tcMar>
+          </ns0:tcPr>
+          <ns0:p>
+            <ns0:pPr>
+              <ns0:spacing ns0:after="60"/>
+            </ns0:pPr>
+            <ns0:r>
+              <ns0:rPr>
+                <ns0:b ns0:val="0"/>
+                <ns0:sz ns0:val="18"/>
+              </ns0:rPr>
+              <ns0:t>บังคับ midterm หรือ final</ns0:t>
+            </ns0:r>
+          </ns0:p>
+        </ns0:tc>
+      </ns0:tr>
+      <ns0:tr>
+        <ns0:trPr>
+          <ns0:cantSplit/>
+        </ns0:trPr>
+        <ns0:tc>
+          <ns0:tcPr>
+            <ns0:tcW ns0:type="dxa" ns0:w="5018"/>
+            <ns0:tcBorders>
+              <ns0:top ns0:val="single" ns0:sz="4" ns0:color="D9D9D9"/>
+              <ns0:left ns0:val="single" ns0:sz="4" ns0:color="D9D9D9"/>
+              <ns0:bottom ns0:val="single" ns0:sz="4" ns0:color="D9D9D9"/>
+              <ns0:right ns0:val="single" ns0:sz="4" ns0:color="D9D9D9"/>
+            </ns0:tcBorders>
+            <ns0:tcMar>
+              <ns0:top ns0:w="85" ns0:type="dxa"/>
+              <ns0:left ns0:w="85" ns0:type="dxa"/>
+              <ns0:bottom ns0:w="85" ns0:type="dxa"/>
+              <ns0:right ns0:w="85" ns0:type="dxa"/>
+            </ns0:tcMar>
+          </ns0:tcPr>
+          <ns0:p>
+            <ns0:pPr>
+              <ns0:spacing ns0:after="60"/>
+            </ns0:pPr>
+            <ns0:r>
+              <ns0:rPr>
+                <ns0:b ns0:val="0"/>
+                <ns0:sz ns0:val="18"/>
+              </ns0:rPr>
+              <ns0:t>topics</ns0:t>
+            </ns0:r>
+          </ns0:p>
+        </ns0:tc>
+        <ns0:tc>
+          <ns0:tcPr>
+            <ns0:tcW ns0:type="dxa" ns0:w="5018"/>
+            <ns0:tcBorders>
+              <ns0:top ns0:val="single" ns0:sz="4" ns0:color="D9D9D9"/>
+              <ns0:left ns0:val="single" ns0:sz="4" ns0:color="D9D9D9"/>
+              <ns0:bottom ns0:val="single" ns0:sz="4" ns0:color="D9D9D9"/>
+              <ns0:right ns0:val="single" ns0:sz="4" ns0:color="D9D9D9"/>
+            </ns0:tcBorders>
+            <ns0:tcMar>
+              <ns0:top ns0:w="85" ns0:type="dxa"/>
+              <ns0:left ns0:w="85" ns0:type="dxa"/>
+              <ns0:bottom ns0:w="85" ns0:type="dxa"/>
+              <ns0:right ns0:w="85" ns0:type="dxa"/>
+            </ns0:tcMar>
+          </ns0:tcPr>
+          <ns0:p>
+            <ns0:pPr>
+              <ns0:spacing ns0:after="60"/>
+            </ns0:pPr>
+            <ns0:r>
+              <ns0:rPr>
+                <ns0:b ns0:val="0"/>
+                <ns0:sz ns0:val="18"/>
+              </ns0:rPr>
+              <ns0:t>บังคับ ตัดช่องว่างหัวท้ายแล้วต้องไม่ว่าง ไม่เกิน 2,000 ตัวอักษร</ns0:t>
+            </ns0:r>
+          </ns0:p>
+        </ns0:tc>
+      </ns0:tr>
+      <ns0:tr>
+        <ns0:trPr>
+          <ns0:cantSplit/>
+        </ns0:trPr>
+        <ns0:tc>
+          <ns0:tcPr>
+            <ns0:tcW ns0:type="dxa" ns0:w="5018"/>
+            <ns0:tcBorders>
+              <ns0:top ns0:val="single" ns0:sz="4" ns0:color="D9D9D9"/>
+              <ns0:left ns0:val="single" ns0:sz="4" ns0:color="D9D9D9"/>
+              <ns0:bottom ns0:val="single" ns0:sz="4" ns0:color="D9D9D9"/>
+              <ns0:right ns0:val="single" ns0:sz="4" ns0:color="D9D9D9"/>
+            </ns0:tcBorders>
+            <ns0:tcMar>
+              <ns0:top ns0:w="85" ns0:type="dxa"/>
+              <ns0:left ns0:w="85" ns0:type="dxa"/>
+              <ns0:bottom ns0:w="85" ns0:type="dxa"/>
+              <ns0:right ns0:w="85" ns0:type="dxa"/>
+            </ns0:tcMar>
+          </ns0:tcPr>
+          <ns0:p>
+            <ns0:pPr>
+              <ns0:spacing ns0:after="60"/>
+            </ns0:pPr>
+            <ns0:r>
+              <ns0:rPr>
+                <ns0:b ns0:val="0"/>
+                <ns0:sz ns0:val="18"/>
+              </ns0:rPr>
+              <ns0:t>exam_format</ns0:t>
+            </ns0:r>
+          </ns0:p>
+        </ns0:tc>
+        <ns0:tc>
+          <ns0:tcPr>
+            <ns0:tcW ns0:type="dxa" ns0:w="5018"/>
+            <ns0:tcBorders>
+              <ns0:top ns0:val="single" ns0:sz="4" ns0:color="D9D9D9"/>
+              <ns0:left ns0:val="single" ns0:sz="4" ns0:color="D9D9D9"/>
+              <ns0:bottom ns0:val="single" ns0:sz="4" ns0:color="D9D9D9"/>
+              <ns0:right ns0:val="single" ns0:sz="4" ns0:color="D9D9D9"/>
+            </ns0:tcBorders>
+            <ns0:tcMar>
+              <ns0:top ns0:w="85" ns0:type="dxa"/>
+              <ns0:left ns0:w="85" ns0:type="dxa"/>
+              <ns0:bottom ns0:w="85" ns0:type="dxa"/>
+              <ns0:right ns0:w="85" ns0:type="dxa"/>
+            </ns0:tcMar>
+          </ns0:tcPr>
+          <ns0:p>
+            <ns0:pPr>
+              <ns0:spacing ns0:after="60"/>
+            </ns0:pPr>
+            <ns0:r>
+              <ns0:rPr>
+                <ns0:b ns0:val="0"/>
+                <ns0:sz ns0:val="18"/>
+              </ns0:rPr>
+              <ns0:t>บังคับ objective, subjective หรือ mixed</ns0:t>
+            </ns0:r>
+          </ns0:p>
+        </ns0:tc>
+      </ns0:tr>
+      <ns0:tr>
+        <ns0:trPr>
+          <ns0:cantSplit/>
+        </ns0:trPr>
+        <ns0:tc>
+          <ns0:tcPr>
+            <ns0:tcW ns0:type="dxa" ns0:w="5018"/>
+            <ns0:tcBorders>
+              <ns0:top ns0:val="single" ns0:sz="4" ns0:color="D9D9D9"/>
+              <ns0:left ns0:val="single" ns0:sz="4" ns0:color="D9D9D9"/>
+              <ns0:bottom ns0:val="single" ns0:sz="4" ns0:color="D9D9D9"/>
+              <ns0:right ns0:val="single" ns0:sz="4" ns0:color="D9D9D9"/>
+            </ns0:tcBorders>
+            <ns0:tcMar>
+              <ns0:top ns0:w="85" ns0:type="dxa"/>
+              <ns0:left ns0:w="85" ns0:type="dxa"/>
+              <ns0:bottom ns0:w="85" ns0:type="dxa"/>
+              <ns0:right ns0:w="85" ns0:type="dxa"/>
+            </ns0:tcMar>
+          </ns0:tcPr>
+          <ns0:p>
+            <ns0:pPr>
+              <ns0:spacing ns0:after="60"/>
+            </ns0:pPr>
+            <ns0:r>
+              <ns0:rPr>
+                <ns0:b ns0:val="0"/>
+                <ns0:sz ns0:val="18"/>
+              </ns0:rPr>
+              <ns0:t>objective_count, subjective_count</ns0:t>
+            </ns0:r>
+          </ns0:p>
+        </ns0:tc>
+        <ns0:tc>
+          <ns0:tcPr>
+            <ns0:tcW ns0:type="dxa" ns0:w="5018"/>
+            <ns0:tcBorders>
+              <ns0:top ns0:val="single" ns0:sz="4" ns0:color="D9D9D9"/>
+              <ns0:left ns0:val="single" ns0:sz="4" ns0:color="D9D9D9"/>
+              <ns0:bottom ns0:val="single" ns0:sz="4" ns0:color="D9D9D9"/>
+              <ns0:right ns0:val="single" ns0:sz="4" ns0:color="D9D9D9"/>
+            </ns0:tcBorders>
+            <ns0:tcMar>
+              <ns0:top ns0:w="85" ns0:type="dxa"/>
+              <ns0:left ns0:w="85" ns0:type="dxa"/>
+              <ns0:bottom ns0:w="85" ns0:type="dxa"/>
+              <ns0:right ns0:w="85" ns0:type="dxa"/>
+            </ns0:tcMar>
+          </ns0:tcPr>
+          <ns0:p>
+            <ns0:pPr>
+              <ns0:spacing ns0:after="60"/>
+            </ns0:pPr>
+            <ns0:r>
+              <ns0:rPr>
+                <ns0:b ns0:val="0"/>
+                <ns0:sz ns0:val="18"/>
+              </ns0:rPr>
+              <ns0:t>เว้นได้หรือส่ง null หากระบุต้องมากกว่า 0</ns0:t>
+            </ns0:r>
+          </ns0:p>
+        </ns0:tc>
+      </ns0:tr>
+      <ns0:tr>
+        <ns0:trPr>
+          <ns0:cantSplit/>
+        </ns0:trPr>
+        <ns0:tc>
+          <ns0:tcPr>
+            <ns0:tcW ns0:type="dxa" ns0:w="5018"/>
+            <ns0:tcBorders>
+              <ns0:top ns0:val="single" ns0:sz="4" ns0:color="D9D9D9"/>
+              <ns0:left ns0:val="single" ns0:sz="4" ns0:color="D9D9D9"/>
+              <ns0:bottom ns0:val="single" ns0:sz="4" ns0:color="D9D9D9"/>
+              <ns0:right ns0:val="single" ns0:sz="4" ns0:color="D9D9D9"/>
+            </ns0:tcBorders>
+            <ns0:tcMar>
+              <ns0:top ns0:w="85" ns0:type="dxa"/>
+              <ns0:left ns0:w="85" ns0:type="dxa"/>
+              <ns0:bottom ns0:w="85" ns0:type="dxa"/>
+              <ns0:right ns0:w="85" ns0:type="dxa"/>
+            </ns0:tcMar>
+          </ns0:tcPr>
+          <ns0:p>
+            <ns0:pPr>
+              <ns0:spacing ns0:after="60"/>
+            </ns0:pPr>
+            <ns0:r>
+              <ns0:rPr>
+                <ns0:b ns0:val="0"/>
+                <ns0:sz ns0:val="18"/>
+              </ns0:rPr>
+              <ns0:t>additional_advice</ns0:t>
+            </ns0:r>
+          </ns0:p>
+        </ns0:tc>
+        <ns0:tc>
+          <ns0:tcPr>
+            <ns0:tcW ns0:type="dxa" ns0:w="5018"/>
+            <ns0:tcBorders>
+              <ns0:top ns0:val="single" ns0:sz="4" ns0:color="D9D9D9"/>
+              <ns0:left ns0:val="single" ns0:sz="4" ns0:color="D9D9D9"/>
+              <ns0:bottom ns0:val="single" ns0:sz="4" ns0:color="D9D9D9"/>
+              <ns0:right ns0:val="single" ns0:sz="4" ns0:color="D9D9D9"/>
+            </ns0:tcBorders>
+            <ns0:tcMar>
+              <ns0:top ns0:w="85" ns0:type="dxa"/>
+              <ns0:left ns0:w="85" ns0:type="dxa"/>
+              <ns0:bottom ns0:w="85" ns0:type="dxa"/>
+              <ns0:right ns0:w="85" ns0:type="dxa"/>
+            </ns0:tcMar>
+          </ns0:tcPr>
+          <ns0:p>
+            <ns0:pPr>
+              <ns0:spacing ns0:after="60"/>
+            </ns0:pPr>
+            <ns0:r>
+              <ns0:rPr>
+                <ns0:b ns0:val="0"/>
+                <ns0:sz ns0:val="18"/>
+              </ns0:rPr>
+              <ns0:t>เว้นได้ ไม่เกิน 2,000 ตัวอักษร ข้อความว่างหลัง trim เปลี่ยนเป็น null</ns0:t>
+            </ns0:r>
+          </ns0:p>
+        </ns0:tc>
+      </ns0:tr>
+    </ns0:tbl>
+    <ns0:p/>
+    <ns0:p>
+      <ns0:r>
+        <ns0:t>แบบ objective ต้องไม่ส่ง subjective_count และแบบ subjective ต้องไม่ส่ง objective_count ส่วนแบบ mixed เว้นจำนวนทั้งสองฝั่งได้ ไม่มีตัวเลือก other</ns0:t>
+      </ns0:r>
+    </ns0:p>
+    <ns0:p>
+      <ns0:r>
+        <ns0:t>Schema ปัจจุบันยังแปลงค่าบางชนิดเป็น integer และละทิ้ง field ส่วนเกิน ต่างจาก schema เผยแพร่ที่ใช้ strict integer และห้าม field เกิน การส่ง publisher_id ไม่สามารถเปลี่ยนเจ้าของได้ แต่ U5 ไม่ได้ปฏิเสธ field เกินทุกตัวด้วย 422</ns0:t>
+      </ns0:r>
+    </ns0:p>
+    <ns0:p>
+      <ns0:pPr>
+        <ns0:pStyle ns0:val="Heading1"/>
+      </ns0:pPr>
+      <ns0:r>
+        <ns0:t>ลบรายการ</ns0:t>
+      </ns0:r>
+    </ns0:p>
+    <ns0:p>
+      <ns0:pPr>
+        <ns0:keepLines/>
+        <ns0:spacing ns0:after="120"/>
+      </ns0:pPr>
+      <ns0:r>
+        <ns0:rPr>
+          <ns0:rFonts ns0:ascii="Consolas" ns0:hAnsi="Consolas"/>
+          <ns0:sz ns0:val="18"/>
+        </ns0:rPr>
+        <ns0:t>DELETE /api/my-guides/42</ns0:t>
+        <ns0:br/>
+        <ns0:t>Authorization: Bearer &lt;access_token&gt;</ns0:t>
+      </ns0:r>
+    </ns0:p>
+    <ns0:p>
+      <ns0:r>
+        <ns0:t>เมื่อผู้ใช้ยกเลิกกล่องยืนยัน หน้าเว็บไม่ส่ง DELETE เมื่อยืนยันและลบสำเร็จตอบ 200 พร้อม body:</ns0:t>
+      </ns0:r>
+    </ns0:p>
+    <ns0:p>
+      <ns0:pPr>
+        <ns0:keepLines/>
+        <ns0:spacing ns0:after="120"/>
+      </ns0:pPr>
+      <ns0:r>
+        <ns0:rPr>
+          <ns0:rFonts ns0:ascii="Consolas" ns0:hAnsi="Consolas"/>
+          <ns0:sz ns0:val="18"/>
+        </ns0:rPr>
+        <ns0:t>{"id": 42, "message": "ลบแนวข้อสอบสำเร็จ"}</ns0:t>
+      </ns0:r>
+    </ns0:p>
+    <ns0:p>
+      <ns0:r>
+        <ns0:t>ลบเฉพาะ Guide ของเจ้าของ ไม่ลบ User หรือ Course ส่วน bookmark ใน saved_guides ที่อ้าง Guide นี้ถูกลบตาม FK CASCADE จึงไม่มีรายการบันทึกที่ชี้ไปยัง Guide ที่ลบแล้ว</ns0:t>
+      </ns0:r>
+    </ns0:p>
+    <ns0:p>
+      <ns0:pPr>
+        <ns0:pStyle ns0:val="Heading1"/>
+      </ns0:pPr>
+      <ns0:r>
+        <ns0:t>สิทธิ์และข้อผิดพลาด</ns0:t>
+      </ns0:r>
+    </ns0:p>
+    <ns0:p>
+      <ns0:r>
+        <ns0:t>Service อ่าน users.id จาก username ที่ผ่าน Login แล้ว DAO แก้ไขหรือลบด้วยเงื่อนไขทั้ง Guide ID และ publisher_id ไม่พึ่งการซ่อนปุ่มใน UI ผู้ใช้ไม่ใช่เจ้าของและรายการไม่พบตอบ 404 เหมือนกัน</ns0:t>
+      </ns0:r>
+    </ns0:p>
+    <ns0:tbl>
+      <ns0:tblPr>
+        <ns0:tblW ns0:type="auto" ns0:w="0"/>
+        <ns0:tblLayout ns0:type="autofit"/>
+        <ns0:tblLook ns0:firstColumn="1" ns0:firstRow="1" ns0:lastColumn="0" ns0:lastRow="0" ns0:noHBand="0" ns0:noVBand="1" ns0:val="04A0"/>
+      </ns0:tblPr>
+      <ns0:tblGrid>
+        <ns0:gridCol ns0:w="3346"/>
+        <ns0:gridCol ns0:w="3346"/>
+        <ns0:gridCol ns0:w="3346"/>
+      </ns0:tblGrid>
+      <ns0:tr>
+        <ns0:trPr>
+          <ns0:cantSplit/>
+          <ns0:tblHeader/>
+        </ns0:trPr>
+        <ns0:tc>
+          <ns0:tcPr>
+            <ns0:tcW ns0:type="dxa" ns0:w="3346"/>
+            <ns0:tcBorders>
+              <ns0:top ns0:val="single" ns0:sz="4" ns0:color="D9D9D9"/>
+              <ns0:left ns0:val="single" ns0:sz="4" ns0:color="D9D9D9"/>
+              <ns0:bottom ns0:val="single" ns0:sz="4" ns0:color="D9D9D9"/>
+              <ns0:right ns0:val="single" ns0:sz="4" ns0:color="D9D9D9"/>
+            </ns0:tcBorders>
+            <ns0:tcMar>
+              <ns0:top ns0:w="85" ns0:type="dxa"/>
+              <ns0:left ns0:w="85" ns0:type="dxa"/>
+              <ns0:bottom ns0:w="85" ns0:type="dxa"/>
+              <ns0:right ns0:w="85" ns0:type="dxa"/>
+            </ns0:tcMar>
+            <ns0:shd ns0:fill="E8EEF4"/>
+          </ns0:tcPr>
+          <ns0:p>
+            <ns0:pPr>
+              <ns0:spacing ns0:after="60"/>
+            </ns0:pPr>
+            <ns0:r>
+              <ns0:rPr>
+                <ns0:b/>
+                <ns0:sz ns0:val="18"/>
+              </ns0:rPr>
+              <ns0:t>HTTP</ns0:t>
+            </ns0:r>
+          </ns0:p>
+        </ns0:tc>
+        <ns0:tc>
+          <ns0:tcPr>
+            <ns0:tcW ns0:type="dxa" ns0:w="3346"/>
+            <ns0:tcBorders>
+              <ns0:top ns0:val="single" ns0:sz="4" ns0:color="D9D9D9"/>
+              <ns0:left ns0:val="single" ns0:sz="4" ns0:color="D9D9D9"/>
+              <ns0:bottom ns0:val="single" ns0:sz="4" ns0:color="D9D9D9"/>
+              <ns0:right ns0:val="single" ns0:sz="4" ns0:color="D9D9D9"/>
+            </ns0:tcBorders>
+            <ns0:tcMar>
+              <ns0:top ns0:w="85" ns0:type="dxa"/>
+              <ns0:left ns0:w="85" ns0:type="dxa"/>
+              <ns0:bottom ns0:w="85" ns0:type="dxa"/>
+              <ns0:right ns0:w="85" ns0:type="dxa"/>
+            </ns0:tcMar>
+            <ns0:shd ns0:fill="E8EEF4"/>
+          </ns0:tcPr>
+          <ns0:p>
+            <ns0:pPr>
+              <ns0:spacing ns0:after="60"/>
+            </ns0:pPr>
+            <ns0:r>
+              <ns0:rPr>
+                <ns0:b/>
+                <ns0:sz ns0:val="18"/>
+              </ns0:rPr>
+              <ns0:t>detail หรือรูปแบบผลตอบกลับ</ns0:t>
+            </ns0:r>
+          </ns0:p>
+        </ns0:tc>
+        <ns0:tc>
+          <ns0:tcPr>
+            <ns0:tcW ns0:type="dxa" ns0:w="3346"/>
+            <ns0:tcBorders>
+              <ns0:top ns0:val="single" ns0:sz="4" ns0:color="D9D9D9"/>
+              <ns0:left ns0:val="single" ns0:sz="4" ns0:color="D9D9D9"/>
+              <ns0:bottom ns0:val="single" ns0:sz="4" ns0:color="D9D9D9"/>
+              <ns0:right ns0:val="single" ns0:sz="4" ns0:color="D9D9D9"/>
+            </ns0:tcBorders>
+            <ns0:tcMar>
+              <ns0:top ns0:w="85" ns0:type="dxa"/>
+              <ns0:left ns0:w="85" ns0:type="dxa"/>
+              <ns0:bottom ns0:w="85" ns0:type="dxa"/>
+              <ns0:right ns0:w="85" ns0:type="dxa"/>
+            </ns0:tcMar>
+            <ns0:shd ns0:fill="E8EEF4"/>
+          </ns0:tcPr>
+          <ns0:p>
+            <ns0:pPr>
+              <ns0:spacing ns0:after="60"/>
+            </ns0:pPr>
+            <ns0:r>
+              <ns0:rPr>
+                <ns0:b/>
+                <ns0:sz ns0:val="18"/>
+              </ns0:rPr>
+              <ns0:t>กรณี</ns0:t>
+            </ns0:r>
+          </ns0:p>
+        </ns0:tc>
+      </ns0:tr>
+      <ns0:tr>
+        <ns0:trPr>
+          <ns0:cantSplit/>
+        </ns0:trPr>
+        <ns0:tc>
+          <ns0:tcPr>
+            <ns0:tcW ns0:type="dxa" ns0:w="3346"/>
+            <ns0:tcBorders>
+              <ns0:top ns0:val="single" ns0:sz="4" ns0:color="D9D9D9"/>
+              <ns0:left ns0:val="single" ns0:sz="4" ns0:color="D9D9D9"/>
+              <ns0:bottom ns0:val="single" ns0:sz="4" ns0:color="D9D9D9"/>
+              <ns0:right ns0:val="single" ns0:sz="4" ns0:color="D9D9D9"/>
+            </ns0:tcBorders>
+            <ns0:tcMar>
+              <ns0:top ns0:w="85" ns0:type="dxa"/>
+              <ns0:left ns0:w="85" ns0:type="dxa"/>
+              <ns0:bottom ns0:w="85" ns0:type="dxa"/>
+              <ns0:right ns0:w="85" ns0:type="dxa"/>
+            </ns0:tcMar>
+          </ns0:tcPr>
+          <ns0:p>
+            <ns0:pPr>
+              <ns0:spacing ns0:after="60"/>
+            </ns0:pPr>
+            <ns0:r>
+              <ns0:rPr>
+                <ns0:b ns0:val="0"/>
+                <ns0:sz ns0:val="18"/>
+              </ns0:rPr>
+              <ns0:t>401</ns0:t>
+            </ns0:r>
+          </ns0:p>
+        </ns0:tc>
+        <ns0:tc>
+          <ns0:tcPr>
+            <ns0:tcW ns0:type="dxa" ns0:w="3346"/>
+            <ns0:tcBorders>
+              <ns0:top ns0:val="single" ns0:sz="4" ns0:color="D9D9D9"/>
+              <ns0:left ns0:val="single" ns0:sz="4" ns0:color="D9D9D9"/>
+              <ns0:bottom ns0:val="single" ns0:sz="4" ns0:color="D9D9D9"/>
+              <ns0:right ns0:val="single" ns0:sz="4" ns0:color="D9D9D9"/>
+            </ns0:tcBorders>
+            <ns0:tcMar>
+              <ns0:top ns0:w="85" ns0:type="dxa"/>
+              <ns0:left ns0:w="85" ns0:type="dxa"/>
+              <ns0:bottom ns0:w="85" ns0:type="dxa"/>
+              <ns0:right ns0:w="85" ns0:type="dxa"/>
+            </ns0:tcMar>
+          </ns0:tcPr>
+          <ns0:p>
+            <ns0:pPr>
+              <ns0:spacing ns0:after="60"/>
+            </ns0:pPr>
+            <ns0:r>
+              <ns0:rPr>
+                <ns0:b ns0:val="0"/>
+                <ns0:sz ns0:val="18"/>
+              </ns0:rPr>
+              <ns0:t>ข้อความจาก current_user</ns0:t>
+            </ns0:r>
+          </ns0:p>
+        </ns0:tc>
+        <ns0:tc>
+          <ns0:tcPr>
+            <ns0:tcW ns0:type="dxa" ns0:w="3346"/>
+            <ns0:tcBorders>
+              <ns0:top ns0:val="single" ns0:sz="4" ns0:color="D9D9D9"/>
+              <ns0:left ns0:val="single" ns0:sz="4" ns0:color="D9D9D9"/>
+              <ns0:bottom ns0:val="single" ns0:sz="4" ns0:color="D9D9D9"/>
+              <ns0:right ns0:val="single" ns0:sz="4" ns0:color="D9D9D9"/>
+            </ns0:tcBorders>
+            <ns0:tcMar>
+              <ns0:top ns0:w="85" ns0:type="dxa"/>
+              <ns0:left ns0:w="85" ns0:type="dxa"/>
+              <ns0:bottom ns0:w="85" ns0:type="dxa"/>
+              <ns0:right ns0:w="85" ns0:type="dxa"/>
+            </ns0:tcMar>
+          </ns0:tcPr>
+          <ns0:p>
+            <ns0:pPr>
+              <ns0:spacing ns0:after="60"/>
+            </ns0:pPr>
+            <ns0:r>
+              <ns0:rPr>
+                <ns0:b ns0:val="0"/>
+                <ns0:sz ns0:val="18"/>
+              </ns0:rPr>
+              <ns0:t>ไม่มี token, token ใช้ไม่ได้ หรือหมดอายุ</ns0:t>
+            </ns0:r>
+          </ns0:p>
+        </ns0:tc>
+      </ns0:tr>
+      <ns0:tr>
+        <ns0:trPr>
+          <ns0:cantSplit/>
+        </ns0:trPr>
+        <ns0:tc>
+          <ns0:tcPr>
+            <ns0:tcW ns0:type="dxa" ns0:w="3346"/>
+            <ns0:tcBorders>
+              <ns0:top ns0:val="single" ns0:sz="4" ns0:color="D9D9D9"/>
+              <ns0:left ns0:val="single" ns0:sz="4" ns0:color="D9D9D9"/>
+              <ns0:bottom ns0:val="single" ns0:sz="4" ns0:color="D9D9D9"/>
+              <ns0:right ns0:val="single" ns0:sz="4" ns0:color="D9D9D9"/>
+            </ns0:tcBorders>
+            <ns0:tcMar>
+              <ns0:top ns0:w="85" ns0:type="dxa"/>
+              <ns0:left ns0:w="85" ns0:type="dxa"/>
+              <ns0:bottom ns0:w="85" ns0:type="dxa"/>
+              <ns0:right ns0:w="85" ns0:type="dxa"/>
+            </ns0:tcMar>
+          </ns0:tcPr>
+          <ns0:p>
+            <ns0:pPr>
+              <ns0:spacing ns0:after="60"/>
+            </ns0:pPr>
+            <ns0:r>
+              <ns0:rPr>
+                <ns0:b ns0:val="0"/>
+                <ns0:sz ns0:val="18"/>
+              </ns0:rPr>
+              <ns0:t>404</ns0:t>
+            </ns0:r>
+          </ns0:p>
+        </ns0:tc>
+        <ns0:tc>
+          <ns0:tcPr>
+            <ns0:tcW ns0:type="dxa" ns0:w="3346"/>
+            <ns0:tcBorders>
+              <ns0:top ns0:val="single" ns0:sz="4" ns0:color="D9D9D9"/>
+              <ns0:left ns0:val="single" ns0:sz="4" ns0:color="D9D9D9"/>
+              <ns0:bottom ns0:val="single" ns0:sz="4" ns0:color="D9D9D9"/>
+              <ns0:right ns0:val="single" ns0:sz="4" ns0:color="D9D9D9"/>
+            </ns0:tcBorders>
+            <ns0:tcMar>
+              <ns0:top ns0:w="85" ns0:type="dxa"/>
+              <ns0:left ns0:w="85" ns0:type="dxa"/>
+              <ns0:bottom ns0:w="85" ns0:type="dxa"/>
+              <ns0:right ns0:w="85" ns0:type="dxa"/>
+            </ns0:tcMar>
+          </ns0:tcPr>
+          <ns0:p>
+            <ns0:pPr>
+              <ns0:spacing ns0:after="60"/>
+            </ns0:pPr>
+            <ns0:r>
+              <ns0:rPr>
+                <ns0:b ns0:val="0"/>
+                <ns0:sz ns0:val="18"/>
+              </ns0:rPr>
+              <ns0:t>GUIDE_NOT_FOUND</ns0:t>
+            </ns0:r>
+          </ns0:p>
+        </ns0:tc>
+        <ns0:tc>
+          <ns0:tcPr>
+            <ns0:tcW ns0:type="dxa" ns0:w="3346"/>
+            <ns0:tcBorders>
+              <ns0:top ns0:val="single" ns0:sz="4" ns0:color="D9D9D9"/>
+              <ns0:left ns0:val="single" ns0:sz="4" ns0:color="D9D9D9"/>
+              <ns0:bottom ns0:val="single" ns0:sz="4" ns0:color="D9D9D9"/>
+              <ns0:right ns0:val="single" ns0:sz="4" ns0:color="D9D9D9"/>
+            </ns0:tcBorders>
+            <ns0:tcMar>
+              <ns0:top ns0:w="85" ns0:type="dxa"/>
+              <ns0:left ns0:w="85" ns0:type="dxa"/>
+              <ns0:bottom ns0:w="85" ns0:type="dxa"/>
+              <ns0:right ns0:w="85" ns0:type="dxa"/>
+            </ns0:tcMar>
+          </ns0:tcPr>
+          <ns0:p>
+            <ns0:pPr>
+              <ns0:spacing ns0:after="60"/>
+            </ns0:pPr>
+            <ns0:r>
+              <ns0:rPr>
+                <ns0:b ns0:val="0"/>
+                <ns0:sz ns0:val="18"/>
+              </ns0:rPr>
+              <ns0:t>รายการไม่พบหรือไม่ใช่เจ้าของ</ns0:t>
+            </ns0:r>
+          </ns0:p>
+        </ns0:tc>
+      </ns0:tr>
+      <ns0:tr>
+        <ns0:trPr>
+          <ns0:cantSplit/>
+        </ns0:trPr>
+        <ns0:tc>
+          <ns0:tcPr>
+            <ns0:tcW ns0:type="dxa" ns0:w="3346"/>
+            <ns0:tcBorders>
+              <ns0:top ns0:val="single" ns0:sz="4" ns0:color="D9D9D9"/>
+              <ns0:left ns0:val="single" ns0:sz="4" ns0:color="D9D9D9"/>
+              <ns0:bottom ns0:val="single" ns0:sz="4" ns0:color="D9D9D9"/>
+              <ns0:right ns0:val="single" ns0:sz="4" ns0:color="D9D9D9"/>
+            </ns0:tcBorders>
+            <ns0:tcMar>
+              <ns0:top ns0:w="85" ns0:type="dxa"/>
+              <ns0:left ns0:w="85" ns0:type="dxa"/>
+              <ns0:bottom ns0:w="85" ns0:type="dxa"/>
+              <ns0:right ns0:w="85" ns0:type="dxa"/>
+            </ns0:tcMar>
+          </ns0:tcPr>
+          <ns0:p>
+            <ns0:pPr>
+              <ns0:spacing ns0:after="60"/>
+            </ns0:pPr>
+            <ns0:r>
+              <ns0:rPr>
+                <ns0:b ns0:val="0"/>
+                <ns0:sz ns0:val="18"/>
+              </ns0:rPr>
+              <ns0:t>422</ns0:t>
+            </ns0:r>
+          </ns0:p>
+        </ns0:tc>
+        <ns0:tc>
+          <ns0:tcPr>
+            <ns0:tcW ns0:type="dxa" ns0:w="3346"/>
+            <ns0:tcBorders>
+              <ns0:top ns0:val="single" ns0:sz="4" ns0:color="D9D9D9"/>
+              <ns0:left ns0:val="single" ns0:sz="4" ns0:color="D9D9D9"/>
+              <ns0:bottom ns0:val="single" ns0:sz="4" ns0:color="D9D9D9"/>
+              <ns0:right ns0:val="single" ns0:sz="4" ns0:color="D9D9D9"/>
+            </ns0:tcBorders>
+            <ns0:tcMar>
+              <ns0:top ns0:w="85" ns0:type="dxa"/>
+              <ns0:left ns0:w="85" ns0:type="dxa"/>
+              <ns0:bottom ns0:w="85" ns0:type="dxa"/>
+              <ns0:right ns0:w="85" ns0:type="dxa"/>
+            </ns0:tcMar>
+          </ns0:tcPr>
+          <ns0:p>
+            <ns0:pPr>
+              <ns0:spacing ns0:after="60"/>
+            </ns0:pPr>
+            <ns0:r>
+              <ns0:rPr>
+                <ns0:b ns0:val="0"/>
+                <ns0:sz ns0:val="18"/>
+              </ns0:rPr>
+              <ns0:t>GUIDE_ID_INVALID</ns0:t>
+            </ns0:r>
+          </ns0:p>
+        </ns0:tc>
+        <ns0:tc>
+          <ns0:tcPr>
+            <ns0:tcW ns0:type="dxa" ns0:w="3346"/>
+            <ns0:tcBorders>
+              <ns0:top ns0:val="single" ns0:sz="4" ns0:color="D9D9D9"/>
+              <ns0:left ns0:val="single" ns0:sz="4" ns0:color="D9D9D9"/>
+              <ns0:bottom ns0:val="single" ns0:sz="4" ns0:color="D9D9D9"/>
+              <ns0:right ns0:val="single" ns0:sz="4" ns0:color="D9D9D9"/>
+            </ns0:tcBorders>
+            <ns0:tcMar>
+              <ns0:top ns0:w="85" ns0:type="dxa"/>
+              <ns0:left ns0:w="85" ns0:type="dxa"/>
+              <ns0:bottom ns0:w="85" ns0:type="dxa"/>
+              <ns0:right ns0:w="85" ns0:type="dxa"/>
+            </ns0:tcMar>
+          </ns0:tcPr>
+          <ns0:p>
+            <ns0:pPr>
+              <ns0:spacing ns0:after="60"/>
+            </ns0:pPr>
+            <ns0:r>
+              <ns0:rPr>
+                <ns0:b ns0:val="0"/>
+                <ns0:sz ns0:val="18"/>
+              </ns0:rPr>
+              <ns0:t>Guide ID ไม่เป็นค่าบวก</ns0:t>
+            </ns0:r>
+          </ns0:p>
+        </ns0:tc>
+      </ns0:tr>
+      <ns0:tr>
+        <ns0:trPr>
+          <ns0:cantSplit/>
+        </ns0:trPr>
+        <ns0:tc>
+          <ns0:tcPr>
+            <ns0:tcW ns0:type="dxa" ns0:w="3346"/>
+            <ns0:tcBorders>
+              <ns0:top ns0:val="single" ns0:sz="4" ns0:color="D9D9D9"/>
+              <ns0:left ns0:val="single" ns0:sz="4" ns0:color="D9D9D9"/>
+              <ns0:bottom ns0:val="single" ns0:sz="4" ns0:color="D9D9D9"/>
+              <ns0:right ns0:val="single" ns0:sz="4" ns0:color="D9D9D9"/>
+            </ns0:tcBorders>
+            <ns0:tcMar>
+              <ns0:top ns0:w="85" ns0:type="dxa"/>
+              <ns0:left ns0:w="85" ns0:type="dxa"/>
+              <ns0:bottom ns0:w="85" ns0:type="dxa"/>
+              <ns0:right ns0:w="85" ns0:type="dxa"/>
+            </ns0:tcMar>
+          </ns0:tcPr>
+          <ns0:p>
+            <ns0:pPr>
+              <ns0:spacing ns0:after="60"/>
+            </ns0:pPr>
+            <ns0:r>
+              <ns0:rPr>
+                <ns0:b ns0:val="0"/>
+                <ns0:sz ns0:val="18"/>
+              </ns0:rPr>
+              <ns0:t>422</ns0:t>
+            </ns0:r>
+          </ns0:p>
+        </ns0:tc>
+        <ns0:tc>
+          <ns0:tcPr>
+            <ns0:tcW ns0:type="dxa" ns0:w="3346"/>
+            <ns0:tcBorders>
+              <ns0:top ns0:val="single" ns0:sz="4" ns0:color="D9D9D9"/>
+              <ns0:left ns0:val="single" ns0:sz="4" ns0:color="D9D9D9"/>
+              <ns0:bottom ns0:val="single" ns0:sz="4" ns0:color="D9D9D9"/>
+              <ns0:right ns0:val="single" ns0:sz="4" ns0:color="D9D9D9"/>
+            </ns0:tcBorders>
+            <ns0:tcMar>
+              <ns0:top ns0:w="85" ns0:type="dxa"/>
+              <ns0:left ns0:w="85" ns0:type="dxa"/>
+              <ns0:bottom ns0:w="85" ns0:type="dxa"/>
+              <ns0:right ns0:w="85" ns0:type="dxa"/>
+            </ns0:tcMar>
+          </ns0:tcPr>
+          <ns0:p>
+            <ns0:pPr>
+              <ns0:spacing ns0:after="60"/>
+            </ns0:pPr>
+            <ns0:r>
+              <ns0:rPr>
+                <ns0:b ns0:val="0"/>
+                <ns0:sz ns0:val="18"/>
+              </ns0:rPr>
+              <ns0:t>COURSE_NOT_FOUND</ns0:t>
+            </ns0:r>
+          </ns0:p>
+        </ns0:tc>
+        <ns0:tc>
+          <ns0:tcPr>
+            <ns0:tcW ns0:type="dxa" ns0:w="3346"/>
+            <ns0:tcBorders>
+              <ns0:top ns0:val="single" ns0:sz="4" ns0:color="D9D9D9"/>
+              <ns0:left ns0:val="single" ns0:sz="4" ns0:color="D9D9D9"/>
+              <ns0:bottom ns0:val="single" ns0:sz="4" ns0:color="D9D9D9"/>
+              <ns0:right ns0:val="single" ns0:sz="4" ns0:color="D9D9D9"/>
+            </ns0:tcBorders>
+            <ns0:tcMar>
+              <ns0:top ns0:w="85" ns0:type="dxa"/>
+              <ns0:left ns0:w="85" ns0:type="dxa"/>
+              <ns0:bottom ns0:w="85" ns0:type="dxa"/>
+              <ns0:right ns0:w="85" ns0:type="dxa"/>
+            </ns0:tcMar>
+          </ns0:tcPr>
+          <ns0:p>
+            <ns0:pPr>
+              <ns0:spacing ns0:after="60"/>
+            </ns0:pPr>
+            <ns0:r>
+              <ns0:rPr>
+                <ns0:b ns0:val="0"/>
+                <ns0:sz ns0:val="18"/>
+              </ns0:rPr>
+              <ns0:t>ไม่พบรายวิชาปลายทางในงานแก้ไข</ns0:t>
+            </ns0:r>
+          </ns0:p>
+        </ns0:tc>
+      </ns0:tr>
+      <ns0:tr>
+        <ns0:trPr>
+          <ns0:cantSplit/>
+        </ns0:trPr>
+        <ns0:tc>
+          <ns0:tcPr>
+            <ns0:tcW ns0:type="dxa" ns0:w="3346"/>
+            <ns0:tcBorders>
+              <ns0:top ns0:val="single" ns0:sz="4" ns0:color="D9D9D9"/>
+              <ns0:left ns0:val="single" ns0:sz="4" ns0:color="D9D9D9"/>
+              <ns0:bottom ns0:val="single" ns0:sz="4" ns0:color="D9D9D9"/>
+              <ns0:right ns0:val="single" ns0:sz="4" ns0:color="D9D9D9"/>
+            </ns0:tcBorders>
+            <ns0:tcMar>
+              <ns0:top ns0:w="85" ns0:type="dxa"/>
+              <ns0:left ns0:w="85" ns0:type="dxa"/>
+              <ns0:bottom ns0:w="85" ns0:type="dxa"/>
+              <ns0:right ns0:w="85" ns0:type="dxa"/>
+            </ns0:tcMar>
+          </ns0:tcPr>
+          <ns0:p>
+            <ns0:pPr>
+              <ns0:spacing ns0:after="60"/>
+            </ns0:pPr>
+            <ns0:r>
+              <ns0:rPr>
+                <ns0:b ns0:val="0"/>
+                <ns0:sz ns0:val="18"/>
+              </ns0:rPr>
+              <ns0:t>422</ns0:t>
+            </ns0:r>
+          </ns0:p>
+        </ns0:tc>
+        <ns0:tc>
+          <ns0:tcPr>
+            <ns0:tcW ns0:type="dxa" ns0:w="3346"/>
+            <ns0:tcBorders>
+              <ns0:top ns0:val="single" ns0:sz="4" ns0:color="D9D9D9"/>
+              <ns0:left ns0:val="single" ns0:sz="4" ns0:color="D9D9D9"/>
+              <ns0:bottom ns0:val="single" ns0:sz="4" ns0:color="D9D9D9"/>
+              <ns0:right ns0:val="single" ns0:sz="4" ns0:color="D9D9D9"/>
+            </ns0:tcBorders>
+            <ns0:tcMar>
+              <ns0:top ns0:w="85" ns0:type="dxa"/>
+              <ns0:left ns0:w="85" ns0:type="dxa"/>
+              <ns0:bottom ns0:w="85" ns0:type="dxa"/>
+              <ns0:right ns0:w="85" ns0:type="dxa"/>
+            </ns0:tcMar>
+          </ns0:tcPr>
+          <ns0:p>
+            <ns0:pPr>
+              <ns0:spacing ns0:after="60"/>
+            </ns0:pPr>
+            <ns0:r>
+              <ns0:rPr>
+                <ns0:b ns0:val="0"/>
+                <ns0:sz ns0:val="18"/>
+              </ns0:rPr>
+              <ns0:t>รายการ validation errors ใน detail</ns0:t>
+            </ns0:r>
+          </ns0:p>
+        </ns0:tc>
+        <ns0:tc>
+          <ns0:tcPr>
+            <ns0:tcW ns0:type="dxa" ns0:w="3346"/>
+            <ns0:tcBorders>
+              <ns0:top ns0:val="single" ns0:sz="4" ns0:color="D9D9D9"/>
+              <ns0:left ns0:val="single" ns0:sz="4" ns0:color="D9D9D9"/>
+              <ns0:bottom ns0:val="single" ns0:sz="4" ns0:color="D9D9D9"/>
+              <ns0:right ns0:val="single" ns0:sz="4" ns0:color="D9D9D9"/>
+            </ns0:tcBorders>
+            <ns0:tcMar>
+              <ns0:top ns0:w="85" ns0:type="dxa"/>
+              <ns0:left ns0:w="85" ns0:type="dxa"/>
+              <ns0:bottom ns0:w="85" ns0:type="dxa"/>
+              <ns0:right ns0:w="85" ns0:type="dxa"/>
+            </ns0:tcMar>
+          </ns0:tcPr>
+          <ns0:p>
+            <ns0:pPr>
+              <ns0:spacing ns0:after="60"/>
+            </ns0:pPr>
+            <ns0:r>
+              <ns0:rPr>
+                <ns0:b ns0:val="0"/>
+                <ns0:sz ns0:val="18"/>
+              </ns0:rPr>
+              <ns0:t>path/body ไม่ผ่าน Pydantic</ns0:t>
+            </ns0:r>
+          </ns0:p>
+        </ns0:tc>
+      </ns0:tr>
+      <ns0:tr>
+        <ns0:trPr>
+          <ns0:cantSplit/>
+        </ns0:trPr>
+        <ns0:tc>
+          <ns0:tcPr>
+            <ns0:tcW ns0:type="dxa" ns0:w="3346"/>
+            <ns0:tcBorders>
+              <ns0:top ns0:val="single" ns0:sz="4" ns0:color="D9D9D9"/>
+              <ns0:left ns0:val="single" ns0:sz="4" ns0:color="D9D9D9"/>
+              <ns0:bottom ns0:val="single" ns0:sz="4" ns0:color="D9D9D9"/>
+              <ns0:right ns0:val="single" ns0:sz="4" ns0:color="D9D9D9"/>
+            </ns0:tcBorders>
+            <ns0:tcMar>
+              <ns0:top ns0:w="85" ns0:type="dxa"/>
+              <ns0:left ns0:w="85" ns0:type="dxa"/>
+              <ns0:bottom ns0:w="85" ns0:type="dxa"/>
+              <ns0:right ns0:w="85" ns0:type="dxa"/>
+            </ns0:tcMar>
+          </ns0:tcPr>
+          <ns0:p>
+            <ns0:pPr>
+              <ns0:spacing ns0:after="60"/>
+            </ns0:pPr>
+            <ns0:r>
+              <ns0:rPr>
+                <ns0:b ns0:val="0"/>
+                <ns0:sz ns0:val="18"/>
+              </ns0:rPr>
+              <ns0:t>500</ns0:t>
+            </ns0:r>
+          </ns0:p>
+        </ns0:tc>
+        <ns0:tc>
+          <ns0:tcPr>
+            <ns0:tcW ns0:type="dxa" ns0:w="3346"/>
+            <ns0:tcBorders>
+              <ns0:top ns0:val="single" ns0:sz="4" ns0:color="D9D9D9"/>
+              <ns0:left ns0:val="single" ns0:sz="4" ns0:color="D9D9D9"/>
+              <ns0:bottom ns0:val="single" ns0:sz="4" ns0:color="D9D9D9"/>
+              <ns0:right ns0:val="single" ns0:sz="4" ns0:color="D9D9D9"/>
+            </ns0:tcBorders>
+            <ns0:tcMar>
+              <ns0:top ns0:w="85" ns0:type="dxa"/>
+              <ns0:left ns0:w="85" ns0:type="dxa"/>
+              <ns0:bottom ns0:w="85" ns0:type="dxa"/>
+              <ns0:right ns0:w="85" ns0:type="dxa"/>
+            </ns0:tcMar>
+          </ns0:tcPr>
+          <ns0:p>
+            <ns0:pPr>
+              <ns0:spacing ns0:after="60"/>
+            </ns0:pPr>
+            <ns0:r>
+              <ns0:rPr>
+                <ns0:b ns0:val="0"/>
+                <ns0:sz ns0:val="18"/>
+              </ns0:rPr>
+              <ns0:t>GUIDE_UPDATE_FAILED</ns0:t>
+            </ns0:r>
+          </ns0:p>
+        </ns0:tc>
+        <ns0:tc>
+          <ns0:tcPr>
+            <ns0:tcW ns0:type="dxa" ns0:w="3346"/>
+            <ns0:tcBorders>
+              <ns0:top ns0:val="single" ns0:sz="4" ns0:color="D9D9D9"/>
+              <ns0:left ns0:val="single" ns0:sz="4" ns0:color="D9D9D9"/>
+              <ns0:bottom ns0:val="single" ns0:sz="4" ns0:color="D9D9D9"/>
+              <ns0:right ns0:val="single" ns0:sz="4" ns0:color="D9D9D9"/>
+            </ns0:tcBorders>
+            <ns0:tcMar>
+              <ns0:top ns0:w="85" ns0:type="dxa"/>
+              <ns0:left ns0:w="85" ns0:type="dxa"/>
+              <ns0:bottom ns0:w="85" ns0:type="dxa"/>
+              <ns0:right ns0:w="85" ns0:type="dxa"/>
+            </ns0:tcMar>
+          </ns0:tcPr>
+          <ns0:p>
+            <ns0:pPr>
+              <ns0:spacing ns0:after="60"/>
+            </ns0:pPr>
+            <ns0:r>
+              <ns0:rPr>
+                <ns0:b ns0:val="0"/>
+                <ns0:sz ns0:val="18"/>
+              </ns0:rPr>
+              <ns0:t>SQLAlchemyError ใน workflow แก้ไข</ns0:t>
+            </ns0:r>
+          </ns0:p>
+        </ns0:tc>
+      </ns0:tr>
+      <ns0:tr>
+        <ns0:trPr>
+          <ns0:cantSplit/>
+        </ns0:trPr>
+        <ns0:tc>
+          <ns0:tcPr>
+            <ns0:tcW ns0:type="dxa" ns0:w="3346"/>
+            <ns0:tcBorders>
+              <ns0:top ns0:val="single" ns0:sz="4" ns0:color="D9D9D9"/>
+              <ns0:left ns0:val="single" ns0:sz="4" ns0:color="D9D9D9"/>
+              <ns0:bottom ns0:val="single" ns0:sz="4" ns0:color="D9D9D9"/>
+              <ns0:right ns0:val="single" ns0:sz="4" ns0:color="D9D9D9"/>
+            </ns0:tcBorders>
+            <ns0:tcMar>
+              <ns0:top ns0:w="85" ns0:type="dxa"/>
+              <ns0:left ns0:w="85" ns0:type="dxa"/>
+              <ns0:bottom ns0:w="85" ns0:type="dxa"/>
+              <ns0:right ns0:w="85" ns0:type="dxa"/>
+            </ns0:tcMar>
+          </ns0:tcPr>
+          <ns0:p>
+            <ns0:pPr>
+              <ns0:spacing ns0:after="60"/>
+            </ns0:pPr>
+            <ns0:r>
+              <ns0:rPr>
+                <ns0:b ns0:val="0"/>
+                <ns0:sz ns0:val="18"/>
+              </ns0:rPr>
+              <ns0:t>500</ns0:t>
+            </ns0:r>
+          </ns0:p>
+        </ns0:tc>
+        <ns0:tc>
+          <ns0:tcPr>
+            <ns0:tcW ns0:type="dxa" ns0:w="3346"/>
+            <ns0:tcBorders>
+              <ns0:top ns0:val="single" ns0:sz="4" ns0:color="D9D9D9"/>
+              <ns0:left ns0:val="single" ns0:sz="4" ns0:color="D9D9D9"/>
+              <ns0:bottom ns0:val="single" ns0:sz="4" ns0:color="D9D9D9"/>
+              <ns0:right ns0:val="single" ns0:sz="4" ns0:color="D9D9D9"/>
+            </ns0:tcBorders>
+            <ns0:tcMar>
+              <ns0:top ns0:w="85" ns0:type="dxa"/>
+              <ns0:left ns0:w="85" ns0:type="dxa"/>
+              <ns0:bottom ns0:w="85" ns0:type="dxa"/>
+              <ns0:right ns0:w="85" ns0:type="dxa"/>
+            </ns0:tcMar>
+          </ns0:tcPr>
+          <ns0:p>
+            <ns0:pPr>
+              <ns0:spacing ns0:after="60"/>
+            </ns0:pPr>
+            <ns0:r>
+              <ns0:rPr>
+                <ns0:b ns0:val="0"/>
+                <ns0:sz ns0:val="18"/>
+              </ns0:rPr>
+              <ns0:t>GUIDE_DELETE_FAILED</ns0:t>
+            </ns0:r>
+          </ns0:p>
+        </ns0:tc>
+        <ns0:tc>
+          <ns0:tcPr>
+            <ns0:tcW ns0:type="dxa" ns0:w="3346"/>
+            <ns0:tcBorders>
+              <ns0:top ns0:val="single" ns0:sz="4" ns0:color="D9D9D9"/>
+              <ns0:left ns0:val="single" ns0:sz="4" ns0:color="D9D9D9"/>
+              <ns0:bottom ns0:val="single" ns0:sz="4" ns0:color="D9D9D9"/>
+              <ns0:right ns0:val="single" ns0:sz="4" ns0:color="D9D9D9"/>
+            </ns0:tcBorders>
+            <ns0:tcMar>
+              <ns0:top ns0:w="85" ns0:type="dxa"/>
+              <ns0:left ns0:w="85" ns0:type="dxa"/>
+              <ns0:bottom ns0:w="85" ns0:type="dxa"/>
+              <ns0:right ns0:w="85" ns0:type="dxa"/>
+            </ns0:tcMar>
+          </ns0:tcPr>
+          <ns0:p>
+            <ns0:pPr>
+              <ns0:spacing ns0:after="60"/>
+            </ns0:pPr>
+            <ns0:r>
+              <ns0:rPr>
+                <ns0:b ns0:val="0"/>
+                <ns0:sz ns0:val="18"/>
+              </ns0:rPr>
+              <ns0:t>SQLAlchemyError ใน workflow ลบ</ns0:t>
+            </ns0:r>
+          </ns0:p>
+        </ns0:tc>
+      </ns0:tr>
+    </ns0:tbl>
+    <ns0:p/>
+    <ns0:p>
+      <ns0:r>
+        <ns0:t>ตัวอย่างเมื่อแก้ไขหรือลบรายการที่ไม่พบ:</ns0:t>
+      </ns0:r>
+    </ns0:p>
+    <ns0:p>
+      <ns0:pPr>
+        <ns0:keepLines/>
+        <ns0:spacing ns0:after="120"/>
+      </ns0:pPr>
+      <ns0:r>
+        <ns0:rPr>
+          <ns0:rFonts ns0:ascii="Consolas" ns0:hAnsi="Consolas"/>
+          <ns0:sz ns0:val="18"/>
+        </ns0:rPr>
+        <ns0:t>{"detail": "GUIDE_NOT_FOUND"}</ns0:t>
+      </ns0:r>
+    </ns0:p>
+    <ns0:p>
+      <ns0:r>
+        <ns0:t>U5 ไม่ได้ใช้ ErrorResponseDTO ของ U3/U4 ทุกกรณี ส่วน GET รายการที่เกิด storage exception จะเป็น server error โดยไม่มี contract error.code เฉพาะ หาก proxy ติดต่อ backend ไม่ได้จะตอบ 502</ns0:t>
+      </ns0:r>
+    </ns0:p>
+    <ns0:p>
+      <ns0:pPr>
+        <ns0:pStyle ns0:val="Heading1"/>
+      </ns0:pPr>
+      <ns0:r>
+        <ns0:t>โครงสร้างที่ใช้งาน</ns0:t>
+      </ns0:r>
+    </ns0:p>
+    <ns0:p>
+      <ns0:pPr>
+        <ns0:pStyle ns0:val="Heading2"/>
+      </ns0:pPr>
+      <ns0:r>
+        <ns0:t>แผนภาพ 1</ns0:t>
+      </ns0:r>
+    </ns0:p>
+    <ns0:p>
+      <ns0:r>
+        <ns0:drawing>
+          <ns2:inline>
+            <ns2:extent cx="5715000" cy="1666875"/>
+            <ns2:docPr id="1" name="Picture 1"/>
+            <ns2:cNvGraphicFramePr>
+              <ns3:graphicFrameLocks noChangeAspect="1"/>
+            </ns2:cNvGraphicFramePr>
+            <ns3:graphic>
+              <ns3:graphicData uri="http://schemas.openxmlformats.org/drawingml/2006/picture">
+                <ns4:pic>
+                  <ns4:nvPicPr>
+                    <ns4:cNvPr id="0" name="rendered-diagrams-13.png"/>
+                    <ns4:cNvPicPr/>
+                  </ns4:nvPicPr>
+                  <ns4:blipFill>
+                    <ns3:blip ns5:embed="rId9"/>
+                    <ns3:stretch>
+                      <ns3:fillRect/>
+                    </ns3:stretch>
+                  </ns4:blipFill>
+                  <ns4:spPr>
+                    <ns3:xfrm>
+                      <ns3:off x="0" y="0"/>
+                      <ns3:ext cx="5715000" cy="1666875"/>
+                    </ns3:xfrm>
+                    <ns3:prstGeom prst="rect"/>
+                  </ns4:spPr>
+                </ns4:pic>
+              </ns3:graphicData>
+            </ns3:graphic>
+          </ns2:inline>
+        </ns0:drawing>
+      </ns0:r>
+    </ns0:p>
+    <ns0:p>
+      <ns0:r>
+        <ns0:t>- dependencies.py ประกอบ service กับ DAO โดยใช้ Session เดียวกัน</ns0:t>
+      </ns0:r>
+    </ns0:p>
+    <ns0:p>
+      <ns0:r>
+        <ns0:t>- Router แยกเป็น รายการ, แก้ไข และ ลบ</ns0:t>
+      </ns0:r>
+    </ns0:p>
+    <ns0:p>
+      <ns0:r>
+        <ns0:t>- MyGuidesService ควบคุม transaction ของงานเขียนและแปลง Entity เป็น DTO</ns0:t>
+      </ns0:r>
+    </ns0:p>
+    <ns0:p>
+      <ns0:r>
+        <ns0:t>- DAO แยกเป็น MyGuideDAO, UpdateOwnedGuideDAO และ DeleteOwnedGuideDAO</ns0:t>
+      </ns0:r>
+    </ns0:p>
+    <ns0:p>
+      <ns0:r>
+        <ns0:t>- DTO จริงคือ MyGuideDTO, MyGuideUpdateRequest/Response และ MyGuideDeleteResponse</ns0:t>
+      </ns0:r>
+    </ns0:p>
+    <ns0:p>
+      <ns0:pPr>
+        <ns0:pStyle ns0:val="Heading1"/>
+      </ns0:pPr>
+      <ns0:r>
+        <ns0:t>ข้อจำกัดของโค้ดปัจจุบัน</ns0:t>
+      </ns0:r>
+    </ns0:p>
+    <ns0:p>
+      <ns0:r>
+        <ns0:t>งาน update ตรวจรายวิชาปลายทางด้วย get_by_id ซึ่งตรวจการมีอยู่ ไม่ได้บังคับ CS-only ใน service นี้</ns0:t>
+      </ns0:r>
+    </ns0:p>
+    <ns0:p>
+      <ns0:r>
+        <ns0:t>งาน update commit ก่อนแปลง DTO ถ้าการอ่านเพื่อสร้าง DTO ล้มเหลวหลัง commit อาจตอบ error ทั้งที่ข้อมูลเปลี่ยนแล้ว การ rollback ไม่ย้อน commit ที่สำเร็จไปก่อนหน้า ส่วน network timeout ก็ไม่ยืนยันว่ารายการยังไม่เปลี่ยน ต้องโหลดข้อมูลใหม่ก่อนลองซ้ำ ข้อจำกัดนี้ยังไม่ได้แก้ในงานเอกสาร</ns0:t>
+      </ns0:r>
+    </ns0:p>
+    <ns0:p>
+      <ns0:r>
+        <ns0:t>ดู Sequence Task66, กติกา Task62 และ API อ่าน U3</ns0:t>
+      </ns0:r>
+    </ns0:p>
+    <ns0:sectPr ns0:rsidR="00FC693F" ns0:rsidRPr="0006063C" ns0:rsidSect="00034616">
+      <ns0:pgSz ns0:w="11909" ns0:h="16834"/>
+      <ns0:pgMar ns0:top="936" ns0:right="936" ns0:bottom="936" ns0:left="936" ns0:header="720" ns0:footer="720" ns0:gutter="0"/>
+      <ns0:cols ns0:space="720"/>
+      <ns0:docGrid ns0:linePitch="360"/>
+    </ns0:sectPr>
+  </ns0:body>
+</ns0:document>
 </file>
 
 <file path=word/numbering.xml><?xml version="1.0" encoding="utf-8"?>
